--- a/docs/tables/carbo/sec8_aki_c10.docx
+++ b/docs/tables/carbo/sec8_aki_c10.docx
@@ -19,12 +19,12 @@
       <w:tblGrid>
         <w:gridCol w:w="2624"/>
         <w:gridCol w:w="778"/>
-        <w:gridCol w:w="1084"/>
-        <w:gridCol w:w="1879"/>
+        <w:gridCol w:w="839"/>
+        <w:gridCol w:w="1389"/>
         <w:gridCol w:w="1181"/>
         <w:gridCol w:w="778"/>
-        <w:gridCol w:w="1206"/>
-        <w:gridCol w:w="2062"/>
+        <w:gridCol w:w="839"/>
+        <w:gridCol w:w="1389"/>
         <w:gridCol w:w="1181"/>
       </w:tblGrid>
       <w:tr>
@@ -2069,113 +2069,113 @@
                 <w:szCs w:val="22"/>
                 <w:color w:val="000000"/>
               </w:rPr>
-              <w:t xml:space="preserve">0.62</w:t>
-            </w:r>
-          </w:p>
-        </w:tc>
-        <w:tc>
-          <w:tcPr>
-            <w:tcBorders>
-              <w:bottom w:val="none" w:sz="0" w:space="0" w:color="000000"/>
-              <w:top w:val="none" w:sz="0" w:space="0" w:color="000000"/>
-              <w:left w:val="none" w:sz="0" w:space="0" w:color="000000"/>
-              <w:right w:val="none" w:sz="0" w:space="0" w:color="000000"/>
-            </w:tcBorders>
-            <w:shd w:val="clear" w:color="auto" w:fill="FFFFFF"/>
-            <w:tcMar>
-              <w:top w:w="0" w:type="dxa"/>
-              <w:bottom w:w="0" w:type="dxa"/>
-              <w:left w:w="0" w:type="dxa"/>
-              <w:right w:w="0" w:type="dxa"/>
-            </w:tcMar>
-            <w:vAlign w:val="top"/>
-          </w:tcPr>
-          <w:p>
-            <w:pPr>
-              <w:pStyle w:val="Normal"/>
-              <w:jc w:val="center"/>
-              <w:pBdr>
-                <w:bottom w:val="none" w:sz="0" w:space="0" w:color="000000"/>
-                <w:top w:val="none" w:sz="0" w:space="0" w:color="000000"/>
-                <w:left w:val="none" w:sz="0" w:space="0" w:color="000000"/>
-                <w:right w:val="none" w:sz="0" w:space="0" w:color="000000"/>
-              </w:pBdr>
-              <w:spacing w:after="100" w:before="100" w:line="240"/>
-              <w:ind w:left="100" w:right="100" w:firstLine="0" w:firstLineChars="0"/>
-              <w:rPr>
-                <w:rFonts w:ascii="Helvetica" w:hAnsi="Helvetica" w:eastAsia="Helvetica" w:cs="Helvetica"/>
-                <w:i w:val="false"/>
-                <w:b w:val="false"/>
-                <w:u w:val="none"/>
-                <w:sz w:val="22"/>
-                <w:szCs w:val="22"/>
-                <w:color w:val="000000"/>
-              </w:rPr>
-            </w:pPr>
-            <w:r>
-              <w:rPr>
-                <w:rFonts w:ascii="Helvetica" w:hAnsi="Helvetica" w:eastAsia="Helvetica" w:cs="Helvetica"/>
-                <w:i w:val="false"/>
-                <w:b w:val="false"/>
-                <w:u w:val="none"/>
-                <w:sz w:val="22"/>
-                <w:szCs w:val="22"/>
-                <w:color w:val="000000"/>
-              </w:rPr>
-              <w:t xml:space="preserve">0.14, 2.85</w:t>
-            </w:r>
-          </w:p>
-        </w:tc>
-        <w:tc>
-          <w:tcPr>
-            <w:tcBorders>
-              <w:bottom w:val="none" w:sz="0" w:space="0" w:color="000000"/>
-              <w:top w:val="none" w:sz="0" w:space="0" w:color="000000"/>
-              <w:left w:val="none" w:sz="0" w:space="0" w:color="000000"/>
-              <w:right w:val="none" w:sz="0" w:space="0" w:color="000000"/>
-            </w:tcBorders>
-            <w:shd w:val="clear" w:color="auto" w:fill="FFFFFF"/>
-            <w:tcMar>
-              <w:top w:w="0" w:type="dxa"/>
-              <w:bottom w:w="0" w:type="dxa"/>
-              <w:left w:w="0" w:type="dxa"/>
-              <w:right w:w="0" w:type="dxa"/>
-            </w:tcMar>
-            <w:vAlign w:val="top"/>
-          </w:tcPr>
-          <w:p>
-            <w:pPr>
-              <w:pStyle w:val="Normal"/>
-              <w:jc w:val="center"/>
-              <w:pBdr>
-                <w:bottom w:val="none" w:sz="0" w:space="0" w:color="000000"/>
-                <w:top w:val="none" w:sz="0" w:space="0" w:color="000000"/>
-                <w:left w:val="none" w:sz="0" w:space="0" w:color="000000"/>
-                <w:right w:val="none" w:sz="0" w:space="0" w:color="000000"/>
-              </w:pBdr>
-              <w:spacing w:after="100" w:before="100" w:line="240"/>
-              <w:ind w:left="100" w:right="100" w:firstLine="0" w:firstLineChars="0"/>
-              <w:rPr>
-                <w:rFonts w:ascii="Helvetica" w:hAnsi="Helvetica" w:eastAsia="Helvetica" w:cs="Helvetica"/>
-                <w:i w:val="false"/>
-                <w:b w:val="false"/>
-                <w:u w:val="none"/>
-                <w:sz w:val="22"/>
-                <w:szCs w:val="22"/>
-                <w:color w:val="000000"/>
-              </w:rPr>
-            </w:pPr>
-            <w:r>
-              <w:rPr>
-                <w:rFonts w:ascii="Helvetica" w:hAnsi="Helvetica" w:eastAsia="Helvetica" w:cs="Helvetica"/>
-                <w:i w:val="false"/>
-                <w:b w:val="false"/>
-                <w:u w:val="none"/>
-                <w:sz w:val="22"/>
-                <w:szCs w:val="22"/>
-                <w:color w:val="000000"/>
-              </w:rPr>
-              <w:t xml:space="preserve">0.540</w:t>
+              <w:t xml:space="preserve">0.60</w:t>
+            </w:r>
+          </w:p>
+        </w:tc>
+        <w:tc>
+          <w:tcPr>
+            <w:tcBorders>
+              <w:bottom w:val="none" w:sz="0" w:space="0" w:color="000000"/>
+              <w:top w:val="none" w:sz="0" w:space="0" w:color="000000"/>
+              <w:left w:val="none" w:sz="0" w:space="0" w:color="000000"/>
+              <w:right w:val="none" w:sz="0" w:space="0" w:color="000000"/>
+            </w:tcBorders>
+            <w:shd w:val="clear" w:color="auto" w:fill="FFFFFF"/>
+            <w:tcMar>
+              <w:top w:w="0" w:type="dxa"/>
+              <w:bottom w:w="0" w:type="dxa"/>
+              <w:left w:w="0" w:type="dxa"/>
+              <w:right w:w="0" w:type="dxa"/>
+            </w:tcMar>
+            <w:vAlign w:val="top"/>
+          </w:tcPr>
+          <w:p>
+            <w:pPr>
+              <w:pStyle w:val="Normal"/>
+              <w:jc w:val="center"/>
+              <w:pBdr>
+                <w:bottom w:val="none" w:sz="0" w:space="0" w:color="000000"/>
+                <w:top w:val="none" w:sz="0" w:space="0" w:color="000000"/>
+                <w:left w:val="none" w:sz="0" w:space="0" w:color="000000"/>
+                <w:right w:val="none" w:sz="0" w:space="0" w:color="000000"/>
+              </w:pBdr>
+              <w:spacing w:after="100" w:before="100" w:line="240"/>
+              <w:ind w:left="100" w:right="100" w:firstLine="0" w:firstLineChars="0"/>
+              <w:rPr>
+                <w:rFonts w:ascii="Helvetica" w:hAnsi="Helvetica" w:eastAsia="Helvetica" w:cs="Helvetica"/>
+                <w:i w:val="false"/>
+                <w:b w:val="false"/>
+                <w:u w:val="none"/>
+                <w:sz w:val="22"/>
+                <w:szCs w:val="22"/>
+                <w:color w:val="000000"/>
+              </w:rPr>
+            </w:pPr>
+            <w:r>
+              <w:rPr>
+                <w:rFonts w:ascii="Helvetica" w:hAnsi="Helvetica" w:eastAsia="Helvetica" w:cs="Helvetica"/>
+                <w:i w:val="false"/>
+                <w:b w:val="false"/>
+                <w:u w:val="none"/>
+                <w:sz w:val="22"/>
+                <w:szCs w:val="22"/>
+                <w:color w:val="000000"/>
+              </w:rPr>
+              <w:t xml:space="preserve">0.14, 2.62</w:t>
+            </w:r>
+          </w:p>
+        </w:tc>
+        <w:tc>
+          <w:tcPr>
+            <w:tcBorders>
+              <w:bottom w:val="none" w:sz="0" w:space="0" w:color="000000"/>
+              <w:top w:val="none" w:sz="0" w:space="0" w:color="000000"/>
+              <w:left w:val="none" w:sz="0" w:space="0" w:color="000000"/>
+              <w:right w:val="none" w:sz="0" w:space="0" w:color="000000"/>
+            </w:tcBorders>
+            <w:shd w:val="clear" w:color="auto" w:fill="FFFFFF"/>
+            <w:tcMar>
+              <w:top w:w="0" w:type="dxa"/>
+              <w:bottom w:w="0" w:type="dxa"/>
+              <w:left w:w="0" w:type="dxa"/>
+              <w:right w:w="0" w:type="dxa"/>
+            </w:tcMar>
+            <w:vAlign w:val="top"/>
+          </w:tcPr>
+          <w:p>
+            <w:pPr>
+              <w:pStyle w:val="Normal"/>
+              <w:jc w:val="center"/>
+              <w:pBdr>
+                <w:bottom w:val="none" w:sz="0" w:space="0" w:color="000000"/>
+                <w:top w:val="none" w:sz="0" w:space="0" w:color="000000"/>
+                <w:left w:val="none" w:sz="0" w:space="0" w:color="000000"/>
+                <w:right w:val="none" w:sz="0" w:space="0" w:color="000000"/>
+              </w:pBdr>
+              <w:spacing w:after="100" w:before="100" w:line="240"/>
+              <w:ind w:left="100" w:right="100" w:firstLine="0" w:firstLineChars="0"/>
+              <w:rPr>
+                <w:rFonts w:ascii="Helvetica" w:hAnsi="Helvetica" w:eastAsia="Helvetica" w:cs="Helvetica"/>
+                <w:i w:val="false"/>
+                <w:b w:val="false"/>
+                <w:u w:val="none"/>
+                <w:sz w:val="22"/>
+                <w:szCs w:val="22"/>
+                <w:color w:val="000000"/>
+              </w:rPr>
+            </w:pPr>
+            <w:r>
+              <w:rPr>
+                <w:rFonts w:ascii="Helvetica" w:hAnsi="Helvetica" w:eastAsia="Helvetica" w:cs="Helvetica"/>
+                <w:i w:val="false"/>
+                <w:b w:val="false"/>
+                <w:u w:val="none"/>
+                <w:sz w:val="22"/>
+                <w:szCs w:val="22"/>
+                <w:color w:val="000000"/>
+              </w:rPr>
+              <w:t xml:space="preserve">0.500</w:t>
             </w:r>
           </w:p>
         </w:tc>
@@ -2658,7 +2658,7 @@
                 <w:szCs w:val="22"/>
                 <w:color w:val="000000"/>
               </w:rPr>
-              <w:t xml:space="preserve">0.300</w:t>
+              <w:t xml:space="preserve">0.240</w:t>
             </w:r>
           </w:p>
         </w:tc>
@@ -4001,113 +4001,113 @@
                 <w:szCs w:val="22"/>
                 <w:color w:val="000000"/>
               </w:rPr>
-              <w:t xml:space="preserve">1.72</w:t>
-            </w:r>
-          </w:p>
-        </w:tc>
-        <w:tc>
-          <w:tcPr>
-            <w:tcBorders>
-              <w:bottom w:val="none" w:sz="0" w:space="0" w:color="000000"/>
-              <w:top w:val="none" w:sz="0" w:space="0" w:color="000000"/>
-              <w:left w:val="none" w:sz="0" w:space="0" w:color="000000"/>
-              <w:right w:val="none" w:sz="0" w:space="0" w:color="000000"/>
-            </w:tcBorders>
-            <w:shd w:val="clear" w:color="auto" w:fill="FFFFFF"/>
-            <w:tcMar>
-              <w:top w:w="0" w:type="dxa"/>
-              <w:bottom w:w="0" w:type="dxa"/>
-              <w:left w:w="0" w:type="dxa"/>
-              <w:right w:w="0" w:type="dxa"/>
-            </w:tcMar>
-            <w:vAlign w:val="top"/>
-          </w:tcPr>
-          <w:p>
-            <w:pPr>
-              <w:pStyle w:val="Normal"/>
-              <w:jc w:val="center"/>
-              <w:pBdr>
-                <w:bottom w:val="none" w:sz="0" w:space="0" w:color="000000"/>
-                <w:top w:val="none" w:sz="0" w:space="0" w:color="000000"/>
-                <w:left w:val="none" w:sz="0" w:space="0" w:color="000000"/>
-                <w:right w:val="none" w:sz="0" w:space="0" w:color="000000"/>
-              </w:pBdr>
-              <w:spacing w:after="100" w:before="100" w:line="240"/>
-              <w:ind w:left="100" w:right="100" w:firstLine="0" w:firstLineChars="0"/>
-              <w:rPr>
-                <w:rFonts w:ascii="Helvetica" w:hAnsi="Helvetica" w:eastAsia="Helvetica" w:cs="Helvetica"/>
-                <w:i w:val="false"/>
-                <w:b w:val="false"/>
-                <w:u w:val="none"/>
-                <w:sz w:val="22"/>
-                <w:szCs w:val="22"/>
-                <w:color w:val="000000"/>
-              </w:rPr>
-            </w:pPr>
-            <w:r>
-              <w:rPr>
-                <w:rFonts w:ascii="Helvetica" w:hAnsi="Helvetica" w:eastAsia="Helvetica" w:cs="Helvetica"/>
-                <w:i w:val="false"/>
-                <w:b w:val="false"/>
-                <w:u w:val="none"/>
-                <w:sz w:val="22"/>
-                <w:szCs w:val="22"/>
-                <w:color w:val="000000"/>
-              </w:rPr>
-              <w:t xml:space="preserve">0.27, 10.7</w:t>
-            </w:r>
-          </w:p>
-        </w:tc>
-        <w:tc>
-          <w:tcPr>
-            <w:tcBorders>
-              <w:bottom w:val="none" w:sz="0" w:space="0" w:color="000000"/>
-              <w:top w:val="none" w:sz="0" w:space="0" w:color="000000"/>
-              <w:left w:val="none" w:sz="0" w:space="0" w:color="000000"/>
-              <w:right w:val="none" w:sz="0" w:space="0" w:color="000000"/>
-            </w:tcBorders>
-            <w:shd w:val="clear" w:color="auto" w:fill="FFFFFF"/>
-            <w:tcMar>
-              <w:top w:w="0" w:type="dxa"/>
-              <w:bottom w:w="0" w:type="dxa"/>
-              <w:left w:w="0" w:type="dxa"/>
-              <w:right w:w="0" w:type="dxa"/>
-            </w:tcMar>
-            <w:vAlign w:val="top"/>
-          </w:tcPr>
-          <w:p>
-            <w:pPr>
-              <w:pStyle w:val="Normal"/>
-              <w:jc w:val="center"/>
-              <w:pBdr>
-                <w:bottom w:val="none" w:sz="0" w:space="0" w:color="000000"/>
-                <w:top w:val="none" w:sz="0" w:space="0" w:color="000000"/>
-                <w:left w:val="none" w:sz="0" w:space="0" w:color="000000"/>
-                <w:right w:val="none" w:sz="0" w:space="0" w:color="000000"/>
-              </w:pBdr>
-              <w:spacing w:after="100" w:before="100" w:line="240"/>
-              <w:ind w:left="100" w:right="100" w:firstLine="0" w:firstLineChars="0"/>
-              <w:rPr>
-                <w:rFonts w:ascii="Helvetica" w:hAnsi="Helvetica" w:eastAsia="Helvetica" w:cs="Helvetica"/>
-                <w:i w:val="false"/>
-                <w:b w:val="false"/>
-                <w:u w:val="none"/>
-                <w:sz w:val="22"/>
-                <w:szCs w:val="22"/>
-                <w:color w:val="000000"/>
-              </w:rPr>
-            </w:pPr>
-            <w:r>
-              <w:rPr>
-                <w:rFonts w:ascii="Helvetica" w:hAnsi="Helvetica" w:eastAsia="Helvetica" w:cs="Helvetica"/>
-                <w:i w:val="false"/>
-                <w:b w:val="false"/>
-                <w:u w:val="none"/>
-                <w:sz w:val="22"/>
-                <w:szCs w:val="22"/>
-                <w:color w:val="000000"/>
-              </w:rPr>
-              <w:t xml:space="preserve">0.560</w:t>
+              <w:t xml:space="preserve">2.01</w:t>
+            </w:r>
+          </w:p>
+        </w:tc>
+        <w:tc>
+          <w:tcPr>
+            <w:tcBorders>
+              <w:bottom w:val="none" w:sz="0" w:space="0" w:color="000000"/>
+              <w:top w:val="none" w:sz="0" w:space="0" w:color="000000"/>
+              <w:left w:val="none" w:sz="0" w:space="0" w:color="000000"/>
+              <w:right w:val="none" w:sz="0" w:space="0" w:color="000000"/>
+            </w:tcBorders>
+            <w:shd w:val="clear" w:color="auto" w:fill="FFFFFF"/>
+            <w:tcMar>
+              <w:top w:w="0" w:type="dxa"/>
+              <w:bottom w:w="0" w:type="dxa"/>
+              <w:left w:w="0" w:type="dxa"/>
+              <w:right w:w="0" w:type="dxa"/>
+            </w:tcMar>
+            <w:vAlign w:val="top"/>
+          </w:tcPr>
+          <w:p>
+            <w:pPr>
+              <w:pStyle w:val="Normal"/>
+              <w:jc w:val="center"/>
+              <w:pBdr>
+                <w:bottom w:val="none" w:sz="0" w:space="0" w:color="000000"/>
+                <w:top w:val="none" w:sz="0" w:space="0" w:color="000000"/>
+                <w:left w:val="none" w:sz="0" w:space="0" w:color="000000"/>
+                <w:right w:val="none" w:sz="0" w:space="0" w:color="000000"/>
+              </w:pBdr>
+              <w:spacing w:after="100" w:before="100" w:line="240"/>
+              <w:ind w:left="100" w:right="100" w:firstLine="0" w:firstLineChars="0"/>
+              <w:rPr>
+                <w:rFonts w:ascii="Helvetica" w:hAnsi="Helvetica" w:eastAsia="Helvetica" w:cs="Helvetica"/>
+                <w:i w:val="false"/>
+                <w:b w:val="false"/>
+                <w:u w:val="none"/>
+                <w:sz w:val="22"/>
+                <w:szCs w:val="22"/>
+                <w:color w:val="000000"/>
+              </w:rPr>
+            </w:pPr>
+            <w:r>
+              <w:rPr>
+                <w:rFonts w:ascii="Helvetica" w:hAnsi="Helvetica" w:eastAsia="Helvetica" w:cs="Helvetica"/>
+                <w:i w:val="false"/>
+                <w:b w:val="false"/>
+                <w:u w:val="none"/>
+                <w:sz w:val="22"/>
+                <w:szCs w:val="22"/>
+                <w:color w:val="000000"/>
+              </w:rPr>
+              <w:t xml:space="preserve">0.38, 10.7</w:t>
+            </w:r>
+          </w:p>
+        </w:tc>
+        <w:tc>
+          <w:tcPr>
+            <w:tcBorders>
+              <w:bottom w:val="none" w:sz="0" w:space="0" w:color="000000"/>
+              <w:top w:val="none" w:sz="0" w:space="0" w:color="000000"/>
+              <w:left w:val="none" w:sz="0" w:space="0" w:color="000000"/>
+              <w:right w:val="none" w:sz="0" w:space="0" w:color="000000"/>
+            </w:tcBorders>
+            <w:shd w:val="clear" w:color="auto" w:fill="FFFFFF"/>
+            <w:tcMar>
+              <w:top w:w="0" w:type="dxa"/>
+              <w:bottom w:w="0" w:type="dxa"/>
+              <w:left w:w="0" w:type="dxa"/>
+              <w:right w:w="0" w:type="dxa"/>
+            </w:tcMar>
+            <w:vAlign w:val="top"/>
+          </w:tcPr>
+          <w:p>
+            <w:pPr>
+              <w:pStyle w:val="Normal"/>
+              <w:jc w:val="center"/>
+              <w:pBdr>
+                <w:bottom w:val="none" w:sz="0" w:space="0" w:color="000000"/>
+                <w:top w:val="none" w:sz="0" w:space="0" w:color="000000"/>
+                <w:left w:val="none" w:sz="0" w:space="0" w:color="000000"/>
+                <w:right w:val="none" w:sz="0" w:space="0" w:color="000000"/>
+              </w:pBdr>
+              <w:spacing w:after="100" w:before="100" w:line="240"/>
+              <w:ind w:left="100" w:right="100" w:firstLine="0" w:firstLineChars="0"/>
+              <w:rPr>
+                <w:rFonts w:ascii="Helvetica" w:hAnsi="Helvetica" w:eastAsia="Helvetica" w:cs="Helvetica"/>
+                <w:i w:val="false"/>
+                <w:b w:val="false"/>
+                <w:u w:val="none"/>
+                <w:sz w:val="22"/>
+                <w:szCs w:val="22"/>
+                <w:color w:val="000000"/>
+              </w:rPr>
+            </w:pPr>
+            <w:r>
+              <w:rPr>
+                <w:rFonts w:ascii="Helvetica" w:hAnsi="Helvetica" w:eastAsia="Helvetica" w:cs="Helvetica"/>
+                <w:i w:val="false"/>
+                <w:b w:val="false"/>
+                <w:u w:val="none"/>
+                <w:sz w:val="22"/>
+                <w:szCs w:val="22"/>
+                <w:color w:val="000000"/>
+              </w:rPr>
+              <w:t xml:space="preserve">0.410</w:t>
             </w:r>
           </w:p>
         </w:tc>
@@ -4484,113 +4484,113 @@
                 <w:szCs w:val="22"/>
                 <w:color w:val="000000"/>
               </w:rPr>
-              <w:t xml:space="preserve">1.05</w:t>
-            </w:r>
-          </w:p>
-        </w:tc>
-        <w:tc>
-          <w:tcPr>
-            <w:tcBorders>
-              <w:bottom w:val="none" w:sz="0" w:space="0" w:color="000000"/>
-              <w:top w:val="none" w:sz="0" w:space="0" w:color="000000"/>
-              <w:left w:val="none" w:sz="0" w:space="0" w:color="000000"/>
-              <w:right w:val="none" w:sz="0" w:space="0" w:color="000000"/>
-            </w:tcBorders>
-            <w:shd w:val="clear" w:color="auto" w:fill="FFFFFF"/>
-            <w:tcMar>
-              <w:top w:w="0" w:type="dxa"/>
-              <w:bottom w:w="0" w:type="dxa"/>
-              <w:left w:w="0" w:type="dxa"/>
-              <w:right w:w="0" w:type="dxa"/>
-            </w:tcMar>
-            <w:vAlign w:val="top"/>
-          </w:tcPr>
-          <w:p>
-            <w:pPr>
-              <w:pStyle w:val="Normal"/>
-              <w:jc w:val="center"/>
-              <w:pBdr>
-                <w:bottom w:val="none" w:sz="0" w:space="0" w:color="000000"/>
-                <w:top w:val="none" w:sz="0" w:space="0" w:color="000000"/>
-                <w:left w:val="none" w:sz="0" w:space="0" w:color="000000"/>
-                <w:right w:val="none" w:sz="0" w:space="0" w:color="000000"/>
-              </w:pBdr>
-              <w:spacing w:after="100" w:before="100" w:line="240"/>
-              <w:ind w:left="100" w:right="100" w:firstLine="0" w:firstLineChars="0"/>
-              <w:rPr>
-                <w:rFonts w:ascii="Helvetica" w:hAnsi="Helvetica" w:eastAsia="Helvetica" w:cs="Helvetica"/>
-                <w:i w:val="false"/>
-                <w:b w:val="false"/>
-                <w:u w:val="none"/>
-                <w:sz w:val="22"/>
-                <w:szCs w:val="22"/>
-                <w:color w:val="000000"/>
-              </w:rPr>
-            </w:pPr>
-            <w:r>
-              <w:rPr>
-                <w:rFonts w:ascii="Helvetica" w:hAnsi="Helvetica" w:eastAsia="Helvetica" w:cs="Helvetica"/>
-                <w:i w:val="false"/>
-                <w:b w:val="false"/>
-                <w:u w:val="none"/>
-                <w:sz w:val="22"/>
-                <w:szCs w:val="22"/>
-                <w:color w:val="000000"/>
-              </w:rPr>
-              <w:t xml:space="preserve">0.89, 1.24</w:t>
-            </w:r>
-          </w:p>
-        </w:tc>
-        <w:tc>
-          <w:tcPr>
-            <w:tcBorders>
-              <w:bottom w:val="none" w:sz="0" w:space="0" w:color="000000"/>
-              <w:top w:val="none" w:sz="0" w:space="0" w:color="000000"/>
-              <w:left w:val="none" w:sz="0" w:space="0" w:color="000000"/>
-              <w:right w:val="none" w:sz="0" w:space="0" w:color="000000"/>
-            </w:tcBorders>
-            <w:shd w:val="clear" w:color="auto" w:fill="FFFFFF"/>
-            <w:tcMar>
-              <w:top w:w="0" w:type="dxa"/>
-              <w:bottom w:w="0" w:type="dxa"/>
-              <w:left w:w="0" w:type="dxa"/>
-              <w:right w:w="0" w:type="dxa"/>
-            </w:tcMar>
-            <w:vAlign w:val="top"/>
-          </w:tcPr>
-          <w:p>
-            <w:pPr>
-              <w:pStyle w:val="Normal"/>
-              <w:jc w:val="center"/>
-              <w:pBdr>
-                <w:bottom w:val="none" w:sz="0" w:space="0" w:color="000000"/>
-                <w:top w:val="none" w:sz="0" w:space="0" w:color="000000"/>
-                <w:left w:val="none" w:sz="0" w:space="0" w:color="000000"/>
-                <w:right w:val="none" w:sz="0" w:space="0" w:color="000000"/>
-              </w:pBdr>
-              <w:spacing w:after="100" w:before="100" w:line="240"/>
-              <w:ind w:left="100" w:right="100" w:firstLine="0" w:firstLineChars="0"/>
-              <w:rPr>
-                <w:rFonts w:ascii="Helvetica" w:hAnsi="Helvetica" w:eastAsia="Helvetica" w:cs="Helvetica"/>
-                <w:i w:val="false"/>
-                <w:b w:val="false"/>
-                <w:u w:val="none"/>
-                <w:sz w:val="22"/>
-                <w:szCs w:val="22"/>
-                <w:color w:val="000000"/>
-              </w:rPr>
-            </w:pPr>
-            <w:r>
-              <w:rPr>
-                <w:rFonts w:ascii="Helvetica" w:hAnsi="Helvetica" w:eastAsia="Helvetica" w:cs="Helvetica"/>
-                <w:i w:val="false"/>
-                <w:b w:val="false"/>
-                <w:u w:val="none"/>
-                <w:sz w:val="22"/>
-                <w:szCs w:val="22"/>
-                <w:color w:val="000000"/>
-              </w:rPr>
-              <w:t xml:space="preserve">0.590</w:t>
+              <w:t xml:space="preserve">1.04</w:t>
+            </w:r>
+          </w:p>
+        </w:tc>
+        <w:tc>
+          <w:tcPr>
+            <w:tcBorders>
+              <w:bottom w:val="none" w:sz="0" w:space="0" w:color="000000"/>
+              <w:top w:val="none" w:sz="0" w:space="0" w:color="000000"/>
+              <w:left w:val="none" w:sz="0" w:space="0" w:color="000000"/>
+              <w:right w:val="none" w:sz="0" w:space="0" w:color="000000"/>
+            </w:tcBorders>
+            <w:shd w:val="clear" w:color="auto" w:fill="FFFFFF"/>
+            <w:tcMar>
+              <w:top w:w="0" w:type="dxa"/>
+              <w:bottom w:w="0" w:type="dxa"/>
+              <w:left w:w="0" w:type="dxa"/>
+              <w:right w:w="0" w:type="dxa"/>
+            </w:tcMar>
+            <w:vAlign w:val="top"/>
+          </w:tcPr>
+          <w:p>
+            <w:pPr>
+              <w:pStyle w:val="Normal"/>
+              <w:jc w:val="center"/>
+              <w:pBdr>
+                <w:bottom w:val="none" w:sz="0" w:space="0" w:color="000000"/>
+                <w:top w:val="none" w:sz="0" w:space="0" w:color="000000"/>
+                <w:left w:val="none" w:sz="0" w:space="0" w:color="000000"/>
+                <w:right w:val="none" w:sz="0" w:space="0" w:color="000000"/>
+              </w:pBdr>
+              <w:spacing w:after="100" w:before="100" w:line="240"/>
+              <w:ind w:left="100" w:right="100" w:firstLine="0" w:firstLineChars="0"/>
+              <w:rPr>
+                <w:rFonts w:ascii="Helvetica" w:hAnsi="Helvetica" w:eastAsia="Helvetica" w:cs="Helvetica"/>
+                <w:i w:val="false"/>
+                <w:b w:val="false"/>
+                <w:u w:val="none"/>
+                <w:sz w:val="22"/>
+                <w:szCs w:val="22"/>
+                <w:color w:val="000000"/>
+              </w:rPr>
+            </w:pPr>
+            <w:r>
+              <w:rPr>
+                <w:rFonts w:ascii="Helvetica" w:hAnsi="Helvetica" w:eastAsia="Helvetica" w:cs="Helvetica"/>
+                <w:i w:val="false"/>
+                <w:b w:val="false"/>
+                <w:u w:val="none"/>
+                <w:sz w:val="22"/>
+                <w:szCs w:val="22"/>
+                <w:color w:val="000000"/>
+              </w:rPr>
+              <w:t xml:space="preserve">0.89, 1.22</w:t>
+            </w:r>
+          </w:p>
+        </w:tc>
+        <w:tc>
+          <w:tcPr>
+            <w:tcBorders>
+              <w:bottom w:val="none" w:sz="0" w:space="0" w:color="000000"/>
+              <w:top w:val="none" w:sz="0" w:space="0" w:color="000000"/>
+              <w:left w:val="none" w:sz="0" w:space="0" w:color="000000"/>
+              <w:right w:val="none" w:sz="0" w:space="0" w:color="000000"/>
+            </w:tcBorders>
+            <w:shd w:val="clear" w:color="auto" w:fill="FFFFFF"/>
+            <w:tcMar>
+              <w:top w:w="0" w:type="dxa"/>
+              <w:bottom w:w="0" w:type="dxa"/>
+              <w:left w:w="0" w:type="dxa"/>
+              <w:right w:w="0" w:type="dxa"/>
+            </w:tcMar>
+            <w:vAlign w:val="top"/>
+          </w:tcPr>
+          <w:p>
+            <w:pPr>
+              <w:pStyle w:val="Normal"/>
+              <w:jc w:val="center"/>
+              <w:pBdr>
+                <w:bottom w:val="none" w:sz="0" w:space="0" w:color="000000"/>
+                <w:top w:val="none" w:sz="0" w:space="0" w:color="000000"/>
+                <w:left w:val="none" w:sz="0" w:space="0" w:color="000000"/>
+                <w:right w:val="none" w:sz="0" w:space="0" w:color="000000"/>
+              </w:pBdr>
+              <w:spacing w:after="100" w:before="100" w:line="240"/>
+              <w:ind w:left="100" w:right="100" w:firstLine="0" w:firstLineChars="0"/>
+              <w:rPr>
+                <w:rFonts w:ascii="Helvetica" w:hAnsi="Helvetica" w:eastAsia="Helvetica" w:cs="Helvetica"/>
+                <w:i w:val="false"/>
+                <w:b w:val="false"/>
+                <w:u w:val="none"/>
+                <w:sz w:val="22"/>
+                <w:szCs w:val="22"/>
+                <w:color w:val="000000"/>
+              </w:rPr>
+            </w:pPr>
+            <w:r>
+              <w:rPr>
+                <w:rFonts w:ascii="Helvetica" w:hAnsi="Helvetica" w:eastAsia="Helvetica" w:cs="Helvetica"/>
+                <w:i w:val="false"/>
+                <w:b w:val="false"/>
+                <w:u w:val="none"/>
+                <w:sz w:val="22"/>
+                <w:szCs w:val="22"/>
+                <w:color w:val="000000"/>
+              </w:rPr>
+              <w:t xml:space="preserve">0.620</w:t>
             </w:r>
           </w:p>
         </w:tc>
@@ -5933,113 +5933,113 @@
                 <w:szCs w:val="22"/>
                 <w:color w:val="000000"/>
               </w:rPr>
-              <w:t xml:space="preserve">1.32</w:t>
-            </w:r>
-          </w:p>
-        </w:tc>
-        <w:tc>
-          <w:tcPr>
-            <w:tcBorders>
-              <w:bottom w:val="none" w:sz="0" w:space="0" w:color="000000"/>
-              <w:top w:val="none" w:sz="0" w:space="0" w:color="000000"/>
-              <w:left w:val="none" w:sz="0" w:space="0" w:color="000000"/>
-              <w:right w:val="none" w:sz="0" w:space="0" w:color="000000"/>
-            </w:tcBorders>
-            <w:shd w:val="clear" w:color="auto" w:fill="FFFFFF"/>
-            <w:tcMar>
-              <w:top w:w="0" w:type="dxa"/>
-              <w:bottom w:w="0" w:type="dxa"/>
-              <w:left w:w="0" w:type="dxa"/>
-              <w:right w:w="0" w:type="dxa"/>
-            </w:tcMar>
-            <w:vAlign w:val="top"/>
-          </w:tcPr>
-          <w:p>
-            <w:pPr>
-              <w:pStyle w:val="Normal"/>
-              <w:jc w:val="center"/>
-              <w:pBdr>
-                <w:bottom w:val="none" w:sz="0" w:space="0" w:color="000000"/>
-                <w:top w:val="none" w:sz="0" w:space="0" w:color="000000"/>
-                <w:left w:val="none" w:sz="0" w:space="0" w:color="000000"/>
-                <w:right w:val="none" w:sz="0" w:space="0" w:color="000000"/>
-              </w:pBdr>
-              <w:spacing w:after="100" w:before="100" w:line="240"/>
-              <w:ind w:left="100" w:right="100" w:firstLine="0" w:firstLineChars="0"/>
-              <w:rPr>
-                <w:rFonts w:ascii="Helvetica" w:hAnsi="Helvetica" w:eastAsia="Helvetica" w:cs="Helvetica"/>
-                <w:i w:val="false"/>
-                <w:b w:val="false"/>
-                <w:u w:val="none"/>
-                <w:sz w:val="22"/>
-                <w:szCs w:val="22"/>
-                <w:color w:val="000000"/>
-              </w:rPr>
-            </w:pPr>
-            <w:r>
-              <w:rPr>
-                <w:rFonts w:ascii="Helvetica" w:hAnsi="Helvetica" w:eastAsia="Helvetica" w:cs="Helvetica"/>
-                <w:i w:val="false"/>
-                <w:b w:val="false"/>
-                <w:u w:val="none"/>
-                <w:sz w:val="22"/>
-                <w:szCs w:val="22"/>
-                <w:color w:val="000000"/>
-              </w:rPr>
-              <w:t xml:space="preserve">0.46, 3.85</w:t>
-            </w:r>
-          </w:p>
-        </w:tc>
-        <w:tc>
-          <w:tcPr>
-            <w:tcBorders>
-              <w:bottom w:val="none" w:sz="0" w:space="0" w:color="000000"/>
-              <w:top w:val="none" w:sz="0" w:space="0" w:color="000000"/>
-              <w:left w:val="none" w:sz="0" w:space="0" w:color="000000"/>
-              <w:right w:val="none" w:sz="0" w:space="0" w:color="000000"/>
-            </w:tcBorders>
-            <w:shd w:val="clear" w:color="auto" w:fill="FFFFFF"/>
-            <w:tcMar>
-              <w:top w:w="0" w:type="dxa"/>
-              <w:bottom w:w="0" w:type="dxa"/>
-              <w:left w:w="0" w:type="dxa"/>
-              <w:right w:w="0" w:type="dxa"/>
-            </w:tcMar>
-            <w:vAlign w:val="top"/>
-          </w:tcPr>
-          <w:p>
-            <w:pPr>
-              <w:pStyle w:val="Normal"/>
-              <w:jc w:val="center"/>
-              <w:pBdr>
-                <w:bottom w:val="none" w:sz="0" w:space="0" w:color="000000"/>
-                <w:top w:val="none" w:sz="0" w:space="0" w:color="000000"/>
-                <w:left w:val="none" w:sz="0" w:space="0" w:color="000000"/>
-                <w:right w:val="none" w:sz="0" w:space="0" w:color="000000"/>
-              </w:pBdr>
-              <w:spacing w:after="100" w:before="100" w:line="240"/>
-              <w:ind w:left="100" w:right="100" w:firstLine="0" w:firstLineChars="0"/>
-              <w:rPr>
-                <w:rFonts w:ascii="Helvetica" w:hAnsi="Helvetica" w:eastAsia="Helvetica" w:cs="Helvetica"/>
-                <w:i w:val="false"/>
-                <w:b w:val="false"/>
-                <w:u w:val="none"/>
-                <w:sz w:val="22"/>
-                <w:szCs w:val="22"/>
-                <w:color w:val="000000"/>
-              </w:rPr>
-            </w:pPr>
-            <w:r>
-              <w:rPr>
-                <w:rFonts w:ascii="Helvetica" w:hAnsi="Helvetica" w:eastAsia="Helvetica" w:cs="Helvetica"/>
-                <w:i w:val="false"/>
-                <w:b w:val="false"/>
-                <w:u w:val="none"/>
-                <w:sz w:val="22"/>
-                <w:szCs w:val="22"/>
-                <w:color w:val="000000"/>
-              </w:rPr>
-              <w:t xml:space="preserve">0.610</w:t>
+              <w:t xml:space="preserve">1.27</w:t>
+            </w:r>
+          </w:p>
+        </w:tc>
+        <w:tc>
+          <w:tcPr>
+            <w:tcBorders>
+              <w:bottom w:val="none" w:sz="0" w:space="0" w:color="000000"/>
+              <w:top w:val="none" w:sz="0" w:space="0" w:color="000000"/>
+              <w:left w:val="none" w:sz="0" w:space="0" w:color="000000"/>
+              <w:right w:val="none" w:sz="0" w:space="0" w:color="000000"/>
+            </w:tcBorders>
+            <w:shd w:val="clear" w:color="auto" w:fill="FFFFFF"/>
+            <w:tcMar>
+              <w:top w:w="0" w:type="dxa"/>
+              <w:bottom w:w="0" w:type="dxa"/>
+              <w:left w:w="0" w:type="dxa"/>
+              <w:right w:w="0" w:type="dxa"/>
+            </w:tcMar>
+            <w:vAlign w:val="top"/>
+          </w:tcPr>
+          <w:p>
+            <w:pPr>
+              <w:pStyle w:val="Normal"/>
+              <w:jc w:val="center"/>
+              <w:pBdr>
+                <w:bottom w:val="none" w:sz="0" w:space="0" w:color="000000"/>
+                <w:top w:val="none" w:sz="0" w:space="0" w:color="000000"/>
+                <w:left w:val="none" w:sz="0" w:space="0" w:color="000000"/>
+                <w:right w:val="none" w:sz="0" w:space="0" w:color="000000"/>
+              </w:pBdr>
+              <w:spacing w:after="100" w:before="100" w:line="240"/>
+              <w:ind w:left="100" w:right="100" w:firstLine="0" w:firstLineChars="0"/>
+              <w:rPr>
+                <w:rFonts w:ascii="Helvetica" w:hAnsi="Helvetica" w:eastAsia="Helvetica" w:cs="Helvetica"/>
+                <w:i w:val="false"/>
+                <w:b w:val="false"/>
+                <w:u w:val="none"/>
+                <w:sz w:val="22"/>
+                <w:szCs w:val="22"/>
+                <w:color w:val="000000"/>
+              </w:rPr>
+            </w:pPr>
+            <w:r>
+              <w:rPr>
+                <w:rFonts w:ascii="Helvetica" w:hAnsi="Helvetica" w:eastAsia="Helvetica" w:cs="Helvetica"/>
+                <w:i w:val="false"/>
+                <w:b w:val="false"/>
+                <w:u w:val="none"/>
+                <w:sz w:val="22"/>
+                <w:szCs w:val="22"/>
+                <w:color w:val="000000"/>
+              </w:rPr>
+              <w:t xml:space="preserve">0.45, 3.59</w:t>
+            </w:r>
+          </w:p>
+        </w:tc>
+        <w:tc>
+          <w:tcPr>
+            <w:tcBorders>
+              <w:bottom w:val="none" w:sz="0" w:space="0" w:color="000000"/>
+              <w:top w:val="none" w:sz="0" w:space="0" w:color="000000"/>
+              <w:left w:val="none" w:sz="0" w:space="0" w:color="000000"/>
+              <w:right w:val="none" w:sz="0" w:space="0" w:color="000000"/>
+            </w:tcBorders>
+            <w:shd w:val="clear" w:color="auto" w:fill="FFFFFF"/>
+            <w:tcMar>
+              <w:top w:w="0" w:type="dxa"/>
+              <w:bottom w:w="0" w:type="dxa"/>
+              <w:left w:w="0" w:type="dxa"/>
+              <w:right w:w="0" w:type="dxa"/>
+            </w:tcMar>
+            <w:vAlign w:val="top"/>
+          </w:tcPr>
+          <w:p>
+            <w:pPr>
+              <w:pStyle w:val="Normal"/>
+              <w:jc w:val="center"/>
+              <w:pBdr>
+                <w:bottom w:val="none" w:sz="0" w:space="0" w:color="000000"/>
+                <w:top w:val="none" w:sz="0" w:space="0" w:color="000000"/>
+                <w:left w:val="none" w:sz="0" w:space="0" w:color="000000"/>
+                <w:right w:val="none" w:sz="0" w:space="0" w:color="000000"/>
+              </w:pBdr>
+              <w:spacing w:after="100" w:before="100" w:line="240"/>
+              <w:ind w:left="100" w:right="100" w:firstLine="0" w:firstLineChars="0"/>
+              <w:rPr>
+                <w:rFonts w:ascii="Helvetica" w:hAnsi="Helvetica" w:eastAsia="Helvetica" w:cs="Helvetica"/>
+                <w:i w:val="false"/>
+                <w:b w:val="false"/>
+                <w:u w:val="none"/>
+                <w:sz w:val="22"/>
+                <w:szCs w:val="22"/>
+                <w:color w:val="000000"/>
+              </w:rPr>
+            </w:pPr>
+            <w:r>
+              <w:rPr>
+                <w:rFonts w:ascii="Helvetica" w:hAnsi="Helvetica" w:eastAsia="Helvetica" w:cs="Helvetica"/>
+                <w:i w:val="false"/>
+                <w:b w:val="false"/>
+                <w:u w:val="none"/>
+                <w:sz w:val="22"/>
+                <w:szCs w:val="22"/>
+                <w:color w:val="000000"/>
+              </w:rPr>
+              <w:t xml:space="preserve">0.650</w:t>
             </w:r>
           </w:p>
         </w:tc>
@@ -7382,113 +7382,113 @@
                 <w:szCs w:val="22"/>
                 <w:color w:val="000000"/>
               </w:rPr>
-              <w:t xml:space="preserve">0.71</w:t>
-            </w:r>
-          </w:p>
-        </w:tc>
-        <w:tc>
-          <w:tcPr>
-            <w:tcBorders>
-              <w:bottom w:val="none" w:sz="0" w:space="0" w:color="000000"/>
-              <w:top w:val="none" w:sz="0" w:space="0" w:color="000000"/>
-              <w:left w:val="none" w:sz="0" w:space="0" w:color="000000"/>
-              <w:right w:val="none" w:sz="0" w:space="0" w:color="000000"/>
-            </w:tcBorders>
-            <w:shd w:val="clear" w:color="auto" w:fill="FFFFFF"/>
-            <w:tcMar>
-              <w:top w:w="0" w:type="dxa"/>
-              <w:bottom w:w="0" w:type="dxa"/>
-              <w:left w:w="0" w:type="dxa"/>
-              <w:right w:w="0" w:type="dxa"/>
-            </w:tcMar>
-            <w:vAlign w:val="top"/>
-          </w:tcPr>
-          <w:p>
-            <w:pPr>
-              <w:pStyle w:val="Normal"/>
-              <w:jc w:val="center"/>
-              <w:pBdr>
-                <w:bottom w:val="none" w:sz="0" w:space="0" w:color="000000"/>
-                <w:top w:val="none" w:sz="0" w:space="0" w:color="000000"/>
-                <w:left w:val="none" w:sz="0" w:space="0" w:color="000000"/>
-                <w:right w:val="none" w:sz="0" w:space="0" w:color="000000"/>
-              </w:pBdr>
-              <w:spacing w:after="100" w:before="100" w:line="240"/>
-              <w:ind w:left="100" w:right="100" w:firstLine="0" w:firstLineChars="0"/>
-              <w:rPr>
-                <w:rFonts w:ascii="Helvetica" w:hAnsi="Helvetica" w:eastAsia="Helvetica" w:cs="Helvetica"/>
-                <w:i w:val="false"/>
-                <w:b w:val="false"/>
-                <w:u w:val="none"/>
-                <w:sz w:val="22"/>
-                <w:szCs w:val="22"/>
-                <w:color w:val="000000"/>
-              </w:rPr>
-            </w:pPr>
-            <w:r>
-              <w:rPr>
-                <w:rFonts w:ascii="Helvetica" w:hAnsi="Helvetica" w:eastAsia="Helvetica" w:cs="Helvetica"/>
-                <w:i w:val="false"/>
-                <w:b w:val="false"/>
-                <w:u w:val="none"/>
-                <w:sz w:val="22"/>
-                <w:szCs w:val="22"/>
-                <w:color w:val="000000"/>
-              </w:rPr>
-              <w:t xml:space="preserve">0.02, 21.8</w:t>
-            </w:r>
-          </w:p>
-        </w:tc>
-        <w:tc>
-          <w:tcPr>
-            <w:tcBorders>
-              <w:bottom w:val="none" w:sz="0" w:space="0" w:color="000000"/>
-              <w:top w:val="none" w:sz="0" w:space="0" w:color="000000"/>
-              <w:left w:val="none" w:sz="0" w:space="0" w:color="000000"/>
-              <w:right w:val="none" w:sz="0" w:space="0" w:color="000000"/>
-            </w:tcBorders>
-            <w:shd w:val="clear" w:color="auto" w:fill="FFFFFF"/>
-            <w:tcMar>
-              <w:top w:w="0" w:type="dxa"/>
-              <w:bottom w:w="0" w:type="dxa"/>
-              <w:left w:w="0" w:type="dxa"/>
-              <w:right w:w="0" w:type="dxa"/>
-            </w:tcMar>
-            <w:vAlign w:val="top"/>
-          </w:tcPr>
-          <w:p>
-            <w:pPr>
-              <w:pStyle w:val="Normal"/>
-              <w:jc w:val="center"/>
-              <w:pBdr>
-                <w:bottom w:val="none" w:sz="0" w:space="0" w:color="000000"/>
-                <w:top w:val="none" w:sz="0" w:space="0" w:color="000000"/>
-                <w:left w:val="none" w:sz="0" w:space="0" w:color="000000"/>
-                <w:right w:val="none" w:sz="0" w:space="0" w:color="000000"/>
-              </w:pBdr>
-              <w:spacing w:after="100" w:before="100" w:line="240"/>
-              <w:ind w:left="100" w:right="100" w:firstLine="0" w:firstLineChars="0"/>
-              <w:rPr>
-                <w:rFonts w:ascii="Helvetica" w:hAnsi="Helvetica" w:eastAsia="Helvetica" w:cs="Helvetica"/>
-                <w:i w:val="false"/>
-                <w:b w:val="false"/>
-                <w:u w:val="none"/>
-                <w:sz w:val="22"/>
-                <w:szCs w:val="22"/>
-                <w:color w:val="000000"/>
-              </w:rPr>
-            </w:pPr>
-            <w:r>
-              <w:rPr>
-                <w:rFonts w:ascii="Helvetica" w:hAnsi="Helvetica" w:eastAsia="Helvetica" w:cs="Helvetica"/>
-                <w:i w:val="false"/>
-                <w:b w:val="false"/>
-                <w:u w:val="none"/>
-                <w:sz w:val="22"/>
-                <w:szCs w:val="22"/>
-                <w:color w:val="000000"/>
-              </w:rPr>
-              <w:t xml:space="preserve">0.850</w:t>
+              <w:t xml:space="preserve">0.80</w:t>
+            </w:r>
+          </w:p>
+        </w:tc>
+        <w:tc>
+          <w:tcPr>
+            <w:tcBorders>
+              <w:bottom w:val="none" w:sz="0" w:space="0" w:color="000000"/>
+              <w:top w:val="none" w:sz="0" w:space="0" w:color="000000"/>
+              <w:left w:val="none" w:sz="0" w:space="0" w:color="000000"/>
+              <w:right w:val="none" w:sz="0" w:space="0" w:color="000000"/>
+            </w:tcBorders>
+            <w:shd w:val="clear" w:color="auto" w:fill="FFFFFF"/>
+            <w:tcMar>
+              <w:top w:w="0" w:type="dxa"/>
+              <w:bottom w:w="0" w:type="dxa"/>
+              <w:left w:w="0" w:type="dxa"/>
+              <w:right w:w="0" w:type="dxa"/>
+            </w:tcMar>
+            <w:vAlign w:val="top"/>
+          </w:tcPr>
+          <w:p>
+            <w:pPr>
+              <w:pStyle w:val="Normal"/>
+              <w:jc w:val="center"/>
+              <w:pBdr>
+                <w:bottom w:val="none" w:sz="0" w:space="0" w:color="000000"/>
+                <w:top w:val="none" w:sz="0" w:space="0" w:color="000000"/>
+                <w:left w:val="none" w:sz="0" w:space="0" w:color="000000"/>
+                <w:right w:val="none" w:sz="0" w:space="0" w:color="000000"/>
+              </w:pBdr>
+              <w:spacing w:after="100" w:before="100" w:line="240"/>
+              <w:ind w:left="100" w:right="100" w:firstLine="0" w:firstLineChars="0"/>
+              <w:rPr>
+                <w:rFonts w:ascii="Helvetica" w:hAnsi="Helvetica" w:eastAsia="Helvetica" w:cs="Helvetica"/>
+                <w:i w:val="false"/>
+                <w:b w:val="false"/>
+                <w:u w:val="none"/>
+                <w:sz w:val="22"/>
+                <w:szCs w:val="22"/>
+                <w:color w:val="000000"/>
+              </w:rPr>
+            </w:pPr>
+            <w:r>
+              <w:rPr>
+                <w:rFonts w:ascii="Helvetica" w:hAnsi="Helvetica" w:eastAsia="Helvetica" w:cs="Helvetica"/>
+                <w:i w:val="false"/>
+                <w:b w:val="false"/>
+                <w:u w:val="none"/>
+                <w:sz w:val="22"/>
+                <w:szCs w:val="22"/>
+                <w:color w:val="000000"/>
+              </w:rPr>
+              <w:t xml:space="preserve">0.02, 26.2</w:t>
+            </w:r>
+          </w:p>
+        </w:tc>
+        <w:tc>
+          <w:tcPr>
+            <w:tcBorders>
+              <w:bottom w:val="none" w:sz="0" w:space="0" w:color="000000"/>
+              <w:top w:val="none" w:sz="0" w:space="0" w:color="000000"/>
+              <w:left w:val="none" w:sz="0" w:space="0" w:color="000000"/>
+              <w:right w:val="none" w:sz="0" w:space="0" w:color="000000"/>
+            </w:tcBorders>
+            <w:shd w:val="clear" w:color="auto" w:fill="FFFFFF"/>
+            <w:tcMar>
+              <w:top w:w="0" w:type="dxa"/>
+              <w:bottom w:w="0" w:type="dxa"/>
+              <w:left w:w="0" w:type="dxa"/>
+              <w:right w:w="0" w:type="dxa"/>
+            </w:tcMar>
+            <w:vAlign w:val="top"/>
+          </w:tcPr>
+          <w:p>
+            <w:pPr>
+              <w:pStyle w:val="Normal"/>
+              <w:jc w:val="center"/>
+              <w:pBdr>
+                <w:bottom w:val="none" w:sz="0" w:space="0" w:color="000000"/>
+                <w:top w:val="none" w:sz="0" w:space="0" w:color="000000"/>
+                <w:left w:val="none" w:sz="0" w:space="0" w:color="000000"/>
+                <w:right w:val="none" w:sz="0" w:space="0" w:color="000000"/>
+              </w:pBdr>
+              <w:spacing w:after="100" w:before="100" w:line="240"/>
+              <w:ind w:left="100" w:right="100" w:firstLine="0" w:firstLineChars="0"/>
+              <w:rPr>
+                <w:rFonts w:ascii="Helvetica" w:hAnsi="Helvetica" w:eastAsia="Helvetica" w:cs="Helvetica"/>
+                <w:i w:val="false"/>
+                <w:b w:val="false"/>
+                <w:u w:val="none"/>
+                <w:sz w:val="22"/>
+                <w:szCs w:val="22"/>
+                <w:color w:val="000000"/>
+              </w:rPr>
+            </w:pPr>
+            <w:r>
+              <w:rPr>
+                <w:rFonts w:ascii="Helvetica" w:hAnsi="Helvetica" w:eastAsia="Helvetica" w:cs="Helvetica"/>
+                <w:i w:val="false"/>
+                <w:b w:val="false"/>
+                <w:u w:val="none"/>
+                <w:sz w:val="22"/>
+                <w:szCs w:val="22"/>
+                <w:color w:val="000000"/>
+              </w:rPr>
+              <w:t xml:space="preserve">0.900</w:t>
             </w:r>
           </w:p>
         </w:tc>
@@ -7865,113 +7865,113 @@
                 <w:szCs w:val="22"/>
                 <w:color w:val="000000"/>
               </w:rPr>
-              <w:t xml:space="preserve">0.67</w:t>
-            </w:r>
-          </w:p>
-        </w:tc>
-        <w:tc>
-          <w:tcPr>
-            <w:tcBorders>
-              <w:bottom w:val="none" w:sz="0" w:space="0" w:color="000000"/>
-              <w:top w:val="none" w:sz="0" w:space="0" w:color="000000"/>
-              <w:left w:val="none" w:sz="0" w:space="0" w:color="000000"/>
-              <w:right w:val="none" w:sz="0" w:space="0" w:color="000000"/>
-            </w:tcBorders>
-            <w:shd w:val="clear" w:color="auto" w:fill="FFFFFF"/>
-            <w:tcMar>
-              <w:top w:w="0" w:type="dxa"/>
-              <w:bottom w:w="0" w:type="dxa"/>
-              <w:left w:w="0" w:type="dxa"/>
-              <w:right w:w="0" w:type="dxa"/>
-            </w:tcMar>
-            <w:vAlign w:val="top"/>
-          </w:tcPr>
-          <w:p>
-            <w:pPr>
-              <w:pStyle w:val="Normal"/>
-              <w:jc w:val="center"/>
-              <w:pBdr>
-                <w:bottom w:val="none" w:sz="0" w:space="0" w:color="000000"/>
-                <w:top w:val="none" w:sz="0" w:space="0" w:color="000000"/>
-                <w:left w:val="none" w:sz="0" w:space="0" w:color="000000"/>
-                <w:right w:val="none" w:sz="0" w:space="0" w:color="000000"/>
-              </w:pBdr>
-              <w:spacing w:after="100" w:before="100" w:line="240"/>
-              <w:ind w:left="100" w:right="100" w:firstLine="0" w:firstLineChars="0"/>
-              <w:rPr>
-                <w:rFonts w:ascii="Helvetica" w:hAnsi="Helvetica" w:eastAsia="Helvetica" w:cs="Helvetica"/>
-                <w:i w:val="false"/>
-                <w:b w:val="false"/>
-                <w:u w:val="none"/>
-                <w:sz w:val="22"/>
-                <w:szCs w:val="22"/>
-                <w:color w:val="000000"/>
-              </w:rPr>
-            </w:pPr>
-            <w:r>
-              <w:rPr>
-                <w:rFonts w:ascii="Helvetica" w:hAnsi="Helvetica" w:eastAsia="Helvetica" w:cs="Helvetica"/>
-                <w:i w:val="false"/>
-                <w:b w:val="false"/>
-                <w:u w:val="none"/>
-                <w:sz w:val="22"/>
-                <w:szCs w:val="22"/>
-                <w:color w:val="000000"/>
-              </w:rPr>
-              <w:t xml:space="preserve">0.09, 4.98</w:t>
-            </w:r>
-          </w:p>
-        </w:tc>
-        <w:tc>
-          <w:tcPr>
-            <w:tcBorders>
-              <w:bottom w:val="none" w:sz="0" w:space="0" w:color="000000"/>
-              <w:top w:val="none" w:sz="0" w:space="0" w:color="000000"/>
-              <w:left w:val="none" w:sz="0" w:space="0" w:color="000000"/>
-              <w:right w:val="none" w:sz="0" w:space="0" w:color="000000"/>
-            </w:tcBorders>
-            <w:shd w:val="clear" w:color="auto" w:fill="FFFFFF"/>
-            <w:tcMar>
-              <w:top w:w="0" w:type="dxa"/>
-              <w:bottom w:w="0" w:type="dxa"/>
-              <w:left w:w="0" w:type="dxa"/>
-              <w:right w:w="0" w:type="dxa"/>
-            </w:tcMar>
-            <w:vAlign w:val="top"/>
-          </w:tcPr>
-          <w:p>
-            <w:pPr>
-              <w:pStyle w:val="Normal"/>
-              <w:jc w:val="center"/>
-              <w:pBdr>
-                <w:bottom w:val="none" w:sz="0" w:space="0" w:color="000000"/>
-                <w:top w:val="none" w:sz="0" w:space="0" w:color="000000"/>
-                <w:left w:val="none" w:sz="0" w:space="0" w:color="000000"/>
-                <w:right w:val="none" w:sz="0" w:space="0" w:color="000000"/>
-              </w:pBdr>
-              <w:spacing w:after="100" w:before="100" w:line="240"/>
-              <w:ind w:left="100" w:right="100" w:firstLine="0" w:firstLineChars="0"/>
-              <w:rPr>
-                <w:rFonts w:ascii="Helvetica" w:hAnsi="Helvetica" w:eastAsia="Helvetica" w:cs="Helvetica"/>
-                <w:i w:val="false"/>
-                <w:b w:val="false"/>
-                <w:u w:val="none"/>
-                <w:sz w:val="22"/>
-                <w:szCs w:val="22"/>
-                <w:color w:val="000000"/>
-              </w:rPr>
-            </w:pPr>
-            <w:r>
-              <w:rPr>
-                <w:rFonts w:ascii="Helvetica" w:hAnsi="Helvetica" w:eastAsia="Helvetica" w:cs="Helvetica"/>
-                <w:i w:val="false"/>
-                <w:b w:val="false"/>
-                <w:u w:val="none"/>
-                <w:sz w:val="22"/>
-                <w:szCs w:val="22"/>
-                <w:color w:val="000000"/>
-              </w:rPr>
-              <w:t xml:space="preserve">0.700</w:t>
+              <w:t xml:space="preserve">0.72</w:t>
+            </w:r>
+          </w:p>
+        </w:tc>
+        <w:tc>
+          <w:tcPr>
+            <w:tcBorders>
+              <w:bottom w:val="none" w:sz="0" w:space="0" w:color="000000"/>
+              <w:top w:val="none" w:sz="0" w:space="0" w:color="000000"/>
+              <w:left w:val="none" w:sz="0" w:space="0" w:color="000000"/>
+              <w:right w:val="none" w:sz="0" w:space="0" w:color="000000"/>
+            </w:tcBorders>
+            <w:shd w:val="clear" w:color="auto" w:fill="FFFFFF"/>
+            <w:tcMar>
+              <w:top w:w="0" w:type="dxa"/>
+              <w:bottom w:w="0" w:type="dxa"/>
+              <w:left w:w="0" w:type="dxa"/>
+              <w:right w:w="0" w:type="dxa"/>
+            </w:tcMar>
+            <w:vAlign w:val="top"/>
+          </w:tcPr>
+          <w:p>
+            <w:pPr>
+              <w:pStyle w:val="Normal"/>
+              <w:jc w:val="center"/>
+              <w:pBdr>
+                <w:bottom w:val="none" w:sz="0" w:space="0" w:color="000000"/>
+                <w:top w:val="none" w:sz="0" w:space="0" w:color="000000"/>
+                <w:left w:val="none" w:sz="0" w:space="0" w:color="000000"/>
+                <w:right w:val="none" w:sz="0" w:space="0" w:color="000000"/>
+              </w:pBdr>
+              <w:spacing w:after="100" w:before="100" w:line="240"/>
+              <w:ind w:left="100" w:right="100" w:firstLine="0" w:firstLineChars="0"/>
+              <w:rPr>
+                <w:rFonts w:ascii="Helvetica" w:hAnsi="Helvetica" w:eastAsia="Helvetica" w:cs="Helvetica"/>
+                <w:i w:val="false"/>
+                <w:b w:val="false"/>
+                <w:u w:val="none"/>
+                <w:sz w:val="22"/>
+                <w:szCs w:val="22"/>
+                <w:color w:val="000000"/>
+              </w:rPr>
+            </w:pPr>
+            <w:r>
+              <w:rPr>
+                <w:rFonts w:ascii="Helvetica" w:hAnsi="Helvetica" w:eastAsia="Helvetica" w:cs="Helvetica"/>
+                <w:i w:val="false"/>
+                <w:b w:val="false"/>
+                <w:u w:val="none"/>
+                <w:sz w:val="22"/>
+                <w:szCs w:val="22"/>
+                <w:color w:val="000000"/>
+              </w:rPr>
+              <w:t xml:space="preserve">0.10, 5.28</w:t>
+            </w:r>
+          </w:p>
+        </w:tc>
+        <w:tc>
+          <w:tcPr>
+            <w:tcBorders>
+              <w:bottom w:val="none" w:sz="0" w:space="0" w:color="000000"/>
+              <w:top w:val="none" w:sz="0" w:space="0" w:color="000000"/>
+              <w:left w:val="none" w:sz="0" w:space="0" w:color="000000"/>
+              <w:right w:val="none" w:sz="0" w:space="0" w:color="000000"/>
+            </w:tcBorders>
+            <w:shd w:val="clear" w:color="auto" w:fill="FFFFFF"/>
+            <w:tcMar>
+              <w:top w:w="0" w:type="dxa"/>
+              <w:bottom w:w="0" w:type="dxa"/>
+              <w:left w:w="0" w:type="dxa"/>
+              <w:right w:w="0" w:type="dxa"/>
+            </w:tcMar>
+            <w:vAlign w:val="top"/>
+          </w:tcPr>
+          <w:p>
+            <w:pPr>
+              <w:pStyle w:val="Normal"/>
+              <w:jc w:val="center"/>
+              <w:pBdr>
+                <w:bottom w:val="none" w:sz="0" w:space="0" w:color="000000"/>
+                <w:top w:val="none" w:sz="0" w:space="0" w:color="000000"/>
+                <w:left w:val="none" w:sz="0" w:space="0" w:color="000000"/>
+                <w:right w:val="none" w:sz="0" w:space="0" w:color="000000"/>
+              </w:pBdr>
+              <w:spacing w:after="100" w:before="100" w:line="240"/>
+              <w:ind w:left="100" w:right="100" w:firstLine="0" w:firstLineChars="0"/>
+              <w:rPr>
+                <w:rFonts w:ascii="Helvetica" w:hAnsi="Helvetica" w:eastAsia="Helvetica" w:cs="Helvetica"/>
+                <w:i w:val="false"/>
+                <w:b w:val="false"/>
+                <w:u w:val="none"/>
+                <w:sz w:val="22"/>
+                <w:szCs w:val="22"/>
+                <w:color w:val="000000"/>
+              </w:rPr>
+            </w:pPr>
+            <w:r>
+              <w:rPr>
+                <w:rFonts w:ascii="Helvetica" w:hAnsi="Helvetica" w:eastAsia="Helvetica" w:cs="Helvetica"/>
+                <w:i w:val="false"/>
+                <w:b w:val="false"/>
+                <w:u w:val="none"/>
+                <w:sz w:val="22"/>
+                <w:szCs w:val="22"/>
+                <w:color w:val="000000"/>
+              </w:rPr>
+              <w:t xml:space="preserve">0.750</w:t>
             </w:r>
           </w:p>
         </w:tc>
@@ -8348,113 +8348,113 @@
                 <w:szCs w:val="22"/>
                 <w:color w:val="000000"/>
               </w:rPr>
-              <w:t xml:space="preserve">0.32</w:t>
-            </w:r>
-          </w:p>
-        </w:tc>
-        <w:tc>
-          <w:tcPr>
-            <w:tcBorders>
-              <w:bottom w:val="none" w:sz="0" w:space="0" w:color="000000"/>
-              <w:top w:val="none" w:sz="0" w:space="0" w:color="000000"/>
-              <w:left w:val="none" w:sz="0" w:space="0" w:color="000000"/>
-              <w:right w:val="none" w:sz="0" w:space="0" w:color="000000"/>
-            </w:tcBorders>
-            <w:shd w:val="clear" w:color="auto" w:fill="FFFFFF"/>
-            <w:tcMar>
-              <w:top w:w="0" w:type="dxa"/>
-              <w:bottom w:w="0" w:type="dxa"/>
-              <w:left w:w="0" w:type="dxa"/>
-              <w:right w:w="0" w:type="dxa"/>
-            </w:tcMar>
-            <w:vAlign w:val="top"/>
-          </w:tcPr>
-          <w:p>
-            <w:pPr>
-              <w:pStyle w:val="Normal"/>
-              <w:jc w:val="center"/>
-              <w:pBdr>
-                <w:bottom w:val="none" w:sz="0" w:space="0" w:color="000000"/>
-                <w:top w:val="none" w:sz="0" w:space="0" w:color="000000"/>
-                <w:left w:val="none" w:sz="0" w:space="0" w:color="000000"/>
-                <w:right w:val="none" w:sz="0" w:space="0" w:color="000000"/>
-              </w:pBdr>
-              <w:spacing w:after="100" w:before="100" w:line="240"/>
-              <w:ind w:left="100" w:right="100" w:firstLine="0" w:firstLineChars="0"/>
-              <w:rPr>
-                <w:rFonts w:ascii="Helvetica" w:hAnsi="Helvetica" w:eastAsia="Helvetica" w:cs="Helvetica"/>
-                <w:i w:val="false"/>
-                <w:b w:val="false"/>
-                <w:u w:val="none"/>
-                <w:sz w:val="22"/>
-                <w:szCs w:val="22"/>
-                <w:color w:val="000000"/>
-              </w:rPr>
-            </w:pPr>
-            <w:r>
-              <w:rPr>
-                <w:rFonts w:ascii="Helvetica" w:hAnsi="Helvetica" w:eastAsia="Helvetica" w:cs="Helvetica"/>
-                <w:i w:val="false"/>
-                <w:b w:val="false"/>
-                <w:u w:val="none"/>
-                <w:sz w:val="22"/>
-                <w:szCs w:val="22"/>
-                <w:color w:val="000000"/>
-              </w:rPr>
-              <w:t xml:space="preserve">0.02, 5.61</w:t>
-            </w:r>
-          </w:p>
-        </w:tc>
-        <w:tc>
-          <w:tcPr>
-            <w:tcBorders>
-              <w:bottom w:val="none" w:sz="0" w:space="0" w:color="000000"/>
-              <w:top w:val="none" w:sz="0" w:space="0" w:color="000000"/>
-              <w:left w:val="none" w:sz="0" w:space="0" w:color="000000"/>
-              <w:right w:val="none" w:sz="0" w:space="0" w:color="000000"/>
-            </w:tcBorders>
-            <w:shd w:val="clear" w:color="auto" w:fill="FFFFFF"/>
-            <w:tcMar>
-              <w:top w:w="0" w:type="dxa"/>
-              <w:bottom w:w="0" w:type="dxa"/>
-              <w:left w:w="0" w:type="dxa"/>
-              <w:right w:w="0" w:type="dxa"/>
-            </w:tcMar>
-            <w:vAlign w:val="top"/>
-          </w:tcPr>
-          <w:p>
-            <w:pPr>
-              <w:pStyle w:val="Normal"/>
-              <w:jc w:val="center"/>
-              <w:pBdr>
-                <w:bottom w:val="none" w:sz="0" w:space="0" w:color="000000"/>
-                <w:top w:val="none" w:sz="0" w:space="0" w:color="000000"/>
-                <w:left w:val="none" w:sz="0" w:space="0" w:color="000000"/>
-                <w:right w:val="none" w:sz="0" w:space="0" w:color="000000"/>
-              </w:pBdr>
-              <w:spacing w:after="100" w:before="100" w:line="240"/>
-              <w:ind w:left="100" w:right="100" w:firstLine="0" w:firstLineChars="0"/>
-              <w:rPr>
-                <w:rFonts w:ascii="Helvetica" w:hAnsi="Helvetica" w:eastAsia="Helvetica" w:cs="Helvetica"/>
-                <w:i w:val="false"/>
-                <w:b w:val="false"/>
-                <w:u w:val="none"/>
-                <w:sz w:val="22"/>
-                <w:szCs w:val="22"/>
-                <w:color w:val="000000"/>
-              </w:rPr>
-            </w:pPr>
-            <w:r>
-              <w:rPr>
-                <w:rFonts w:ascii="Helvetica" w:hAnsi="Helvetica" w:eastAsia="Helvetica" w:cs="Helvetica"/>
-                <w:i w:val="false"/>
-                <w:b w:val="false"/>
-                <w:u w:val="none"/>
-                <w:sz w:val="22"/>
-                <w:szCs w:val="22"/>
-                <w:color w:val="000000"/>
-              </w:rPr>
-              <w:t xml:space="preserve">0.440</w:t>
+              <w:t xml:space="preserve">0.35</w:t>
+            </w:r>
+          </w:p>
+        </w:tc>
+        <w:tc>
+          <w:tcPr>
+            <w:tcBorders>
+              <w:bottom w:val="none" w:sz="0" w:space="0" w:color="000000"/>
+              <w:top w:val="none" w:sz="0" w:space="0" w:color="000000"/>
+              <w:left w:val="none" w:sz="0" w:space="0" w:color="000000"/>
+              <w:right w:val="none" w:sz="0" w:space="0" w:color="000000"/>
+            </w:tcBorders>
+            <w:shd w:val="clear" w:color="auto" w:fill="FFFFFF"/>
+            <w:tcMar>
+              <w:top w:w="0" w:type="dxa"/>
+              <w:bottom w:w="0" w:type="dxa"/>
+              <w:left w:w="0" w:type="dxa"/>
+              <w:right w:w="0" w:type="dxa"/>
+            </w:tcMar>
+            <w:vAlign w:val="top"/>
+          </w:tcPr>
+          <w:p>
+            <w:pPr>
+              <w:pStyle w:val="Normal"/>
+              <w:jc w:val="center"/>
+              <w:pBdr>
+                <w:bottom w:val="none" w:sz="0" w:space="0" w:color="000000"/>
+                <w:top w:val="none" w:sz="0" w:space="0" w:color="000000"/>
+                <w:left w:val="none" w:sz="0" w:space="0" w:color="000000"/>
+                <w:right w:val="none" w:sz="0" w:space="0" w:color="000000"/>
+              </w:pBdr>
+              <w:spacing w:after="100" w:before="100" w:line="240"/>
+              <w:ind w:left="100" w:right="100" w:firstLine="0" w:firstLineChars="0"/>
+              <w:rPr>
+                <w:rFonts w:ascii="Helvetica" w:hAnsi="Helvetica" w:eastAsia="Helvetica" w:cs="Helvetica"/>
+                <w:i w:val="false"/>
+                <w:b w:val="false"/>
+                <w:u w:val="none"/>
+                <w:sz w:val="22"/>
+                <w:szCs w:val="22"/>
+                <w:color w:val="000000"/>
+              </w:rPr>
+            </w:pPr>
+            <w:r>
+              <w:rPr>
+                <w:rFonts w:ascii="Helvetica" w:hAnsi="Helvetica" w:eastAsia="Helvetica" w:cs="Helvetica"/>
+                <w:i w:val="false"/>
+                <w:b w:val="false"/>
+                <w:u w:val="none"/>
+                <w:sz w:val="22"/>
+                <w:szCs w:val="22"/>
+                <w:color w:val="000000"/>
+              </w:rPr>
+              <w:t xml:space="preserve">0.02, 5.54</w:t>
+            </w:r>
+          </w:p>
+        </w:tc>
+        <w:tc>
+          <w:tcPr>
+            <w:tcBorders>
+              <w:bottom w:val="none" w:sz="0" w:space="0" w:color="000000"/>
+              <w:top w:val="none" w:sz="0" w:space="0" w:color="000000"/>
+              <w:left w:val="none" w:sz="0" w:space="0" w:color="000000"/>
+              <w:right w:val="none" w:sz="0" w:space="0" w:color="000000"/>
+            </w:tcBorders>
+            <w:shd w:val="clear" w:color="auto" w:fill="FFFFFF"/>
+            <w:tcMar>
+              <w:top w:w="0" w:type="dxa"/>
+              <w:bottom w:w="0" w:type="dxa"/>
+              <w:left w:w="0" w:type="dxa"/>
+              <w:right w:w="0" w:type="dxa"/>
+            </w:tcMar>
+            <w:vAlign w:val="top"/>
+          </w:tcPr>
+          <w:p>
+            <w:pPr>
+              <w:pStyle w:val="Normal"/>
+              <w:jc w:val="center"/>
+              <w:pBdr>
+                <w:bottom w:val="none" w:sz="0" w:space="0" w:color="000000"/>
+                <w:top w:val="none" w:sz="0" w:space="0" w:color="000000"/>
+                <w:left w:val="none" w:sz="0" w:space="0" w:color="000000"/>
+                <w:right w:val="none" w:sz="0" w:space="0" w:color="000000"/>
+              </w:pBdr>
+              <w:spacing w:after="100" w:before="100" w:line="240"/>
+              <w:ind w:left="100" w:right="100" w:firstLine="0" w:firstLineChars="0"/>
+              <w:rPr>
+                <w:rFonts w:ascii="Helvetica" w:hAnsi="Helvetica" w:eastAsia="Helvetica" w:cs="Helvetica"/>
+                <w:i w:val="false"/>
+                <w:b w:val="false"/>
+                <w:u w:val="none"/>
+                <w:sz w:val="22"/>
+                <w:szCs w:val="22"/>
+                <w:color w:val="000000"/>
+              </w:rPr>
+            </w:pPr>
+            <w:r>
+              <w:rPr>
+                <w:rFonts w:ascii="Helvetica" w:hAnsi="Helvetica" w:eastAsia="Helvetica" w:cs="Helvetica"/>
+                <w:i w:val="false"/>
+                <w:b w:val="false"/>
+                <w:u w:val="none"/>
+                <w:sz w:val="22"/>
+                <w:szCs w:val="22"/>
+                <w:color w:val="000000"/>
+              </w:rPr>
+              <w:t xml:space="preserve">0.460</w:t>
             </w:r>
           </w:p>
         </w:tc>
@@ -8831,113 +8831,113 @@
                 <w:szCs w:val="22"/>
                 <w:color w:val="000000"/>
               </w:rPr>
-              <w:t xml:space="preserve">0.70</w:t>
-            </w:r>
-          </w:p>
-        </w:tc>
-        <w:tc>
-          <w:tcPr>
-            <w:tcBorders>
-              <w:bottom w:val="none" w:sz="0" w:space="0" w:color="000000"/>
-              <w:top w:val="none" w:sz="0" w:space="0" w:color="000000"/>
-              <w:left w:val="none" w:sz="0" w:space="0" w:color="000000"/>
-              <w:right w:val="none" w:sz="0" w:space="0" w:color="000000"/>
-            </w:tcBorders>
-            <w:shd w:val="clear" w:color="auto" w:fill="FFFFFF"/>
-            <w:tcMar>
-              <w:top w:w="0" w:type="dxa"/>
-              <w:bottom w:w="0" w:type="dxa"/>
-              <w:left w:w="0" w:type="dxa"/>
-              <w:right w:w="0" w:type="dxa"/>
-            </w:tcMar>
-            <w:vAlign w:val="top"/>
-          </w:tcPr>
-          <w:p>
-            <w:pPr>
-              <w:pStyle w:val="Normal"/>
-              <w:jc w:val="center"/>
-              <w:pBdr>
-                <w:bottom w:val="none" w:sz="0" w:space="0" w:color="000000"/>
-                <w:top w:val="none" w:sz="0" w:space="0" w:color="000000"/>
-                <w:left w:val="none" w:sz="0" w:space="0" w:color="000000"/>
-                <w:right w:val="none" w:sz="0" w:space="0" w:color="000000"/>
-              </w:pBdr>
-              <w:spacing w:after="100" w:before="100" w:line="240"/>
-              <w:ind w:left="100" w:right="100" w:firstLine="0" w:firstLineChars="0"/>
-              <w:rPr>
-                <w:rFonts w:ascii="Helvetica" w:hAnsi="Helvetica" w:eastAsia="Helvetica" w:cs="Helvetica"/>
-                <w:i w:val="false"/>
-                <w:b w:val="false"/>
-                <w:u w:val="none"/>
-                <w:sz w:val="22"/>
-                <w:szCs w:val="22"/>
-                <w:color w:val="000000"/>
-              </w:rPr>
-            </w:pPr>
-            <w:r>
-              <w:rPr>
-                <w:rFonts w:ascii="Helvetica" w:hAnsi="Helvetica" w:eastAsia="Helvetica" w:cs="Helvetica"/>
-                <w:i w:val="false"/>
-                <w:b w:val="false"/>
-                <w:u w:val="none"/>
-                <w:sz w:val="22"/>
-                <w:szCs w:val="22"/>
-                <w:color w:val="000000"/>
-              </w:rPr>
-              <w:t xml:space="preserve">0.02, 21.4</w:t>
-            </w:r>
-          </w:p>
-        </w:tc>
-        <w:tc>
-          <w:tcPr>
-            <w:tcBorders>
-              <w:bottom w:val="none" w:sz="0" w:space="0" w:color="000000"/>
-              <w:top w:val="none" w:sz="0" w:space="0" w:color="000000"/>
-              <w:left w:val="none" w:sz="0" w:space="0" w:color="000000"/>
-              <w:right w:val="none" w:sz="0" w:space="0" w:color="000000"/>
-            </w:tcBorders>
-            <w:shd w:val="clear" w:color="auto" w:fill="FFFFFF"/>
-            <w:tcMar>
-              <w:top w:w="0" w:type="dxa"/>
-              <w:bottom w:w="0" w:type="dxa"/>
-              <w:left w:w="0" w:type="dxa"/>
-              <w:right w:w="0" w:type="dxa"/>
-            </w:tcMar>
-            <w:vAlign w:val="top"/>
-          </w:tcPr>
-          <w:p>
-            <w:pPr>
-              <w:pStyle w:val="Normal"/>
-              <w:jc w:val="center"/>
-              <w:pBdr>
-                <w:bottom w:val="none" w:sz="0" w:space="0" w:color="000000"/>
-                <w:top w:val="none" w:sz="0" w:space="0" w:color="000000"/>
-                <w:left w:val="none" w:sz="0" w:space="0" w:color="000000"/>
-                <w:right w:val="none" w:sz="0" w:space="0" w:color="000000"/>
-              </w:pBdr>
-              <w:spacing w:after="100" w:before="100" w:line="240"/>
-              <w:ind w:left="100" w:right="100" w:firstLine="0" w:firstLineChars="0"/>
-              <w:rPr>
-                <w:rFonts w:ascii="Helvetica" w:hAnsi="Helvetica" w:eastAsia="Helvetica" w:cs="Helvetica"/>
-                <w:i w:val="false"/>
-                <w:b w:val="false"/>
-                <w:u w:val="none"/>
-                <w:sz w:val="22"/>
-                <w:szCs w:val="22"/>
-                <w:color w:val="000000"/>
-              </w:rPr>
-            </w:pPr>
-            <w:r>
-              <w:rPr>
-                <w:rFonts w:ascii="Helvetica" w:hAnsi="Helvetica" w:eastAsia="Helvetica" w:cs="Helvetica"/>
-                <w:i w:val="false"/>
-                <w:b w:val="false"/>
-                <w:u w:val="none"/>
-                <w:sz w:val="22"/>
-                <w:szCs w:val="22"/>
-                <w:color w:val="000000"/>
-              </w:rPr>
-              <w:t xml:space="preserve">0.840</w:t>
+              <w:t xml:space="preserve">0.82</w:t>
+            </w:r>
+          </w:p>
+        </w:tc>
+        <w:tc>
+          <w:tcPr>
+            <w:tcBorders>
+              <w:bottom w:val="none" w:sz="0" w:space="0" w:color="000000"/>
+              <w:top w:val="none" w:sz="0" w:space="0" w:color="000000"/>
+              <w:left w:val="none" w:sz="0" w:space="0" w:color="000000"/>
+              <w:right w:val="none" w:sz="0" w:space="0" w:color="000000"/>
+            </w:tcBorders>
+            <w:shd w:val="clear" w:color="auto" w:fill="FFFFFF"/>
+            <w:tcMar>
+              <w:top w:w="0" w:type="dxa"/>
+              <w:bottom w:w="0" w:type="dxa"/>
+              <w:left w:w="0" w:type="dxa"/>
+              <w:right w:w="0" w:type="dxa"/>
+            </w:tcMar>
+            <w:vAlign w:val="top"/>
+          </w:tcPr>
+          <w:p>
+            <w:pPr>
+              <w:pStyle w:val="Normal"/>
+              <w:jc w:val="center"/>
+              <w:pBdr>
+                <w:bottom w:val="none" w:sz="0" w:space="0" w:color="000000"/>
+                <w:top w:val="none" w:sz="0" w:space="0" w:color="000000"/>
+                <w:left w:val="none" w:sz="0" w:space="0" w:color="000000"/>
+                <w:right w:val="none" w:sz="0" w:space="0" w:color="000000"/>
+              </w:pBdr>
+              <w:spacing w:after="100" w:before="100" w:line="240"/>
+              <w:ind w:left="100" w:right="100" w:firstLine="0" w:firstLineChars="0"/>
+              <w:rPr>
+                <w:rFonts w:ascii="Helvetica" w:hAnsi="Helvetica" w:eastAsia="Helvetica" w:cs="Helvetica"/>
+                <w:i w:val="false"/>
+                <w:b w:val="false"/>
+                <w:u w:val="none"/>
+                <w:sz w:val="22"/>
+                <w:szCs w:val="22"/>
+                <w:color w:val="000000"/>
+              </w:rPr>
+            </w:pPr>
+            <w:r>
+              <w:rPr>
+                <w:rFonts w:ascii="Helvetica" w:hAnsi="Helvetica" w:eastAsia="Helvetica" w:cs="Helvetica"/>
+                <w:i w:val="false"/>
+                <w:b w:val="false"/>
+                <w:u w:val="none"/>
+                <w:sz w:val="22"/>
+                <w:szCs w:val="22"/>
+                <w:color w:val="000000"/>
+              </w:rPr>
+              <w:t xml:space="preserve">0.03, 26.9</w:t>
+            </w:r>
+          </w:p>
+        </w:tc>
+        <w:tc>
+          <w:tcPr>
+            <w:tcBorders>
+              <w:bottom w:val="none" w:sz="0" w:space="0" w:color="000000"/>
+              <w:top w:val="none" w:sz="0" w:space="0" w:color="000000"/>
+              <w:left w:val="none" w:sz="0" w:space="0" w:color="000000"/>
+              <w:right w:val="none" w:sz="0" w:space="0" w:color="000000"/>
+            </w:tcBorders>
+            <w:shd w:val="clear" w:color="auto" w:fill="FFFFFF"/>
+            <w:tcMar>
+              <w:top w:w="0" w:type="dxa"/>
+              <w:bottom w:w="0" w:type="dxa"/>
+              <w:left w:w="0" w:type="dxa"/>
+              <w:right w:w="0" w:type="dxa"/>
+            </w:tcMar>
+            <w:vAlign w:val="top"/>
+          </w:tcPr>
+          <w:p>
+            <w:pPr>
+              <w:pStyle w:val="Normal"/>
+              <w:jc w:val="center"/>
+              <w:pBdr>
+                <w:bottom w:val="none" w:sz="0" w:space="0" w:color="000000"/>
+                <w:top w:val="none" w:sz="0" w:space="0" w:color="000000"/>
+                <w:left w:val="none" w:sz="0" w:space="0" w:color="000000"/>
+                <w:right w:val="none" w:sz="0" w:space="0" w:color="000000"/>
+              </w:pBdr>
+              <w:spacing w:after="100" w:before="100" w:line="240"/>
+              <w:ind w:left="100" w:right="100" w:firstLine="0" w:firstLineChars="0"/>
+              <w:rPr>
+                <w:rFonts w:ascii="Helvetica" w:hAnsi="Helvetica" w:eastAsia="Helvetica" w:cs="Helvetica"/>
+                <w:i w:val="false"/>
+                <w:b w:val="false"/>
+                <w:u w:val="none"/>
+                <w:sz w:val="22"/>
+                <w:szCs w:val="22"/>
+                <w:color w:val="000000"/>
+              </w:rPr>
+            </w:pPr>
+            <w:r>
+              <w:rPr>
+                <w:rFonts w:ascii="Helvetica" w:hAnsi="Helvetica" w:eastAsia="Helvetica" w:cs="Helvetica"/>
+                <w:i w:val="false"/>
+                <w:b w:val="false"/>
+                <w:u w:val="none"/>
+                <w:sz w:val="22"/>
+                <w:szCs w:val="22"/>
+                <w:color w:val="000000"/>
+              </w:rPr>
+              <w:t xml:space="preserve">0.910</w:t>
             </w:r>
           </w:p>
         </w:tc>
@@ -9314,113 +9314,113 @@
                 <w:szCs w:val="22"/>
                 <w:color w:val="000000"/>
               </w:rPr>
-              <w:t xml:space="preserve">0.29</w:t>
-            </w:r>
-          </w:p>
-        </w:tc>
-        <w:tc>
-          <w:tcPr>
-            <w:tcBorders>
-              <w:bottom w:val="none" w:sz="0" w:space="0" w:color="000000"/>
-              <w:top w:val="none" w:sz="0" w:space="0" w:color="000000"/>
-              <w:left w:val="none" w:sz="0" w:space="0" w:color="000000"/>
-              <w:right w:val="none" w:sz="0" w:space="0" w:color="000000"/>
-            </w:tcBorders>
-            <w:shd w:val="clear" w:color="auto" w:fill="FFFFFF"/>
-            <w:tcMar>
-              <w:top w:w="0" w:type="dxa"/>
-              <w:bottom w:w="0" w:type="dxa"/>
-              <w:left w:w="0" w:type="dxa"/>
-              <w:right w:w="0" w:type="dxa"/>
-            </w:tcMar>
-            <w:vAlign w:val="top"/>
-          </w:tcPr>
-          <w:p>
-            <w:pPr>
-              <w:pStyle w:val="Normal"/>
-              <w:jc w:val="center"/>
-              <w:pBdr>
-                <w:bottom w:val="none" w:sz="0" w:space="0" w:color="000000"/>
-                <w:top w:val="none" w:sz="0" w:space="0" w:color="000000"/>
-                <w:left w:val="none" w:sz="0" w:space="0" w:color="000000"/>
-                <w:right w:val="none" w:sz="0" w:space="0" w:color="000000"/>
-              </w:pBdr>
-              <w:spacing w:after="100" w:before="100" w:line="240"/>
-              <w:ind w:left="100" w:right="100" w:firstLine="0" w:firstLineChars="0"/>
-              <w:rPr>
-                <w:rFonts w:ascii="Helvetica" w:hAnsi="Helvetica" w:eastAsia="Helvetica" w:cs="Helvetica"/>
-                <w:i w:val="false"/>
-                <w:b w:val="false"/>
-                <w:u w:val="none"/>
-                <w:sz w:val="22"/>
-                <w:szCs w:val="22"/>
-                <w:color w:val="000000"/>
-              </w:rPr>
-            </w:pPr>
-            <w:r>
-              <w:rPr>
-                <w:rFonts w:ascii="Helvetica" w:hAnsi="Helvetica" w:eastAsia="Helvetica" w:cs="Helvetica"/>
-                <w:i w:val="false"/>
-                <w:b w:val="false"/>
-                <w:u w:val="none"/>
-                <w:sz w:val="22"/>
-                <w:szCs w:val="22"/>
-                <w:color w:val="000000"/>
-              </w:rPr>
-              <w:t xml:space="preserve">0.03, 2.46</w:t>
-            </w:r>
-          </w:p>
-        </w:tc>
-        <w:tc>
-          <w:tcPr>
-            <w:tcBorders>
-              <w:bottom w:val="none" w:sz="0" w:space="0" w:color="000000"/>
-              <w:top w:val="none" w:sz="0" w:space="0" w:color="000000"/>
-              <w:left w:val="none" w:sz="0" w:space="0" w:color="000000"/>
-              <w:right w:val="none" w:sz="0" w:space="0" w:color="000000"/>
-            </w:tcBorders>
-            <w:shd w:val="clear" w:color="auto" w:fill="FFFFFF"/>
-            <w:tcMar>
-              <w:top w:w="0" w:type="dxa"/>
-              <w:bottom w:w="0" w:type="dxa"/>
-              <w:left w:w="0" w:type="dxa"/>
-              <w:right w:w="0" w:type="dxa"/>
-            </w:tcMar>
-            <w:vAlign w:val="top"/>
-          </w:tcPr>
-          <w:p>
-            <w:pPr>
-              <w:pStyle w:val="Normal"/>
-              <w:jc w:val="center"/>
-              <w:pBdr>
-                <w:bottom w:val="none" w:sz="0" w:space="0" w:color="000000"/>
-                <w:top w:val="none" w:sz="0" w:space="0" w:color="000000"/>
-                <w:left w:val="none" w:sz="0" w:space="0" w:color="000000"/>
-                <w:right w:val="none" w:sz="0" w:space="0" w:color="000000"/>
-              </w:pBdr>
-              <w:spacing w:after="100" w:before="100" w:line="240"/>
-              <w:ind w:left="100" w:right="100" w:firstLine="0" w:firstLineChars="0"/>
-              <w:rPr>
-                <w:rFonts w:ascii="Helvetica" w:hAnsi="Helvetica" w:eastAsia="Helvetica" w:cs="Helvetica"/>
-                <w:i w:val="false"/>
-                <w:b w:val="false"/>
-                <w:u w:val="none"/>
-                <w:sz w:val="22"/>
-                <w:szCs w:val="22"/>
-                <w:color w:val="000000"/>
-              </w:rPr>
-            </w:pPr>
-            <w:r>
-              <w:rPr>
-                <w:rFonts w:ascii="Helvetica" w:hAnsi="Helvetica" w:eastAsia="Helvetica" w:cs="Helvetica"/>
-                <w:i w:val="false"/>
-                <w:b w:val="false"/>
-                <w:u w:val="none"/>
-                <w:sz w:val="22"/>
-                <w:szCs w:val="22"/>
-                <w:color w:val="000000"/>
-              </w:rPr>
-              <w:t xml:space="preserve">0.260</w:t>
+              <w:t xml:space="preserve">0.31</w:t>
+            </w:r>
+          </w:p>
+        </w:tc>
+        <w:tc>
+          <w:tcPr>
+            <w:tcBorders>
+              <w:bottom w:val="none" w:sz="0" w:space="0" w:color="000000"/>
+              <w:top w:val="none" w:sz="0" w:space="0" w:color="000000"/>
+              <w:left w:val="none" w:sz="0" w:space="0" w:color="000000"/>
+              <w:right w:val="none" w:sz="0" w:space="0" w:color="000000"/>
+            </w:tcBorders>
+            <w:shd w:val="clear" w:color="auto" w:fill="FFFFFF"/>
+            <w:tcMar>
+              <w:top w:w="0" w:type="dxa"/>
+              <w:bottom w:w="0" w:type="dxa"/>
+              <w:left w:w="0" w:type="dxa"/>
+              <w:right w:w="0" w:type="dxa"/>
+            </w:tcMar>
+            <w:vAlign w:val="top"/>
+          </w:tcPr>
+          <w:p>
+            <w:pPr>
+              <w:pStyle w:val="Normal"/>
+              <w:jc w:val="center"/>
+              <w:pBdr>
+                <w:bottom w:val="none" w:sz="0" w:space="0" w:color="000000"/>
+                <w:top w:val="none" w:sz="0" w:space="0" w:color="000000"/>
+                <w:left w:val="none" w:sz="0" w:space="0" w:color="000000"/>
+                <w:right w:val="none" w:sz="0" w:space="0" w:color="000000"/>
+              </w:pBdr>
+              <w:spacing w:after="100" w:before="100" w:line="240"/>
+              <w:ind w:left="100" w:right="100" w:firstLine="0" w:firstLineChars="0"/>
+              <w:rPr>
+                <w:rFonts w:ascii="Helvetica" w:hAnsi="Helvetica" w:eastAsia="Helvetica" w:cs="Helvetica"/>
+                <w:i w:val="false"/>
+                <w:b w:val="false"/>
+                <w:u w:val="none"/>
+                <w:sz w:val="22"/>
+                <w:szCs w:val="22"/>
+                <w:color w:val="000000"/>
+              </w:rPr>
+            </w:pPr>
+            <w:r>
+              <w:rPr>
+                <w:rFonts w:ascii="Helvetica" w:hAnsi="Helvetica" w:eastAsia="Helvetica" w:cs="Helvetica"/>
+                <w:i w:val="false"/>
+                <w:b w:val="false"/>
+                <w:u w:val="none"/>
+                <w:sz w:val="22"/>
+                <w:szCs w:val="22"/>
+                <w:color w:val="000000"/>
+              </w:rPr>
+              <w:t xml:space="preserve">0.04, 2.54</w:t>
+            </w:r>
+          </w:p>
+        </w:tc>
+        <w:tc>
+          <w:tcPr>
+            <w:tcBorders>
+              <w:bottom w:val="none" w:sz="0" w:space="0" w:color="000000"/>
+              <w:top w:val="none" w:sz="0" w:space="0" w:color="000000"/>
+              <w:left w:val="none" w:sz="0" w:space="0" w:color="000000"/>
+              <w:right w:val="none" w:sz="0" w:space="0" w:color="000000"/>
+            </w:tcBorders>
+            <w:shd w:val="clear" w:color="auto" w:fill="FFFFFF"/>
+            <w:tcMar>
+              <w:top w:w="0" w:type="dxa"/>
+              <w:bottom w:w="0" w:type="dxa"/>
+              <w:left w:w="0" w:type="dxa"/>
+              <w:right w:w="0" w:type="dxa"/>
+            </w:tcMar>
+            <w:vAlign w:val="top"/>
+          </w:tcPr>
+          <w:p>
+            <w:pPr>
+              <w:pStyle w:val="Normal"/>
+              <w:jc w:val="center"/>
+              <w:pBdr>
+                <w:bottom w:val="none" w:sz="0" w:space="0" w:color="000000"/>
+                <w:top w:val="none" w:sz="0" w:space="0" w:color="000000"/>
+                <w:left w:val="none" w:sz="0" w:space="0" w:color="000000"/>
+                <w:right w:val="none" w:sz="0" w:space="0" w:color="000000"/>
+              </w:pBdr>
+              <w:spacing w:after="100" w:before="100" w:line="240"/>
+              <w:ind w:left="100" w:right="100" w:firstLine="0" w:firstLineChars="0"/>
+              <w:rPr>
+                <w:rFonts w:ascii="Helvetica" w:hAnsi="Helvetica" w:eastAsia="Helvetica" w:cs="Helvetica"/>
+                <w:i w:val="false"/>
+                <w:b w:val="false"/>
+                <w:u w:val="none"/>
+                <w:sz w:val="22"/>
+                <w:szCs w:val="22"/>
+                <w:color w:val="000000"/>
+              </w:rPr>
+            </w:pPr>
+            <w:r>
+              <w:rPr>
+                <w:rFonts w:ascii="Helvetica" w:hAnsi="Helvetica" w:eastAsia="Helvetica" w:cs="Helvetica"/>
+                <w:i w:val="false"/>
+                <w:b w:val="false"/>
+                <w:u w:val="none"/>
+                <w:sz w:val="22"/>
+                <w:szCs w:val="22"/>
+                <w:color w:val="000000"/>
+              </w:rPr>
+              <w:t xml:space="preserve">0.270</w:t>
             </w:r>
           </w:p>
         </w:tc>
@@ -9797,113 +9797,113 @@
                 <w:szCs w:val="22"/>
                 <w:color w:val="000000"/>
               </w:rPr>
-              <w:t xml:space="preserve">3.73</w:t>
-            </w:r>
-          </w:p>
-        </w:tc>
-        <w:tc>
-          <w:tcPr>
-            <w:tcBorders>
-              <w:bottom w:val="none" w:sz="0" w:space="0" w:color="000000"/>
-              <w:top w:val="none" w:sz="0" w:space="0" w:color="000000"/>
-              <w:left w:val="none" w:sz="0" w:space="0" w:color="000000"/>
-              <w:right w:val="none" w:sz="0" w:space="0" w:color="000000"/>
-            </w:tcBorders>
-            <w:shd w:val="clear" w:color="auto" w:fill="FFFFFF"/>
-            <w:tcMar>
-              <w:top w:w="0" w:type="dxa"/>
-              <w:bottom w:w="0" w:type="dxa"/>
-              <w:left w:w="0" w:type="dxa"/>
-              <w:right w:w="0" w:type="dxa"/>
-            </w:tcMar>
-            <w:vAlign w:val="top"/>
-          </w:tcPr>
-          <w:p>
-            <w:pPr>
-              <w:pStyle w:val="Normal"/>
-              <w:jc w:val="center"/>
-              <w:pBdr>
-                <w:bottom w:val="none" w:sz="0" w:space="0" w:color="000000"/>
-                <w:top w:val="none" w:sz="0" w:space="0" w:color="000000"/>
-                <w:left w:val="none" w:sz="0" w:space="0" w:color="000000"/>
-                <w:right w:val="none" w:sz="0" w:space="0" w:color="000000"/>
-              </w:pBdr>
-              <w:spacing w:after="100" w:before="100" w:line="240"/>
-              <w:ind w:left="100" w:right="100" w:firstLine="0" w:firstLineChars="0"/>
-              <w:rPr>
-                <w:rFonts w:ascii="Helvetica" w:hAnsi="Helvetica" w:eastAsia="Helvetica" w:cs="Helvetica"/>
-                <w:i w:val="false"/>
-                <w:b w:val="false"/>
-                <w:u w:val="none"/>
-                <w:sz w:val="22"/>
-                <w:szCs w:val="22"/>
-                <w:color w:val="000000"/>
-              </w:rPr>
-            </w:pPr>
-            <w:r>
-              <w:rPr>
-                <w:rFonts w:ascii="Helvetica" w:hAnsi="Helvetica" w:eastAsia="Helvetica" w:cs="Helvetica"/>
-                <w:i w:val="false"/>
-                <w:b w:val="false"/>
-                <w:u w:val="none"/>
-                <w:sz w:val="22"/>
-                <w:szCs w:val="22"/>
-                <w:color w:val="000000"/>
-              </w:rPr>
-              <w:t xml:space="preserve">0.26, 54.5</w:t>
-            </w:r>
-          </w:p>
-        </w:tc>
-        <w:tc>
-          <w:tcPr>
-            <w:tcBorders>
-              <w:bottom w:val="none" w:sz="0" w:space="0" w:color="000000"/>
-              <w:top w:val="none" w:sz="0" w:space="0" w:color="000000"/>
-              <w:left w:val="none" w:sz="0" w:space="0" w:color="000000"/>
-              <w:right w:val="none" w:sz="0" w:space="0" w:color="000000"/>
-            </w:tcBorders>
-            <w:shd w:val="clear" w:color="auto" w:fill="FFFFFF"/>
-            <w:tcMar>
-              <w:top w:w="0" w:type="dxa"/>
-              <w:bottom w:w="0" w:type="dxa"/>
-              <w:left w:w="0" w:type="dxa"/>
-              <w:right w:w="0" w:type="dxa"/>
-            </w:tcMar>
-            <w:vAlign w:val="top"/>
-          </w:tcPr>
-          <w:p>
-            <w:pPr>
-              <w:pStyle w:val="Normal"/>
-              <w:jc w:val="center"/>
-              <w:pBdr>
-                <w:bottom w:val="none" w:sz="0" w:space="0" w:color="000000"/>
-                <w:top w:val="none" w:sz="0" w:space="0" w:color="000000"/>
-                <w:left w:val="none" w:sz="0" w:space="0" w:color="000000"/>
-                <w:right w:val="none" w:sz="0" w:space="0" w:color="000000"/>
-              </w:pBdr>
-              <w:spacing w:after="100" w:before="100" w:line="240"/>
-              <w:ind w:left="100" w:right="100" w:firstLine="0" w:firstLineChars="0"/>
-              <w:rPr>
-                <w:rFonts w:ascii="Helvetica" w:hAnsi="Helvetica" w:eastAsia="Helvetica" w:cs="Helvetica"/>
-                <w:i w:val="false"/>
-                <w:b w:val="false"/>
-                <w:u w:val="none"/>
-                <w:sz w:val="22"/>
-                <w:szCs w:val="22"/>
-                <w:color w:val="000000"/>
-              </w:rPr>
-            </w:pPr>
-            <w:r>
-              <w:rPr>
-                <w:rFonts w:ascii="Helvetica" w:hAnsi="Helvetica" w:eastAsia="Helvetica" w:cs="Helvetica"/>
-                <w:i w:val="false"/>
-                <w:b w:val="false"/>
-                <w:u w:val="none"/>
-                <w:sz w:val="22"/>
-                <w:szCs w:val="22"/>
-                <w:color w:val="000000"/>
-              </w:rPr>
-              <w:t xml:space="preserve">0.340</w:t>
+              <w:t xml:space="preserve">4.16</w:t>
+            </w:r>
+          </w:p>
+        </w:tc>
+        <w:tc>
+          <w:tcPr>
+            <w:tcBorders>
+              <w:bottom w:val="none" w:sz="0" w:space="0" w:color="000000"/>
+              <w:top w:val="none" w:sz="0" w:space="0" w:color="000000"/>
+              <w:left w:val="none" w:sz="0" w:space="0" w:color="000000"/>
+              <w:right w:val="none" w:sz="0" w:space="0" w:color="000000"/>
+            </w:tcBorders>
+            <w:shd w:val="clear" w:color="auto" w:fill="FFFFFF"/>
+            <w:tcMar>
+              <w:top w:w="0" w:type="dxa"/>
+              <w:bottom w:w="0" w:type="dxa"/>
+              <w:left w:w="0" w:type="dxa"/>
+              <w:right w:w="0" w:type="dxa"/>
+            </w:tcMar>
+            <w:vAlign w:val="top"/>
+          </w:tcPr>
+          <w:p>
+            <w:pPr>
+              <w:pStyle w:val="Normal"/>
+              <w:jc w:val="center"/>
+              <w:pBdr>
+                <w:bottom w:val="none" w:sz="0" w:space="0" w:color="000000"/>
+                <w:top w:val="none" w:sz="0" w:space="0" w:color="000000"/>
+                <w:left w:val="none" w:sz="0" w:space="0" w:color="000000"/>
+                <w:right w:val="none" w:sz="0" w:space="0" w:color="000000"/>
+              </w:pBdr>
+              <w:spacing w:after="100" w:before="100" w:line="240"/>
+              <w:ind w:left="100" w:right="100" w:firstLine="0" w:firstLineChars="0"/>
+              <w:rPr>
+                <w:rFonts w:ascii="Helvetica" w:hAnsi="Helvetica" w:eastAsia="Helvetica" w:cs="Helvetica"/>
+                <w:i w:val="false"/>
+                <w:b w:val="false"/>
+                <w:u w:val="none"/>
+                <w:sz w:val="22"/>
+                <w:szCs w:val="22"/>
+                <w:color w:val="000000"/>
+              </w:rPr>
+            </w:pPr>
+            <w:r>
+              <w:rPr>
+                <w:rFonts w:ascii="Helvetica" w:hAnsi="Helvetica" w:eastAsia="Helvetica" w:cs="Helvetica"/>
+                <w:i w:val="false"/>
+                <w:b w:val="false"/>
+                <w:u w:val="none"/>
+                <w:sz w:val="22"/>
+                <w:szCs w:val="22"/>
+                <w:color w:val="000000"/>
+              </w:rPr>
+              <w:t xml:space="preserve">0.30, 57.7</w:t>
+            </w:r>
+          </w:p>
+        </w:tc>
+        <w:tc>
+          <w:tcPr>
+            <w:tcBorders>
+              <w:bottom w:val="none" w:sz="0" w:space="0" w:color="000000"/>
+              <w:top w:val="none" w:sz="0" w:space="0" w:color="000000"/>
+              <w:left w:val="none" w:sz="0" w:space="0" w:color="000000"/>
+              <w:right w:val="none" w:sz="0" w:space="0" w:color="000000"/>
+            </w:tcBorders>
+            <w:shd w:val="clear" w:color="auto" w:fill="FFFFFF"/>
+            <w:tcMar>
+              <w:top w:w="0" w:type="dxa"/>
+              <w:bottom w:w="0" w:type="dxa"/>
+              <w:left w:w="0" w:type="dxa"/>
+              <w:right w:w="0" w:type="dxa"/>
+            </w:tcMar>
+            <w:vAlign w:val="top"/>
+          </w:tcPr>
+          <w:p>
+            <w:pPr>
+              <w:pStyle w:val="Normal"/>
+              <w:jc w:val="center"/>
+              <w:pBdr>
+                <w:bottom w:val="none" w:sz="0" w:space="0" w:color="000000"/>
+                <w:top w:val="none" w:sz="0" w:space="0" w:color="000000"/>
+                <w:left w:val="none" w:sz="0" w:space="0" w:color="000000"/>
+                <w:right w:val="none" w:sz="0" w:space="0" w:color="000000"/>
+              </w:pBdr>
+              <w:spacing w:after="100" w:before="100" w:line="240"/>
+              <w:ind w:left="100" w:right="100" w:firstLine="0" w:firstLineChars="0"/>
+              <w:rPr>
+                <w:rFonts w:ascii="Helvetica" w:hAnsi="Helvetica" w:eastAsia="Helvetica" w:cs="Helvetica"/>
+                <w:i w:val="false"/>
+                <w:b w:val="false"/>
+                <w:u w:val="none"/>
+                <w:sz w:val="22"/>
+                <w:szCs w:val="22"/>
+                <w:color w:val="000000"/>
+              </w:rPr>
+            </w:pPr>
+            <w:r>
+              <w:rPr>
+                <w:rFonts w:ascii="Helvetica" w:hAnsi="Helvetica" w:eastAsia="Helvetica" w:cs="Helvetica"/>
+                <w:i w:val="false"/>
+                <w:b w:val="false"/>
+                <w:u w:val="none"/>
+                <w:sz w:val="22"/>
+                <w:szCs w:val="22"/>
+                <w:color w:val="000000"/>
+              </w:rPr>
+              <w:t xml:space="preserve">0.290</w:t>
             </w:r>
           </w:p>
         </w:tc>
@@ -10876,7 +10876,7 @@
       </w:tr>
       <w:tr>
         <w:trPr>
-          <w:trHeight w:val="598" w:hRule="auto"/>
+          <w:trHeight w:val="597" w:hRule="auto"/>
         </w:trPr>
         body22
         <w:tc>
@@ -11299,60 +11299,60 @@
                 <w:szCs w:val="22"/>
                 <w:color w:val="000000"/>
               </w:rPr>
-              <w:t xml:space="preserve">0.01, 1.26</w:t>
-            </w:r>
-          </w:p>
-        </w:tc>
-        <w:tc>
-          <w:tcPr>
-            <w:tcBorders>
-              <w:bottom w:val="none" w:sz="0" w:space="0" w:color="000000"/>
-              <w:top w:val="none" w:sz="0" w:space="0" w:color="000000"/>
-              <w:left w:val="none" w:sz="0" w:space="0" w:color="000000"/>
-              <w:right w:val="none" w:sz="0" w:space="0" w:color="000000"/>
-            </w:tcBorders>
-            <w:shd w:val="clear" w:color="auto" w:fill="FFFFFF"/>
-            <w:tcMar>
-              <w:top w:w="0" w:type="dxa"/>
-              <w:bottom w:w="0" w:type="dxa"/>
-              <w:left w:w="0" w:type="dxa"/>
-              <w:right w:w="0" w:type="dxa"/>
-            </w:tcMar>
-            <w:vAlign w:val="top"/>
-          </w:tcPr>
-          <w:p>
-            <w:pPr>
-              <w:pStyle w:val="Normal"/>
-              <w:jc w:val="center"/>
-              <w:pBdr>
-                <w:bottom w:val="none" w:sz="0" w:space="0" w:color="000000"/>
-                <w:top w:val="none" w:sz="0" w:space="0" w:color="000000"/>
-                <w:left w:val="none" w:sz="0" w:space="0" w:color="000000"/>
-                <w:right w:val="none" w:sz="0" w:space="0" w:color="000000"/>
-              </w:pBdr>
-              <w:spacing w:after="100" w:before="100" w:line="240"/>
-              <w:ind w:left="100" w:right="100" w:firstLine="0" w:firstLineChars="0"/>
-              <w:rPr>
-                <w:rFonts w:ascii="Helvetica" w:hAnsi="Helvetica" w:eastAsia="Helvetica" w:cs="Helvetica"/>
-                <w:i w:val="false"/>
-                <w:b w:val="false"/>
-                <w:u w:val="none"/>
-                <w:sz w:val="22"/>
-                <w:szCs w:val="22"/>
-                <w:color w:val="000000"/>
-              </w:rPr>
-            </w:pPr>
-            <w:r>
-              <w:rPr>
-                <w:rFonts w:ascii="Helvetica" w:hAnsi="Helvetica" w:eastAsia="Helvetica" w:cs="Helvetica"/>
-                <w:i w:val="false"/>
-                <w:b w:val="false"/>
-                <w:u w:val="none"/>
-                <w:sz w:val="22"/>
-                <w:szCs w:val="22"/>
-                <w:color w:val="000000"/>
-              </w:rPr>
-              <w:t xml:space="preserve">0.077</w:t>
+              <w:t xml:space="preserve">0.01, 1.30</w:t>
+            </w:r>
+          </w:p>
+        </w:tc>
+        <w:tc>
+          <w:tcPr>
+            <w:tcBorders>
+              <w:bottom w:val="none" w:sz="0" w:space="0" w:color="000000"/>
+              <w:top w:val="none" w:sz="0" w:space="0" w:color="000000"/>
+              <w:left w:val="none" w:sz="0" w:space="0" w:color="000000"/>
+              <w:right w:val="none" w:sz="0" w:space="0" w:color="000000"/>
+            </w:tcBorders>
+            <w:shd w:val="clear" w:color="auto" w:fill="FFFFFF"/>
+            <w:tcMar>
+              <w:top w:w="0" w:type="dxa"/>
+              <w:bottom w:w="0" w:type="dxa"/>
+              <w:left w:w="0" w:type="dxa"/>
+              <w:right w:w="0" w:type="dxa"/>
+            </w:tcMar>
+            <w:vAlign w:val="top"/>
+          </w:tcPr>
+          <w:p>
+            <w:pPr>
+              <w:pStyle w:val="Normal"/>
+              <w:jc w:val="center"/>
+              <w:pBdr>
+                <w:bottom w:val="none" w:sz="0" w:space="0" w:color="000000"/>
+                <w:top w:val="none" w:sz="0" w:space="0" w:color="000000"/>
+                <w:left w:val="none" w:sz="0" w:space="0" w:color="000000"/>
+                <w:right w:val="none" w:sz="0" w:space="0" w:color="000000"/>
+              </w:pBdr>
+              <w:spacing w:after="100" w:before="100" w:line="240"/>
+              <w:ind w:left="100" w:right="100" w:firstLine="0" w:firstLineChars="0"/>
+              <w:rPr>
+                <w:rFonts w:ascii="Helvetica" w:hAnsi="Helvetica" w:eastAsia="Helvetica" w:cs="Helvetica"/>
+                <w:i w:val="false"/>
+                <w:b w:val="false"/>
+                <w:u w:val="none"/>
+                <w:sz w:val="22"/>
+                <w:szCs w:val="22"/>
+                <w:color w:val="000000"/>
+              </w:rPr>
+            </w:pPr>
+            <w:r>
+              <w:rPr>
+                <w:rFonts w:ascii="Helvetica" w:hAnsi="Helvetica" w:eastAsia="Helvetica" w:cs="Helvetica"/>
+                <w:i w:val="false"/>
+                <w:b w:val="false"/>
+                <w:u w:val="none"/>
+                <w:sz w:val="22"/>
+                <w:szCs w:val="22"/>
+                <w:color w:val="000000"/>
+              </w:rPr>
+              <w:t xml:space="preserve">0.081</w:t>
             </w:r>
           </w:p>
         </w:tc>
@@ -11729,113 +11729,113 @@
                 <w:szCs w:val="22"/>
                 <w:color w:val="000000"/>
               </w:rPr>
-              <w:t xml:space="preserve">0.37</w:t>
-            </w:r>
-          </w:p>
-        </w:tc>
-        <w:tc>
-          <w:tcPr>
-            <w:tcBorders>
-              <w:bottom w:val="none" w:sz="0" w:space="0" w:color="000000"/>
-              <w:top w:val="none" w:sz="0" w:space="0" w:color="000000"/>
-              <w:left w:val="none" w:sz="0" w:space="0" w:color="000000"/>
-              <w:right w:val="none" w:sz="0" w:space="0" w:color="000000"/>
-            </w:tcBorders>
-            <w:shd w:val="clear" w:color="auto" w:fill="FFFFFF"/>
-            <w:tcMar>
-              <w:top w:w="0" w:type="dxa"/>
-              <w:bottom w:w="0" w:type="dxa"/>
-              <w:left w:w="0" w:type="dxa"/>
-              <w:right w:w="0" w:type="dxa"/>
-            </w:tcMar>
-            <w:vAlign w:val="top"/>
-          </w:tcPr>
-          <w:p>
-            <w:pPr>
-              <w:pStyle w:val="Normal"/>
-              <w:jc w:val="center"/>
-              <w:pBdr>
-                <w:bottom w:val="none" w:sz="0" w:space="0" w:color="000000"/>
-                <w:top w:val="none" w:sz="0" w:space="0" w:color="000000"/>
-                <w:left w:val="none" w:sz="0" w:space="0" w:color="000000"/>
-                <w:right w:val="none" w:sz="0" w:space="0" w:color="000000"/>
-              </w:pBdr>
-              <w:spacing w:after="100" w:before="100" w:line="240"/>
-              <w:ind w:left="100" w:right="100" w:firstLine="0" w:firstLineChars="0"/>
-              <w:rPr>
-                <w:rFonts w:ascii="Helvetica" w:hAnsi="Helvetica" w:eastAsia="Helvetica" w:cs="Helvetica"/>
-                <w:i w:val="false"/>
-                <w:b w:val="false"/>
-                <w:u w:val="none"/>
-                <w:sz w:val="22"/>
-                <w:szCs w:val="22"/>
-                <w:color w:val="000000"/>
-              </w:rPr>
-            </w:pPr>
-            <w:r>
-              <w:rPr>
-                <w:rFonts w:ascii="Helvetica" w:hAnsi="Helvetica" w:eastAsia="Helvetica" w:cs="Helvetica"/>
-                <w:i w:val="false"/>
-                <w:b w:val="false"/>
-                <w:u w:val="none"/>
-                <w:sz w:val="22"/>
-                <w:szCs w:val="22"/>
-                <w:color w:val="000000"/>
-              </w:rPr>
-              <w:t xml:space="preserve">0.12, 1.17</w:t>
-            </w:r>
-          </w:p>
-        </w:tc>
-        <w:tc>
-          <w:tcPr>
-            <w:tcBorders>
-              <w:bottom w:val="none" w:sz="0" w:space="0" w:color="000000"/>
-              <w:top w:val="none" w:sz="0" w:space="0" w:color="000000"/>
-              <w:left w:val="none" w:sz="0" w:space="0" w:color="000000"/>
-              <w:right w:val="none" w:sz="0" w:space="0" w:color="000000"/>
-            </w:tcBorders>
-            <w:shd w:val="clear" w:color="auto" w:fill="FFFFFF"/>
-            <w:tcMar>
-              <w:top w:w="0" w:type="dxa"/>
-              <w:bottom w:w="0" w:type="dxa"/>
-              <w:left w:w="0" w:type="dxa"/>
-              <w:right w:w="0" w:type="dxa"/>
-            </w:tcMar>
-            <w:vAlign w:val="top"/>
-          </w:tcPr>
-          <w:p>
-            <w:pPr>
-              <w:pStyle w:val="Normal"/>
-              <w:jc w:val="center"/>
-              <w:pBdr>
-                <w:bottom w:val="none" w:sz="0" w:space="0" w:color="000000"/>
-                <w:top w:val="none" w:sz="0" w:space="0" w:color="000000"/>
-                <w:left w:val="none" w:sz="0" w:space="0" w:color="000000"/>
-                <w:right w:val="none" w:sz="0" w:space="0" w:color="000000"/>
-              </w:pBdr>
-              <w:spacing w:after="100" w:before="100" w:line="240"/>
-              <w:ind w:left="100" w:right="100" w:firstLine="0" w:firstLineChars="0"/>
-              <w:rPr>
-                <w:rFonts w:ascii="Helvetica" w:hAnsi="Helvetica" w:eastAsia="Helvetica" w:cs="Helvetica"/>
-                <w:i w:val="false"/>
-                <w:b w:val="false"/>
-                <w:u w:val="none"/>
-                <w:sz w:val="22"/>
-                <w:szCs w:val="22"/>
-                <w:color w:val="000000"/>
-              </w:rPr>
-            </w:pPr>
-            <w:r>
-              <w:rPr>
-                <w:rFonts w:ascii="Helvetica" w:hAnsi="Helvetica" w:eastAsia="Helvetica" w:cs="Helvetica"/>
-                <w:i w:val="false"/>
-                <w:b w:val="false"/>
-                <w:u w:val="none"/>
-                <w:sz w:val="22"/>
-                <w:szCs w:val="22"/>
-                <w:color w:val="000000"/>
-              </w:rPr>
-              <w:t xml:space="preserve">0.091</w:t>
+              <w:t xml:space="preserve">0.35</w:t>
+            </w:r>
+          </w:p>
+        </w:tc>
+        <w:tc>
+          <w:tcPr>
+            <w:tcBorders>
+              <w:bottom w:val="none" w:sz="0" w:space="0" w:color="000000"/>
+              <w:top w:val="none" w:sz="0" w:space="0" w:color="000000"/>
+              <w:left w:val="none" w:sz="0" w:space="0" w:color="000000"/>
+              <w:right w:val="none" w:sz="0" w:space="0" w:color="000000"/>
+            </w:tcBorders>
+            <w:shd w:val="clear" w:color="auto" w:fill="FFFFFF"/>
+            <w:tcMar>
+              <w:top w:w="0" w:type="dxa"/>
+              <w:bottom w:w="0" w:type="dxa"/>
+              <w:left w:w="0" w:type="dxa"/>
+              <w:right w:w="0" w:type="dxa"/>
+            </w:tcMar>
+            <w:vAlign w:val="top"/>
+          </w:tcPr>
+          <w:p>
+            <w:pPr>
+              <w:pStyle w:val="Normal"/>
+              <w:jc w:val="center"/>
+              <w:pBdr>
+                <w:bottom w:val="none" w:sz="0" w:space="0" w:color="000000"/>
+                <w:top w:val="none" w:sz="0" w:space="0" w:color="000000"/>
+                <w:left w:val="none" w:sz="0" w:space="0" w:color="000000"/>
+                <w:right w:val="none" w:sz="0" w:space="0" w:color="000000"/>
+              </w:pBdr>
+              <w:spacing w:after="100" w:before="100" w:line="240"/>
+              <w:ind w:left="100" w:right="100" w:firstLine="0" w:firstLineChars="0"/>
+              <w:rPr>
+                <w:rFonts w:ascii="Helvetica" w:hAnsi="Helvetica" w:eastAsia="Helvetica" w:cs="Helvetica"/>
+                <w:i w:val="false"/>
+                <w:b w:val="false"/>
+                <w:u w:val="none"/>
+                <w:sz w:val="22"/>
+                <w:szCs w:val="22"/>
+                <w:color w:val="000000"/>
+              </w:rPr>
+            </w:pPr>
+            <w:r>
+              <w:rPr>
+                <w:rFonts w:ascii="Helvetica" w:hAnsi="Helvetica" w:eastAsia="Helvetica" w:cs="Helvetica"/>
+                <w:i w:val="false"/>
+                <w:b w:val="false"/>
+                <w:u w:val="none"/>
+                <w:sz w:val="22"/>
+                <w:szCs w:val="22"/>
+                <w:color w:val="000000"/>
+              </w:rPr>
+              <w:t xml:space="preserve">0.11, 1.06</w:t>
+            </w:r>
+          </w:p>
+        </w:tc>
+        <w:tc>
+          <w:tcPr>
+            <w:tcBorders>
+              <w:bottom w:val="none" w:sz="0" w:space="0" w:color="000000"/>
+              <w:top w:val="none" w:sz="0" w:space="0" w:color="000000"/>
+              <w:left w:val="none" w:sz="0" w:space="0" w:color="000000"/>
+              <w:right w:val="none" w:sz="0" w:space="0" w:color="000000"/>
+            </w:tcBorders>
+            <w:shd w:val="clear" w:color="auto" w:fill="FFFFFF"/>
+            <w:tcMar>
+              <w:top w:w="0" w:type="dxa"/>
+              <w:bottom w:w="0" w:type="dxa"/>
+              <w:left w:w="0" w:type="dxa"/>
+              <w:right w:w="0" w:type="dxa"/>
+            </w:tcMar>
+            <w:vAlign w:val="top"/>
+          </w:tcPr>
+          <w:p>
+            <w:pPr>
+              <w:pStyle w:val="Normal"/>
+              <w:jc w:val="center"/>
+              <w:pBdr>
+                <w:bottom w:val="none" w:sz="0" w:space="0" w:color="000000"/>
+                <w:top w:val="none" w:sz="0" w:space="0" w:color="000000"/>
+                <w:left w:val="none" w:sz="0" w:space="0" w:color="000000"/>
+                <w:right w:val="none" w:sz="0" w:space="0" w:color="000000"/>
+              </w:pBdr>
+              <w:spacing w:after="100" w:before="100" w:line="240"/>
+              <w:ind w:left="100" w:right="100" w:firstLine="0" w:firstLineChars="0"/>
+              <w:rPr>
+                <w:rFonts w:ascii="Helvetica" w:hAnsi="Helvetica" w:eastAsia="Helvetica" w:cs="Helvetica"/>
+                <w:i w:val="false"/>
+                <w:b w:val="false"/>
+                <w:u w:val="none"/>
+                <w:sz w:val="22"/>
+                <w:szCs w:val="22"/>
+                <w:color w:val="000000"/>
+              </w:rPr>
+            </w:pPr>
+            <w:r>
+              <w:rPr>
+                <w:rFonts w:ascii="Helvetica" w:hAnsi="Helvetica" w:eastAsia="Helvetica" w:cs="Helvetica"/>
+                <w:i w:val="false"/>
+                <w:b w:val="false"/>
+                <w:u w:val="none"/>
+                <w:sz w:val="22"/>
+                <w:szCs w:val="22"/>
+                <w:color w:val="000000"/>
+              </w:rPr>
+              <w:t xml:space="preserve">0.062</w:t>
             </w:r>
           </w:p>
         </w:tc>
@@ -12695,113 +12695,113 @@
                 <w:szCs w:val="22"/>
                 <w:color w:val="000000"/>
               </w:rPr>
-              <w:t xml:space="preserve">2.59</w:t>
-            </w:r>
-          </w:p>
-        </w:tc>
-        <w:tc>
-          <w:tcPr>
-            <w:tcBorders>
-              <w:bottom w:val="none" w:sz="0" w:space="0" w:color="000000"/>
-              <w:top w:val="none" w:sz="0" w:space="0" w:color="000000"/>
-              <w:left w:val="none" w:sz="0" w:space="0" w:color="000000"/>
-              <w:right w:val="none" w:sz="0" w:space="0" w:color="000000"/>
-            </w:tcBorders>
-            <w:shd w:val="clear" w:color="auto" w:fill="FFFFFF"/>
-            <w:tcMar>
-              <w:top w:w="0" w:type="dxa"/>
-              <w:bottom w:w="0" w:type="dxa"/>
-              <w:left w:w="0" w:type="dxa"/>
-              <w:right w:w="0" w:type="dxa"/>
-            </w:tcMar>
-            <w:vAlign w:val="top"/>
-          </w:tcPr>
-          <w:p>
-            <w:pPr>
-              <w:pStyle w:val="Normal"/>
-              <w:jc w:val="center"/>
-              <w:pBdr>
-                <w:bottom w:val="none" w:sz="0" w:space="0" w:color="000000"/>
-                <w:top w:val="none" w:sz="0" w:space="0" w:color="000000"/>
-                <w:left w:val="none" w:sz="0" w:space="0" w:color="000000"/>
-                <w:right w:val="none" w:sz="0" w:space="0" w:color="000000"/>
-              </w:pBdr>
-              <w:spacing w:after="100" w:before="100" w:line="240"/>
-              <w:ind w:left="100" w:right="100" w:firstLine="0" w:firstLineChars="0"/>
-              <w:rPr>
-                <w:rFonts w:ascii="Helvetica" w:hAnsi="Helvetica" w:eastAsia="Helvetica" w:cs="Helvetica"/>
-                <w:i w:val="false"/>
-                <w:b w:val="false"/>
-                <w:u w:val="none"/>
-                <w:sz w:val="22"/>
-                <w:szCs w:val="22"/>
-                <w:color w:val="000000"/>
-              </w:rPr>
-            </w:pPr>
-            <w:r>
-              <w:rPr>
-                <w:rFonts w:ascii="Helvetica" w:hAnsi="Helvetica" w:eastAsia="Helvetica" w:cs="Helvetica"/>
-                <w:i w:val="false"/>
-                <w:b w:val="false"/>
-                <w:u w:val="none"/>
-                <w:sz w:val="22"/>
-                <w:szCs w:val="22"/>
-                <w:color w:val="000000"/>
-              </w:rPr>
-              <w:t xml:space="preserve">0.10, 64.4</w:t>
-            </w:r>
-          </w:p>
-        </w:tc>
-        <w:tc>
-          <w:tcPr>
-            <w:tcBorders>
-              <w:bottom w:val="none" w:sz="0" w:space="0" w:color="000000"/>
-              <w:top w:val="none" w:sz="0" w:space="0" w:color="000000"/>
-              <w:left w:val="none" w:sz="0" w:space="0" w:color="000000"/>
-              <w:right w:val="none" w:sz="0" w:space="0" w:color="000000"/>
-            </w:tcBorders>
-            <w:shd w:val="clear" w:color="auto" w:fill="FFFFFF"/>
-            <w:tcMar>
-              <w:top w:w="0" w:type="dxa"/>
-              <w:bottom w:w="0" w:type="dxa"/>
-              <w:left w:w="0" w:type="dxa"/>
-              <w:right w:w="0" w:type="dxa"/>
-            </w:tcMar>
-            <w:vAlign w:val="top"/>
-          </w:tcPr>
-          <w:p>
-            <w:pPr>
-              <w:pStyle w:val="Normal"/>
-              <w:jc w:val="center"/>
-              <w:pBdr>
-                <w:bottom w:val="none" w:sz="0" w:space="0" w:color="000000"/>
-                <w:top w:val="none" w:sz="0" w:space="0" w:color="000000"/>
-                <w:left w:val="none" w:sz="0" w:space="0" w:color="000000"/>
-                <w:right w:val="none" w:sz="0" w:space="0" w:color="000000"/>
-              </w:pBdr>
-              <w:spacing w:after="100" w:before="100" w:line="240"/>
-              <w:ind w:left="100" w:right="100" w:firstLine="0" w:firstLineChars="0"/>
-              <w:rPr>
-                <w:rFonts w:ascii="Helvetica" w:hAnsi="Helvetica" w:eastAsia="Helvetica" w:cs="Helvetica"/>
-                <w:i w:val="false"/>
-                <w:b w:val="false"/>
-                <w:u w:val="none"/>
-                <w:sz w:val="22"/>
-                <w:szCs w:val="22"/>
-                <w:color w:val="000000"/>
-              </w:rPr>
-            </w:pPr>
-            <w:r>
-              <w:rPr>
-                <w:rFonts w:ascii="Helvetica" w:hAnsi="Helvetica" w:eastAsia="Helvetica" w:cs="Helvetica"/>
-                <w:i w:val="false"/>
-                <w:b w:val="false"/>
-                <w:u w:val="none"/>
-                <w:sz w:val="22"/>
-                <w:szCs w:val="22"/>
-                <w:color w:val="000000"/>
-              </w:rPr>
-              <w:t xml:space="preserve">0.560</w:t>
+              <w:t xml:space="preserve">2.65</w:t>
+            </w:r>
+          </w:p>
+        </w:tc>
+        <w:tc>
+          <w:tcPr>
+            <w:tcBorders>
+              <w:bottom w:val="none" w:sz="0" w:space="0" w:color="000000"/>
+              <w:top w:val="none" w:sz="0" w:space="0" w:color="000000"/>
+              <w:left w:val="none" w:sz="0" w:space="0" w:color="000000"/>
+              <w:right w:val="none" w:sz="0" w:space="0" w:color="000000"/>
+            </w:tcBorders>
+            <w:shd w:val="clear" w:color="auto" w:fill="FFFFFF"/>
+            <w:tcMar>
+              <w:top w:w="0" w:type="dxa"/>
+              <w:bottom w:w="0" w:type="dxa"/>
+              <w:left w:w="0" w:type="dxa"/>
+              <w:right w:w="0" w:type="dxa"/>
+            </w:tcMar>
+            <w:vAlign w:val="top"/>
+          </w:tcPr>
+          <w:p>
+            <w:pPr>
+              <w:pStyle w:val="Normal"/>
+              <w:jc w:val="center"/>
+              <w:pBdr>
+                <w:bottom w:val="none" w:sz="0" w:space="0" w:color="000000"/>
+                <w:top w:val="none" w:sz="0" w:space="0" w:color="000000"/>
+                <w:left w:val="none" w:sz="0" w:space="0" w:color="000000"/>
+                <w:right w:val="none" w:sz="0" w:space="0" w:color="000000"/>
+              </w:pBdr>
+              <w:spacing w:after="100" w:before="100" w:line="240"/>
+              <w:ind w:left="100" w:right="100" w:firstLine="0" w:firstLineChars="0"/>
+              <w:rPr>
+                <w:rFonts w:ascii="Helvetica" w:hAnsi="Helvetica" w:eastAsia="Helvetica" w:cs="Helvetica"/>
+                <w:i w:val="false"/>
+                <w:b w:val="false"/>
+                <w:u w:val="none"/>
+                <w:sz w:val="22"/>
+                <w:szCs w:val="22"/>
+                <w:color w:val="000000"/>
+              </w:rPr>
+            </w:pPr>
+            <w:r>
+              <w:rPr>
+                <w:rFonts w:ascii="Helvetica" w:hAnsi="Helvetica" w:eastAsia="Helvetica" w:cs="Helvetica"/>
+                <w:i w:val="false"/>
+                <w:b w:val="false"/>
+                <w:u w:val="none"/>
+                <w:sz w:val="22"/>
+                <w:szCs w:val="22"/>
+                <w:color w:val="000000"/>
+              </w:rPr>
+              <w:t xml:space="preserve">0.11, 65.2</w:t>
+            </w:r>
+          </w:p>
+        </w:tc>
+        <w:tc>
+          <w:tcPr>
+            <w:tcBorders>
+              <w:bottom w:val="none" w:sz="0" w:space="0" w:color="000000"/>
+              <w:top w:val="none" w:sz="0" w:space="0" w:color="000000"/>
+              <w:left w:val="none" w:sz="0" w:space="0" w:color="000000"/>
+              <w:right w:val="none" w:sz="0" w:space="0" w:color="000000"/>
+            </w:tcBorders>
+            <w:shd w:val="clear" w:color="auto" w:fill="FFFFFF"/>
+            <w:tcMar>
+              <w:top w:w="0" w:type="dxa"/>
+              <w:bottom w:w="0" w:type="dxa"/>
+              <w:left w:w="0" w:type="dxa"/>
+              <w:right w:w="0" w:type="dxa"/>
+            </w:tcMar>
+            <w:vAlign w:val="top"/>
+          </w:tcPr>
+          <w:p>
+            <w:pPr>
+              <w:pStyle w:val="Normal"/>
+              <w:jc w:val="center"/>
+              <w:pBdr>
+                <w:bottom w:val="none" w:sz="0" w:space="0" w:color="000000"/>
+                <w:top w:val="none" w:sz="0" w:space="0" w:color="000000"/>
+                <w:left w:val="none" w:sz="0" w:space="0" w:color="000000"/>
+                <w:right w:val="none" w:sz="0" w:space="0" w:color="000000"/>
+              </w:pBdr>
+              <w:spacing w:after="100" w:before="100" w:line="240"/>
+              <w:ind w:left="100" w:right="100" w:firstLine="0" w:firstLineChars="0"/>
+              <w:rPr>
+                <w:rFonts w:ascii="Helvetica" w:hAnsi="Helvetica" w:eastAsia="Helvetica" w:cs="Helvetica"/>
+                <w:i w:val="false"/>
+                <w:b w:val="false"/>
+                <w:u w:val="none"/>
+                <w:sz w:val="22"/>
+                <w:szCs w:val="22"/>
+                <w:color w:val="000000"/>
+              </w:rPr>
+            </w:pPr>
+            <w:r>
+              <w:rPr>
+                <w:rFonts w:ascii="Helvetica" w:hAnsi="Helvetica" w:eastAsia="Helvetica" w:cs="Helvetica"/>
+                <w:i w:val="false"/>
+                <w:b w:val="false"/>
+                <w:u w:val="none"/>
+                <w:sz w:val="22"/>
+                <w:szCs w:val="22"/>
+                <w:color w:val="000000"/>
+              </w:rPr>
+              <w:t xml:space="preserve">0.550</w:t>
             </w:r>
           </w:p>
         </w:tc>
@@ -13231,7 +13231,7 @@
                 <w:szCs w:val="22"/>
                 <w:color w:val="000000"/>
               </w:rPr>
-              <w:t xml:space="preserve">0.03, 3.89</w:t>
+              <w:t xml:space="preserve">0.03, 3.94</w:t>
             </w:r>
           </w:p>
         </w:tc>
@@ -13767,7 +13767,7 @@
                 <w:szCs w:val="22"/>
                 <w:color w:val="000000"/>
               </w:rPr>
-              <w:t xml:space="preserve">0.460</w:t>
+              <w:t xml:space="preserve">0.470</w:t>
             </w:r>
           </w:p>
         </w:tc>
@@ -14197,7 +14197,7 @@
                 <w:szCs w:val="22"/>
                 <w:color w:val="000000"/>
               </w:rPr>
-              <w:t xml:space="preserve">0.15, 2.29</w:t>
+              <w:t xml:space="preserve">0.15, 2.28</w:t>
             </w:r>
           </w:p>
         </w:tc>
@@ -14251,489 +14251,6 @@
                 <w:color w:val="000000"/>
               </w:rPr>
               <w:t xml:space="preserve">0.450</w:t>
-            </w:r>
-          </w:p>
-        </w:tc>
-      </w:tr>
-      <w:tr>
-        <w:trPr>
-          <w:trHeight w:val="598" w:hRule="auto"/>
-        </w:trPr>
-        body29
-        <w:tc>
-          <w:tcPr>
-            <w:tcBorders>
-              <w:bottom w:val="none" w:sz="0" w:space="0" w:color="000000"/>
-              <w:top w:val="none" w:sz="0" w:space="0" w:color="000000"/>
-              <w:left w:val="none" w:sz="0" w:space="0" w:color="000000"/>
-              <w:right w:val="none" w:sz="0" w:space="0" w:color="000000"/>
-            </w:tcBorders>
-            <w:shd w:val="clear" w:color="auto" w:fill="FFFFFF"/>
-            <w:tcMar>
-              <w:top w:w="0" w:type="dxa"/>
-              <w:bottom w:w="0" w:type="dxa"/>
-              <w:left w:w="0" w:type="dxa"/>
-              <w:right w:w="0" w:type="dxa"/>
-            </w:tcMar>
-            <w:vAlign w:val="top"/>
-          </w:tcPr>
-          <w:p>
-            <w:pPr>
-              <w:pStyle w:val="Normal"/>
-              <w:jc w:val="left"/>
-              <w:pBdr>
-                <w:bottom w:val="none" w:sz="0" w:space="0" w:color="000000"/>
-                <w:top w:val="none" w:sz="0" w:space="0" w:color="000000"/>
-                <w:left w:val="none" w:sz="0" w:space="0" w:color="000000"/>
-                <w:right w:val="none" w:sz="0" w:space="0" w:color="000000"/>
-              </w:pBdr>
-              <w:spacing w:after="100" w:before="100" w:line="240"/>
-              <w:ind w:left="100" w:right="100" w:firstLine="0" w:firstLineChars="0"/>
-              <w:rPr>
-                <w:rFonts w:ascii="Helvetica" w:hAnsi="Helvetica" w:eastAsia="Helvetica" w:cs="Helvetica"/>
-                <w:i w:val="false"/>
-                <w:b w:val="false"/>
-                <w:u w:val="none"/>
-                <w:sz w:val="22"/>
-                <w:szCs w:val="22"/>
-                <w:color w:val="000000"/>
-              </w:rPr>
-            </w:pPr>
-            <w:r>
-              <w:rPr>
-                <w:rFonts w:ascii="Helvetica" w:hAnsi="Helvetica" w:eastAsia="Helvetica" w:cs="Helvetica"/>
-                <w:i w:val="false"/>
-                <w:b w:val="false"/>
-                <w:u w:val="none"/>
-                <w:sz w:val="22"/>
-                <w:szCs w:val="22"/>
-                <w:color w:val="000000"/>
-              </w:rPr>
-              <w:t xml:space="preserve">steroids</w:t>
-            </w:r>
-          </w:p>
-        </w:tc>
-        <w:tc>
-          <w:tcPr>
-            <w:tcBorders>
-              <w:bottom w:val="none" w:sz="0" w:space="0" w:color="000000"/>
-              <w:top w:val="none" w:sz="0" w:space="0" w:color="000000"/>
-              <w:left w:val="none" w:sz="0" w:space="0" w:color="000000"/>
-              <w:right w:val="none" w:sz="0" w:space="0" w:color="000000"/>
-            </w:tcBorders>
-            <w:shd w:val="clear" w:color="auto" w:fill="FFFFFF"/>
-            <w:tcMar>
-              <w:top w:w="0" w:type="dxa"/>
-              <w:bottom w:w="0" w:type="dxa"/>
-              <w:left w:w="0" w:type="dxa"/>
-              <w:right w:w="0" w:type="dxa"/>
-            </w:tcMar>
-            <w:vAlign w:val="top"/>
-          </w:tcPr>
-          <w:p>
-            <w:pPr>
-              <w:pStyle w:val="Normal"/>
-              <w:jc w:val="center"/>
-              <w:pBdr>
-                <w:bottom w:val="none" w:sz="0" w:space="0" w:color="000000"/>
-                <w:top w:val="none" w:sz="0" w:space="0" w:color="000000"/>
-                <w:left w:val="none" w:sz="0" w:space="0" w:color="000000"/>
-                <w:right w:val="none" w:sz="0" w:space="0" w:color="000000"/>
-              </w:pBdr>
-              <w:spacing w:after="100" w:before="100" w:line="240"/>
-              <w:ind w:left="100" w:right="100" w:firstLine="0" w:firstLineChars="0"/>
-              <w:rPr>
-                <w:rFonts w:ascii="Helvetica" w:hAnsi="Helvetica" w:eastAsia="Helvetica" w:cs="Helvetica"/>
-                <w:i w:val="false"/>
-                <w:b w:val="false"/>
-                <w:u w:val="none"/>
-                <w:sz w:val="22"/>
-                <w:szCs w:val="22"/>
-                <w:color w:val="000000"/>
-              </w:rPr>
-            </w:pPr>
-            <w:r>
-              <w:rPr>
-                <w:rFonts w:ascii="Helvetica" w:hAnsi="Helvetica" w:eastAsia="Helvetica" w:cs="Helvetica"/>
-                <w:i w:val="false"/>
-                <w:b w:val="false"/>
-                <w:u w:val="none"/>
-                <w:sz w:val="22"/>
-                <w:szCs w:val="22"/>
-                <w:color w:val="000000"/>
-              </w:rPr>
-              <w:t xml:space="preserve">189</w:t>
-            </w:r>
-          </w:p>
-        </w:tc>
-        <w:tc>
-          <w:tcPr>
-            <w:tcBorders>
-              <w:bottom w:val="none" w:sz="0" w:space="0" w:color="000000"/>
-              <w:top w:val="none" w:sz="0" w:space="0" w:color="000000"/>
-              <w:left w:val="none" w:sz="0" w:space="0" w:color="000000"/>
-              <w:right w:val="none" w:sz="0" w:space="0" w:color="000000"/>
-            </w:tcBorders>
-            <w:shd w:val="clear" w:color="auto" w:fill="FFFFFF"/>
-            <w:tcMar>
-              <w:top w:w="0" w:type="dxa"/>
-              <w:bottom w:w="0" w:type="dxa"/>
-              <w:left w:w="0" w:type="dxa"/>
-              <w:right w:w="0" w:type="dxa"/>
-            </w:tcMar>
-            <w:vAlign w:val="top"/>
-          </w:tcPr>
-          <w:p>
-            <w:pPr>
-              <w:pStyle w:val="Normal"/>
-              <w:jc w:val="center"/>
-              <w:pBdr>
-                <w:bottom w:val="none" w:sz="0" w:space="0" w:color="000000"/>
-                <w:top w:val="none" w:sz="0" w:space="0" w:color="000000"/>
-                <w:left w:val="none" w:sz="0" w:space="0" w:color="000000"/>
-                <w:right w:val="none" w:sz="0" w:space="0" w:color="000000"/>
-              </w:pBdr>
-              <w:spacing w:after="100" w:before="100" w:line="240"/>
-              <w:ind w:left="100" w:right="100" w:firstLine="0" w:firstLineChars="0"/>
-              <w:rPr>
-                <w:rFonts w:ascii="Helvetica" w:hAnsi="Helvetica" w:eastAsia="Helvetica" w:cs="Helvetica"/>
-                <w:i w:val="false"/>
-                <w:b w:val="false"/>
-                <w:u w:val="none"/>
-                <w:sz w:val="22"/>
-                <w:szCs w:val="22"/>
-                <w:color w:val="000000"/>
-              </w:rPr>
-            </w:pPr>
-            <w:r>
-              <w:rPr>
-                <w:rFonts w:ascii="Helvetica" w:hAnsi="Helvetica" w:eastAsia="Helvetica" w:cs="Helvetica"/>
-                <w:i w:val="false"/>
-                <w:b w:val="false"/>
-                <w:u w:val="none"/>
-                <w:sz w:val="22"/>
-                <w:szCs w:val="22"/>
-                <w:color w:val="000000"/>
-              </w:rPr>
-              <w:t xml:space="preserve">22,289</w:t>
-            </w:r>
-          </w:p>
-        </w:tc>
-        <w:tc>
-          <w:tcPr>
-            <w:tcBorders>
-              <w:bottom w:val="none" w:sz="0" w:space="0" w:color="000000"/>
-              <w:top w:val="none" w:sz="0" w:space="0" w:color="000000"/>
-              <w:left w:val="none" w:sz="0" w:space="0" w:color="000000"/>
-              <w:right w:val="none" w:sz="0" w:space="0" w:color="000000"/>
-            </w:tcBorders>
-            <w:shd w:val="clear" w:color="auto" w:fill="FFFFFF"/>
-            <w:tcMar>
-              <w:top w:w="0" w:type="dxa"/>
-              <w:bottom w:w="0" w:type="dxa"/>
-              <w:left w:w="0" w:type="dxa"/>
-              <w:right w:w="0" w:type="dxa"/>
-            </w:tcMar>
-            <w:vAlign w:val="top"/>
-          </w:tcPr>
-          <w:p>
-            <w:pPr>
-              <w:pStyle w:val="Normal"/>
-              <w:jc w:val="center"/>
-              <w:pBdr>
-                <w:bottom w:val="none" w:sz="0" w:space="0" w:color="000000"/>
-                <w:top w:val="none" w:sz="0" w:space="0" w:color="000000"/>
-                <w:left w:val="none" w:sz="0" w:space="0" w:color="000000"/>
-                <w:right w:val="none" w:sz="0" w:space="0" w:color="000000"/>
-              </w:pBdr>
-              <w:spacing w:after="100" w:before="100" w:line="240"/>
-              <w:ind w:left="100" w:right="100" w:firstLine="0" w:firstLineChars="0"/>
-              <w:rPr>
-                <w:rFonts w:ascii="Helvetica" w:hAnsi="Helvetica" w:eastAsia="Helvetica" w:cs="Helvetica"/>
-                <w:i w:val="false"/>
-                <w:b w:val="false"/>
-                <w:u w:val="none"/>
-                <w:sz w:val="22"/>
-                <w:szCs w:val="22"/>
-                <w:color w:val="000000"/>
-              </w:rPr>
-            </w:pPr>
-            <w:r>
-              <w:rPr>
-                <w:rFonts w:ascii="Helvetica" w:hAnsi="Helvetica" w:eastAsia="Helvetica" w:cs="Helvetica"/>
-                <w:i w:val="false"/>
-                <w:b w:val="false"/>
-                <w:u w:val="none"/>
-                <w:sz w:val="22"/>
-                <w:szCs w:val="22"/>
-                <w:color w:val="000000"/>
-              </w:rPr>
-              <w:t xml:space="preserve">3,768, 131,863</w:t>
-            </w:r>
-          </w:p>
-        </w:tc>
-        <w:tc>
-          <w:tcPr>
-            <w:tcBorders>
-              <w:bottom w:val="none" w:sz="0" w:space="0" w:color="000000"/>
-              <w:top w:val="none" w:sz="0" w:space="0" w:color="000000"/>
-              <w:left w:val="none" w:sz="0" w:space="0" w:color="000000"/>
-              <w:right w:val="none" w:sz="0" w:space="0" w:color="000000"/>
-            </w:tcBorders>
-            <w:shd w:val="clear" w:color="auto" w:fill="FFFFFF"/>
-            <w:tcMar>
-              <w:top w:w="0" w:type="dxa"/>
-              <w:bottom w:w="0" w:type="dxa"/>
-              <w:left w:w="0" w:type="dxa"/>
-              <w:right w:w="0" w:type="dxa"/>
-            </w:tcMar>
-            <w:vAlign w:val="top"/>
-          </w:tcPr>
-          <w:p>
-            <w:pPr>
-              <w:pStyle w:val="Normal"/>
-              <w:jc w:val="center"/>
-              <w:pBdr>
-                <w:bottom w:val="none" w:sz="0" w:space="0" w:color="000000"/>
-                <w:top w:val="none" w:sz="0" w:space="0" w:color="000000"/>
-                <w:left w:val="none" w:sz="0" w:space="0" w:color="000000"/>
-                <w:right w:val="none" w:sz="0" w:space="0" w:color="000000"/>
-              </w:pBdr>
-              <w:spacing w:after="100" w:before="100" w:line="240"/>
-              <w:ind w:left="100" w:right="100" w:firstLine="0" w:firstLineChars="0"/>
-              <w:rPr>
-                <w:rFonts w:ascii="Helvetica" w:hAnsi="Helvetica" w:eastAsia="Helvetica" w:cs="Helvetica"/>
-                <w:i w:val="false"/>
-                <w:b w:val="false"/>
-                <w:u w:val="none"/>
-                <w:sz w:val="22"/>
-                <w:szCs w:val="22"/>
-                <w:color w:val="000000"/>
-              </w:rPr>
-            </w:pPr>
-            <w:r>
-              <w:rPr>
-                <w:rFonts w:ascii="Helvetica" w:hAnsi="Helvetica" w:eastAsia="Helvetica" w:cs="Helvetica"/>
-                <w:i w:val="false"/>
-                <w:b w:val="false"/>
-                <w:u w:val="none"/>
-                <w:sz w:val="22"/>
-                <w:szCs w:val="22"/>
-                <w:color w:val="000000"/>
-              </w:rPr>
-              <w:t xml:space="preserve">&lt;0.001</w:t>
-            </w:r>
-          </w:p>
-        </w:tc>
-        <w:tc>
-          <w:tcPr>
-            <w:tcBorders>
-              <w:bottom w:val="none" w:sz="0" w:space="0" w:color="000000"/>
-              <w:top w:val="none" w:sz="0" w:space="0" w:color="000000"/>
-              <w:left w:val="none" w:sz="0" w:space="0" w:color="000000"/>
-              <w:right w:val="none" w:sz="0" w:space="0" w:color="000000"/>
-            </w:tcBorders>
-            <w:shd w:val="clear" w:color="auto" w:fill="FFFFFF"/>
-            <w:tcMar>
-              <w:top w:w="0" w:type="dxa"/>
-              <w:bottom w:w="0" w:type="dxa"/>
-              <w:left w:w="0" w:type="dxa"/>
-              <w:right w:w="0" w:type="dxa"/>
-            </w:tcMar>
-            <w:vAlign w:val="top"/>
-          </w:tcPr>
-          <w:p>
-            <w:pPr>
-              <w:pStyle w:val="Normal"/>
-              <w:jc w:val="center"/>
-              <w:pBdr>
-                <w:bottom w:val="none" w:sz="0" w:space="0" w:color="000000"/>
-                <w:top w:val="none" w:sz="0" w:space="0" w:color="000000"/>
-                <w:left w:val="none" w:sz="0" w:space="0" w:color="000000"/>
-                <w:right w:val="none" w:sz="0" w:space="0" w:color="000000"/>
-              </w:pBdr>
-              <w:spacing w:after="100" w:before="100" w:line="240"/>
-              <w:ind w:left="100" w:right="100" w:firstLine="0" w:firstLineChars="0"/>
-              <w:rPr>
-                <w:rFonts w:ascii="Helvetica" w:hAnsi="Helvetica" w:eastAsia="Helvetica" w:cs="Helvetica"/>
-                <w:i w:val="false"/>
-                <w:b w:val="false"/>
-                <w:u w:val="none"/>
-                <w:sz w:val="22"/>
-                <w:szCs w:val="22"/>
-                <w:color w:val="000000"/>
-              </w:rPr>
-            </w:pPr>
-            <w:r>
-              <w:rPr>
-                <w:rFonts w:ascii="Helvetica" w:hAnsi="Helvetica" w:eastAsia="Helvetica" w:cs="Helvetica"/>
-                <w:i w:val="false"/>
-                <w:b w:val="false"/>
-                <w:u w:val="none"/>
-                <w:sz w:val="22"/>
-                <w:szCs w:val="22"/>
-                <w:color w:val="000000"/>
-              </w:rPr>
-              <w:t xml:space="preserve">189</w:t>
-            </w:r>
-          </w:p>
-        </w:tc>
-        <w:tc>
-          <w:tcPr>
-            <w:tcBorders>
-              <w:bottom w:val="none" w:sz="0" w:space="0" w:color="000000"/>
-              <w:top w:val="none" w:sz="0" w:space="0" w:color="000000"/>
-              <w:left w:val="none" w:sz="0" w:space="0" w:color="000000"/>
-              <w:right w:val="none" w:sz="0" w:space="0" w:color="000000"/>
-            </w:tcBorders>
-            <w:shd w:val="clear" w:color="auto" w:fill="FFFFFF"/>
-            <w:tcMar>
-              <w:top w:w="0" w:type="dxa"/>
-              <w:bottom w:w="0" w:type="dxa"/>
-              <w:left w:w="0" w:type="dxa"/>
-              <w:right w:w="0" w:type="dxa"/>
-            </w:tcMar>
-            <w:vAlign w:val="top"/>
-          </w:tcPr>
-          <w:p>
-            <w:pPr>
-              <w:pStyle w:val="Normal"/>
-              <w:jc w:val="center"/>
-              <w:pBdr>
-                <w:bottom w:val="none" w:sz="0" w:space="0" w:color="000000"/>
-                <w:top w:val="none" w:sz="0" w:space="0" w:color="000000"/>
-                <w:left w:val="none" w:sz="0" w:space="0" w:color="000000"/>
-                <w:right w:val="none" w:sz="0" w:space="0" w:color="000000"/>
-              </w:pBdr>
-              <w:spacing w:after="100" w:before="100" w:line="240"/>
-              <w:ind w:left="100" w:right="100" w:firstLine="0" w:firstLineChars="0"/>
-              <w:rPr>
-                <w:rFonts w:ascii="Helvetica" w:hAnsi="Helvetica" w:eastAsia="Helvetica" w:cs="Helvetica"/>
-                <w:i w:val="false"/>
-                <w:b w:val="false"/>
-                <w:u w:val="none"/>
-                <w:sz w:val="22"/>
-                <w:szCs w:val="22"/>
-                <w:color w:val="000000"/>
-              </w:rPr>
-            </w:pPr>
-            <w:r>
-              <w:rPr>
-                <w:rFonts w:ascii="Helvetica" w:hAnsi="Helvetica" w:eastAsia="Helvetica" w:cs="Helvetica"/>
-                <w:i w:val="false"/>
-                <w:b w:val="false"/>
-                <w:u w:val="none"/>
-                <w:sz w:val="22"/>
-                <w:szCs w:val="22"/>
-                <w:color w:val="000000"/>
-              </w:rPr>
-              <w:t xml:space="preserve">101,984</w:t>
-            </w:r>
-          </w:p>
-        </w:tc>
-        <w:tc>
-          <w:tcPr>
-            <w:tcBorders>
-              <w:bottom w:val="none" w:sz="0" w:space="0" w:color="000000"/>
-              <w:top w:val="none" w:sz="0" w:space="0" w:color="000000"/>
-              <w:left w:val="none" w:sz="0" w:space="0" w:color="000000"/>
-              <w:right w:val="none" w:sz="0" w:space="0" w:color="000000"/>
-            </w:tcBorders>
-            <w:shd w:val="clear" w:color="auto" w:fill="FFFFFF"/>
-            <w:tcMar>
-              <w:top w:w="0" w:type="dxa"/>
-              <w:bottom w:w="0" w:type="dxa"/>
-              <w:left w:w="0" w:type="dxa"/>
-              <w:right w:w="0" w:type="dxa"/>
-            </w:tcMar>
-            <w:vAlign w:val="top"/>
-          </w:tcPr>
-          <w:p>
-            <w:pPr>
-              <w:pStyle w:val="Normal"/>
-              <w:jc w:val="center"/>
-              <w:pBdr>
-                <w:bottom w:val="none" w:sz="0" w:space="0" w:color="000000"/>
-                <w:top w:val="none" w:sz="0" w:space="0" w:color="000000"/>
-                <w:left w:val="none" w:sz="0" w:space="0" w:color="000000"/>
-                <w:right w:val="none" w:sz="0" w:space="0" w:color="000000"/>
-              </w:pBdr>
-              <w:spacing w:after="100" w:before="100" w:line="240"/>
-              <w:ind w:left="100" w:right="100" w:firstLine="0" w:firstLineChars="0"/>
-              <w:rPr>
-                <w:rFonts w:ascii="Helvetica" w:hAnsi="Helvetica" w:eastAsia="Helvetica" w:cs="Helvetica"/>
-                <w:i w:val="false"/>
-                <w:b w:val="false"/>
-                <w:u w:val="none"/>
-                <w:sz w:val="22"/>
-                <w:szCs w:val="22"/>
-                <w:color w:val="000000"/>
-              </w:rPr>
-            </w:pPr>
-            <w:r>
-              <w:rPr>
-                <w:rFonts w:ascii="Helvetica" w:hAnsi="Helvetica" w:eastAsia="Helvetica" w:cs="Helvetica"/>
-                <w:i w:val="false"/>
-                <w:b w:val="false"/>
-                <w:u w:val="none"/>
-                <w:sz w:val="22"/>
-                <w:szCs w:val="22"/>
-                <w:color w:val="000000"/>
-              </w:rPr>
-              <w:t xml:space="preserve">3,784, 2,748,595</w:t>
-            </w:r>
-          </w:p>
-        </w:tc>
-        <w:tc>
-          <w:tcPr>
-            <w:tcBorders>
-              <w:bottom w:val="none" w:sz="0" w:space="0" w:color="000000"/>
-              <w:top w:val="none" w:sz="0" w:space="0" w:color="000000"/>
-              <w:left w:val="none" w:sz="0" w:space="0" w:color="000000"/>
-              <w:right w:val="none" w:sz="0" w:space="0" w:color="000000"/>
-            </w:tcBorders>
-            <w:shd w:val="clear" w:color="auto" w:fill="FFFFFF"/>
-            <w:tcMar>
-              <w:top w:w="0" w:type="dxa"/>
-              <w:bottom w:w="0" w:type="dxa"/>
-              <w:left w:w="0" w:type="dxa"/>
-              <w:right w:w="0" w:type="dxa"/>
-            </w:tcMar>
-            <w:vAlign w:val="top"/>
-          </w:tcPr>
-          <w:p>
-            <w:pPr>
-              <w:pStyle w:val="Normal"/>
-              <w:jc w:val="center"/>
-              <w:pBdr>
-                <w:bottom w:val="none" w:sz="0" w:space="0" w:color="000000"/>
-                <w:top w:val="none" w:sz="0" w:space="0" w:color="000000"/>
-                <w:left w:val="none" w:sz="0" w:space="0" w:color="000000"/>
-                <w:right w:val="none" w:sz="0" w:space="0" w:color="000000"/>
-              </w:pBdr>
-              <w:spacing w:after="100" w:before="100" w:line="240"/>
-              <w:ind w:left="100" w:right="100" w:firstLine="0" w:firstLineChars="0"/>
-              <w:rPr>
-                <w:rFonts w:ascii="Helvetica" w:hAnsi="Helvetica" w:eastAsia="Helvetica" w:cs="Helvetica"/>
-                <w:i w:val="false"/>
-                <w:b w:val="false"/>
-                <w:u w:val="none"/>
-                <w:sz w:val="22"/>
-                <w:szCs w:val="22"/>
-                <w:color w:val="000000"/>
-              </w:rPr>
-            </w:pPr>
-            <w:r>
-              <w:rPr>
-                <w:rFonts w:ascii="Helvetica" w:hAnsi="Helvetica" w:eastAsia="Helvetica" w:cs="Helvetica"/>
-                <w:i w:val="false"/>
-                <w:b w:val="false"/>
-                <w:u w:val="none"/>
-                <w:sz w:val="22"/>
-                <w:szCs w:val="22"/>
-                <w:color w:val="000000"/>
-              </w:rPr>
-              <w:t xml:space="preserve">&lt;0.001</w:t>
             </w:r>
           </w:p>
         </w:tc>
@@ -14742,7 +14259,7 @@
         <w:trPr>
           <w:trHeight w:val="616" w:hRule="auto"/>
         </w:trPr>
-        body30
+        body29
         <w:tc>
           <w:tcPr>
             <w:tcBorders>
@@ -15110,113 +14627,113 @@
                 <w:szCs w:val="22"/>
                 <w:color w:val="000000"/>
               </w:rPr>
-              <w:t xml:space="preserve">0.49</w:t>
-            </w:r>
-          </w:p>
-        </w:tc>
-        <w:tc>
-          <w:tcPr>
-            <w:tcBorders>
-              <w:bottom w:val="none" w:sz="0" w:space="0" w:color="000000"/>
-              <w:top w:val="none" w:sz="0" w:space="0" w:color="000000"/>
-              <w:left w:val="none" w:sz="0" w:space="0" w:color="000000"/>
-              <w:right w:val="none" w:sz="0" w:space="0" w:color="000000"/>
-            </w:tcBorders>
-            <w:shd w:val="clear" w:color="auto" w:fill="FFFFFF"/>
-            <w:tcMar>
-              <w:top w:w="0" w:type="dxa"/>
-              <w:bottom w:w="0" w:type="dxa"/>
-              <w:left w:w="0" w:type="dxa"/>
-              <w:right w:w="0" w:type="dxa"/>
-            </w:tcMar>
-            <w:vAlign w:val="top"/>
-          </w:tcPr>
-          <w:p>
-            <w:pPr>
-              <w:pStyle w:val="Normal"/>
-              <w:jc w:val="center"/>
-              <w:pBdr>
-                <w:bottom w:val="none" w:sz="0" w:space="0" w:color="000000"/>
-                <w:top w:val="none" w:sz="0" w:space="0" w:color="000000"/>
-                <w:left w:val="none" w:sz="0" w:space="0" w:color="000000"/>
-                <w:right w:val="none" w:sz="0" w:space="0" w:color="000000"/>
-              </w:pBdr>
-              <w:spacing w:after="100" w:before="100" w:line="240"/>
-              <w:ind w:left="100" w:right="100" w:firstLine="0" w:firstLineChars="0"/>
-              <w:rPr>
-                <w:rFonts w:ascii="Helvetica" w:hAnsi="Helvetica" w:eastAsia="Helvetica" w:cs="Helvetica"/>
-                <w:i w:val="false"/>
-                <w:b w:val="false"/>
-                <w:u w:val="none"/>
-                <w:sz w:val="22"/>
-                <w:szCs w:val="22"/>
-                <w:color w:val="000000"/>
-              </w:rPr>
-            </w:pPr>
-            <w:r>
-              <w:rPr>
-                <w:rFonts w:ascii="Helvetica" w:hAnsi="Helvetica" w:eastAsia="Helvetica" w:cs="Helvetica"/>
-                <w:i w:val="false"/>
-                <w:b w:val="false"/>
-                <w:u w:val="none"/>
-                <w:sz w:val="22"/>
-                <w:szCs w:val="22"/>
-                <w:color w:val="000000"/>
-              </w:rPr>
-              <w:t xml:space="preserve">0.14, 1.64</w:t>
-            </w:r>
-          </w:p>
-        </w:tc>
-        <w:tc>
-          <w:tcPr>
-            <w:tcBorders>
-              <w:bottom w:val="none" w:sz="0" w:space="0" w:color="000000"/>
-              <w:top w:val="none" w:sz="0" w:space="0" w:color="000000"/>
-              <w:left w:val="none" w:sz="0" w:space="0" w:color="000000"/>
-              <w:right w:val="none" w:sz="0" w:space="0" w:color="000000"/>
-            </w:tcBorders>
-            <w:shd w:val="clear" w:color="auto" w:fill="FFFFFF"/>
-            <w:tcMar>
-              <w:top w:w="0" w:type="dxa"/>
-              <w:bottom w:w="0" w:type="dxa"/>
-              <w:left w:w="0" w:type="dxa"/>
-              <w:right w:w="0" w:type="dxa"/>
-            </w:tcMar>
-            <w:vAlign w:val="top"/>
-          </w:tcPr>
-          <w:p>
-            <w:pPr>
-              <w:pStyle w:val="Normal"/>
-              <w:jc w:val="center"/>
-              <w:pBdr>
-                <w:bottom w:val="none" w:sz="0" w:space="0" w:color="000000"/>
-                <w:top w:val="none" w:sz="0" w:space="0" w:color="000000"/>
-                <w:left w:val="none" w:sz="0" w:space="0" w:color="000000"/>
-                <w:right w:val="none" w:sz="0" w:space="0" w:color="000000"/>
-              </w:pBdr>
-              <w:spacing w:after="100" w:before="100" w:line="240"/>
-              <w:ind w:left="100" w:right="100" w:firstLine="0" w:firstLineChars="0"/>
-              <w:rPr>
-                <w:rFonts w:ascii="Helvetica" w:hAnsi="Helvetica" w:eastAsia="Helvetica" w:cs="Helvetica"/>
-                <w:i w:val="false"/>
-                <w:b w:val="false"/>
-                <w:u w:val="none"/>
-                <w:sz w:val="22"/>
-                <w:szCs w:val="22"/>
-                <w:color w:val="000000"/>
-              </w:rPr>
-            </w:pPr>
-            <w:r>
-              <w:rPr>
-                <w:rFonts w:ascii="Helvetica" w:hAnsi="Helvetica" w:eastAsia="Helvetica" w:cs="Helvetica"/>
-                <w:i w:val="false"/>
-                <w:b w:val="false"/>
-                <w:u w:val="none"/>
-                <w:sz w:val="22"/>
-                <w:szCs w:val="22"/>
-                <w:color w:val="000000"/>
-              </w:rPr>
-              <w:t xml:space="preserve">0.250</w:t>
+              <w:t xml:space="preserve">0.50</w:t>
+            </w:r>
+          </w:p>
+        </w:tc>
+        <w:tc>
+          <w:tcPr>
+            <w:tcBorders>
+              <w:bottom w:val="none" w:sz="0" w:space="0" w:color="000000"/>
+              <w:top w:val="none" w:sz="0" w:space="0" w:color="000000"/>
+              <w:left w:val="none" w:sz="0" w:space="0" w:color="000000"/>
+              <w:right w:val="none" w:sz="0" w:space="0" w:color="000000"/>
+            </w:tcBorders>
+            <w:shd w:val="clear" w:color="auto" w:fill="FFFFFF"/>
+            <w:tcMar>
+              <w:top w:w="0" w:type="dxa"/>
+              <w:bottom w:w="0" w:type="dxa"/>
+              <w:left w:w="0" w:type="dxa"/>
+              <w:right w:w="0" w:type="dxa"/>
+            </w:tcMar>
+            <w:vAlign w:val="top"/>
+          </w:tcPr>
+          <w:p>
+            <w:pPr>
+              <w:pStyle w:val="Normal"/>
+              <w:jc w:val="center"/>
+              <w:pBdr>
+                <w:bottom w:val="none" w:sz="0" w:space="0" w:color="000000"/>
+                <w:top w:val="none" w:sz="0" w:space="0" w:color="000000"/>
+                <w:left w:val="none" w:sz="0" w:space="0" w:color="000000"/>
+                <w:right w:val="none" w:sz="0" w:space="0" w:color="000000"/>
+              </w:pBdr>
+              <w:spacing w:after="100" w:before="100" w:line="240"/>
+              <w:ind w:left="100" w:right="100" w:firstLine="0" w:firstLineChars="0"/>
+              <w:rPr>
+                <w:rFonts w:ascii="Helvetica" w:hAnsi="Helvetica" w:eastAsia="Helvetica" w:cs="Helvetica"/>
+                <w:i w:val="false"/>
+                <w:b w:val="false"/>
+                <w:u w:val="none"/>
+                <w:sz w:val="22"/>
+                <w:szCs w:val="22"/>
+                <w:color w:val="000000"/>
+              </w:rPr>
+            </w:pPr>
+            <w:r>
+              <w:rPr>
+                <w:rFonts w:ascii="Helvetica" w:hAnsi="Helvetica" w:eastAsia="Helvetica" w:cs="Helvetica"/>
+                <w:i w:val="false"/>
+                <w:b w:val="false"/>
+                <w:u w:val="none"/>
+                <w:sz w:val="22"/>
+                <w:szCs w:val="22"/>
+                <w:color w:val="000000"/>
+              </w:rPr>
+              <w:t xml:space="preserve">0.14, 1.74</w:t>
+            </w:r>
+          </w:p>
+        </w:tc>
+        <w:tc>
+          <w:tcPr>
+            <w:tcBorders>
+              <w:bottom w:val="none" w:sz="0" w:space="0" w:color="000000"/>
+              <w:top w:val="none" w:sz="0" w:space="0" w:color="000000"/>
+              <w:left w:val="none" w:sz="0" w:space="0" w:color="000000"/>
+              <w:right w:val="none" w:sz="0" w:space="0" w:color="000000"/>
+            </w:tcBorders>
+            <w:shd w:val="clear" w:color="auto" w:fill="FFFFFF"/>
+            <w:tcMar>
+              <w:top w:w="0" w:type="dxa"/>
+              <w:bottom w:w="0" w:type="dxa"/>
+              <w:left w:w="0" w:type="dxa"/>
+              <w:right w:w="0" w:type="dxa"/>
+            </w:tcMar>
+            <w:vAlign w:val="top"/>
+          </w:tcPr>
+          <w:p>
+            <w:pPr>
+              <w:pStyle w:val="Normal"/>
+              <w:jc w:val="center"/>
+              <w:pBdr>
+                <w:bottom w:val="none" w:sz="0" w:space="0" w:color="000000"/>
+                <w:top w:val="none" w:sz="0" w:space="0" w:color="000000"/>
+                <w:left w:val="none" w:sz="0" w:space="0" w:color="000000"/>
+                <w:right w:val="none" w:sz="0" w:space="0" w:color="000000"/>
+              </w:pBdr>
+              <w:spacing w:after="100" w:before="100" w:line="240"/>
+              <w:ind w:left="100" w:right="100" w:firstLine="0" w:firstLineChars="0"/>
+              <w:rPr>
+                <w:rFonts w:ascii="Helvetica" w:hAnsi="Helvetica" w:eastAsia="Helvetica" w:cs="Helvetica"/>
+                <w:i w:val="false"/>
+                <w:b w:val="false"/>
+                <w:u w:val="none"/>
+                <w:sz w:val="22"/>
+                <w:szCs w:val="22"/>
+                <w:color w:val="000000"/>
+              </w:rPr>
+            </w:pPr>
+            <w:r>
+              <w:rPr>
+                <w:rFonts w:ascii="Helvetica" w:hAnsi="Helvetica" w:eastAsia="Helvetica" w:cs="Helvetica"/>
+                <w:i w:val="false"/>
+                <w:b w:val="false"/>
+                <w:u w:val="none"/>
+                <w:sz w:val="22"/>
+                <w:szCs w:val="22"/>
+                <w:color w:val="000000"/>
+              </w:rPr>
+              <w:t xml:space="preserve">0.280</w:t>
             </w:r>
           </w:p>
         </w:tc>
@@ -15225,7 +14742,7 @@
         <w:trPr>
           <w:trHeight w:val="619" w:hRule="auto"/>
         </w:trPr>
-        body31
+        body30
         <w:tc>
           <w:tcPr>
             <w:tcBorders>
@@ -15646,7 +15163,7 @@
                 <w:szCs w:val="22"/>
                 <w:color w:val="000000"/>
               </w:rPr>
-              <w:t xml:space="preserve">0.94, 1.02</w:t>
+              <w:t xml:space="preserve">0.94, 1.01</w:t>
             </w:r>
           </w:p>
         </w:tc>
@@ -15699,7 +15216,7 @@
                 <w:szCs w:val="22"/>
                 <w:color w:val="000000"/>
               </w:rPr>
-              <w:t xml:space="preserve">0.270</w:t>
+              <w:t xml:space="preserve">0.230</w:t>
             </w:r>
           </w:p>
         </w:tc>

--- a/docs/tables/carbo/sec8_aki_c10.docx
+++ b/docs/tables/carbo/sec8_aki_c10.docx
@@ -2069,113 +2069,113 @@
                 <w:szCs w:val="22"/>
                 <w:color w:val="000000"/>
               </w:rPr>
-              <w:t xml:space="preserve">0.60</w:t>
-            </w:r>
-          </w:p>
-        </w:tc>
-        <w:tc>
-          <w:tcPr>
-            <w:tcBorders>
-              <w:bottom w:val="none" w:sz="0" w:space="0" w:color="000000"/>
-              <w:top w:val="none" w:sz="0" w:space="0" w:color="000000"/>
-              <w:left w:val="none" w:sz="0" w:space="0" w:color="000000"/>
-              <w:right w:val="none" w:sz="0" w:space="0" w:color="000000"/>
-            </w:tcBorders>
-            <w:shd w:val="clear" w:color="auto" w:fill="FFFFFF"/>
-            <w:tcMar>
-              <w:top w:w="0" w:type="dxa"/>
-              <w:bottom w:w="0" w:type="dxa"/>
-              <w:left w:w="0" w:type="dxa"/>
-              <w:right w:w="0" w:type="dxa"/>
-            </w:tcMar>
-            <w:vAlign w:val="top"/>
-          </w:tcPr>
-          <w:p>
-            <w:pPr>
-              <w:pStyle w:val="Normal"/>
-              <w:jc w:val="center"/>
-              <w:pBdr>
-                <w:bottom w:val="none" w:sz="0" w:space="0" w:color="000000"/>
-                <w:top w:val="none" w:sz="0" w:space="0" w:color="000000"/>
-                <w:left w:val="none" w:sz="0" w:space="0" w:color="000000"/>
-                <w:right w:val="none" w:sz="0" w:space="0" w:color="000000"/>
-              </w:pBdr>
-              <w:spacing w:after="100" w:before="100" w:line="240"/>
-              <w:ind w:left="100" w:right="100" w:firstLine="0" w:firstLineChars="0"/>
-              <w:rPr>
-                <w:rFonts w:ascii="Helvetica" w:hAnsi="Helvetica" w:eastAsia="Helvetica" w:cs="Helvetica"/>
-                <w:i w:val="false"/>
-                <w:b w:val="false"/>
-                <w:u w:val="none"/>
-                <w:sz w:val="22"/>
-                <w:szCs w:val="22"/>
-                <w:color w:val="000000"/>
-              </w:rPr>
-            </w:pPr>
-            <w:r>
-              <w:rPr>
-                <w:rFonts w:ascii="Helvetica" w:hAnsi="Helvetica" w:eastAsia="Helvetica" w:cs="Helvetica"/>
-                <w:i w:val="false"/>
-                <w:b w:val="false"/>
-                <w:u w:val="none"/>
-                <w:sz w:val="22"/>
-                <w:szCs w:val="22"/>
-                <w:color w:val="000000"/>
-              </w:rPr>
-              <w:t xml:space="preserve">0.14, 2.62</w:t>
-            </w:r>
-          </w:p>
-        </w:tc>
-        <w:tc>
-          <w:tcPr>
-            <w:tcBorders>
-              <w:bottom w:val="none" w:sz="0" w:space="0" w:color="000000"/>
-              <w:top w:val="none" w:sz="0" w:space="0" w:color="000000"/>
-              <w:left w:val="none" w:sz="0" w:space="0" w:color="000000"/>
-              <w:right w:val="none" w:sz="0" w:space="0" w:color="000000"/>
-            </w:tcBorders>
-            <w:shd w:val="clear" w:color="auto" w:fill="FFFFFF"/>
-            <w:tcMar>
-              <w:top w:w="0" w:type="dxa"/>
-              <w:bottom w:w="0" w:type="dxa"/>
-              <w:left w:w="0" w:type="dxa"/>
-              <w:right w:w="0" w:type="dxa"/>
-            </w:tcMar>
-            <w:vAlign w:val="top"/>
-          </w:tcPr>
-          <w:p>
-            <w:pPr>
-              <w:pStyle w:val="Normal"/>
-              <w:jc w:val="center"/>
-              <w:pBdr>
-                <w:bottom w:val="none" w:sz="0" w:space="0" w:color="000000"/>
-                <w:top w:val="none" w:sz="0" w:space="0" w:color="000000"/>
-                <w:left w:val="none" w:sz="0" w:space="0" w:color="000000"/>
-                <w:right w:val="none" w:sz="0" w:space="0" w:color="000000"/>
-              </w:pBdr>
-              <w:spacing w:after="100" w:before="100" w:line="240"/>
-              <w:ind w:left="100" w:right="100" w:firstLine="0" w:firstLineChars="0"/>
-              <w:rPr>
-                <w:rFonts w:ascii="Helvetica" w:hAnsi="Helvetica" w:eastAsia="Helvetica" w:cs="Helvetica"/>
-                <w:i w:val="false"/>
-                <w:b w:val="false"/>
-                <w:u w:val="none"/>
-                <w:sz w:val="22"/>
-                <w:szCs w:val="22"/>
-                <w:color w:val="000000"/>
-              </w:rPr>
-            </w:pPr>
-            <w:r>
-              <w:rPr>
-                <w:rFonts w:ascii="Helvetica" w:hAnsi="Helvetica" w:eastAsia="Helvetica" w:cs="Helvetica"/>
-                <w:i w:val="false"/>
-                <w:b w:val="false"/>
-                <w:u w:val="none"/>
-                <w:sz w:val="22"/>
-                <w:szCs w:val="22"/>
-                <w:color w:val="000000"/>
-              </w:rPr>
-              <w:t xml:space="preserve">0.500</w:t>
+              <w:t xml:space="preserve">0.81</w:t>
+            </w:r>
+          </w:p>
+        </w:tc>
+        <w:tc>
+          <w:tcPr>
+            <w:tcBorders>
+              <w:bottom w:val="none" w:sz="0" w:space="0" w:color="000000"/>
+              <w:top w:val="none" w:sz="0" w:space="0" w:color="000000"/>
+              <w:left w:val="none" w:sz="0" w:space="0" w:color="000000"/>
+              <w:right w:val="none" w:sz="0" w:space="0" w:color="000000"/>
+            </w:tcBorders>
+            <w:shd w:val="clear" w:color="auto" w:fill="FFFFFF"/>
+            <w:tcMar>
+              <w:top w:w="0" w:type="dxa"/>
+              <w:bottom w:w="0" w:type="dxa"/>
+              <w:left w:w="0" w:type="dxa"/>
+              <w:right w:w="0" w:type="dxa"/>
+            </w:tcMar>
+            <w:vAlign w:val="top"/>
+          </w:tcPr>
+          <w:p>
+            <w:pPr>
+              <w:pStyle w:val="Normal"/>
+              <w:jc w:val="center"/>
+              <w:pBdr>
+                <w:bottom w:val="none" w:sz="0" w:space="0" w:color="000000"/>
+                <w:top w:val="none" w:sz="0" w:space="0" w:color="000000"/>
+                <w:left w:val="none" w:sz="0" w:space="0" w:color="000000"/>
+                <w:right w:val="none" w:sz="0" w:space="0" w:color="000000"/>
+              </w:pBdr>
+              <w:spacing w:after="100" w:before="100" w:line="240"/>
+              <w:ind w:left="100" w:right="100" w:firstLine="0" w:firstLineChars="0"/>
+              <w:rPr>
+                <w:rFonts w:ascii="Helvetica" w:hAnsi="Helvetica" w:eastAsia="Helvetica" w:cs="Helvetica"/>
+                <w:i w:val="false"/>
+                <w:b w:val="false"/>
+                <w:u w:val="none"/>
+                <w:sz w:val="22"/>
+                <w:szCs w:val="22"/>
+                <w:color w:val="000000"/>
+              </w:rPr>
+            </w:pPr>
+            <w:r>
+              <w:rPr>
+                <w:rFonts w:ascii="Helvetica" w:hAnsi="Helvetica" w:eastAsia="Helvetica" w:cs="Helvetica"/>
+                <w:i w:val="false"/>
+                <w:b w:val="false"/>
+                <w:u w:val="none"/>
+                <w:sz w:val="22"/>
+                <w:szCs w:val="22"/>
+                <w:color w:val="000000"/>
+              </w:rPr>
+              <w:t xml:space="preserve">0.25, 2.58</w:t>
+            </w:r>
+          </w:p>
+        </w:tc>
+        <w:tc>
+          <w:tcPr>
+            <w:tcBorders>
+              <w:bottom w:val="none" w:sz="0" w:space="0" w:color="000000"/>
+              <w:top w:val="none" w:sz="0" w:space="0" w:color="000000"/>
+              <w:left w:val="none" w:sz="0" w:space="0" w:color="000000"/>
+              <w:right w:val="none" w:sz="0" w:space="0" w:color="000000"/>
+            </w:tcBorders>
+            <w:shd w:val="clear" w:color="auto" w:fill="FFFFFF"/>
+            <w:tcMar>
+              <w:top w:w="0" w:type="dxa"/>
+              <w:bottom w:w="0" w:type="dxa"/>
+              <w:left w:w="0" w:type="dxa"/>
+              <w:right w:w="0" w:type="dxa"/>
+            </w:tcMar>
+            <w:vAlign w:val="top"/>
+          </w:tcPr>
+          <w:p>
+            <w:pPr>
+              <w:pStyle w:val="Normal"/>
+              <w:jc w:val="center"/>
+              <w:pBdr>
+                <w:bottom w:val="none" w:sz="0" w:space="0" w:color="000000"/>
+                <w:top w:val="none" w:sz="0" w:space="0" w:color="000000"/>
+                <w:left w:val="none" w:sz="0" w:space="0" w:color="000000"/>
+                <w:right w:val="none" w:sz="0" w:space="0" w:color="000000"/>
+              </w:pBdr>
+              <w:spacing w:after="100" w:before="100" w:line="240"/>
+              <w:ind w:left="100" w:right="100" w:firstLine="0" w:firstLineChars="0"/>
+              <w:rPr>
+                <w:rFonts w:ascii="Helvetica" w:hAnsi="Helvetica" w:eastAsia="Helvetica" w:cs="Helvetica"/>
+                <w:i w:val="false"/>
+                <w:b w:val="false"/>
+                <w:u w:val="none"/>
+                <w:sz w:val="22"/>
+                <w:szCs w:val="22"/>
+                <w:color w:val="000000"/>
+              </w:rPr>
+            </w:pPr>
+            <w:r>
+              <w:rPr>
+                <w:rFonts w:ascii="Helvetica" w:hAnsi="Helvetica" w:eastAsia="Helvetica" w:cs="Helvetica"/>
+                <w:i w:val="false"/>
+                <w:b w:val="false"/>
+                <w:u w:val="none"/>
+                <w:sz w:val="22"/>
+                <w:szCs w:val="22"/>
+                <w:color w:val="000000"/>
+              </w:rPr>
+              <w:t xml:space="preserve">0.720</w:t>
             </w:r>
           </w:p>
         </w:tc>
@@ -2605,60 +2605,60 @@
                 <w:szCs w:val="22"/>
                 <w:color w:val="000000"/>
               </w:rPr>
-              <w:t xml:space="preserve">0.92, 1.02</w:t>
-            </w:r>
-          </w:p>
-        </w:tc>
-        <w:tc>
-          <w:tcPr>
-            <w:tcBorders>
-              <w:bottom w:val="none" w:sz="0" w:space="0" w:color="000000"/>
-              <w:top w:val="none" w:sz="0" w:space="0" w:color="000000"/>
-              <w:left w:val="none" w:sz="0" w:space="0" w:color="000000"/>
-              <w:right w:val="none" w:sz="0" w:space="0" w:color="000000"/>
-            </w:tcBorders>
-            <w:shd w:val="clear" w:color="auto" w:fill="FFFFFF"/>
-            <w:tcMar>
-              <w:top w:w="0" w:type="dxa"/>
-              <w:bottom w:w="0" w:type="dxa"/>
-              <w:left w:w="0" w:type="dxa"/>
-              <w:right w:w="0" w:type="dxa"/>
-            </w:tcMar>
-            <w:vAlign w:val="top"/>
-          </w:tcPr>
-          <w:p>
-            <w:pPr>
-              <w:pStyle w:val="Normal"/>
-              <w:jc w:val="center"/>
-              <w:pBdr>
-                <w:bottom w:val="none" w:sz="0" w:space="0" w:color="000000"/>
-                <w:top w:val="none" w:sz="0" w:space="0" w:color="000000"/>
-                <w:left w:val="none" w:sz="0" w:space="0" w:color="000000"/>
-                <w:right w:val="none" w:sz="0" w:space="0" w:color="000000"/>
-              </w:pBdr>
-              <w:spacing w:after="100" w:before="100" w:line="240"/>
-              <w:ind w:left="100" w:right="100" w:firstLine="0" w:firstLineChars="0"/>
-              <w:rPr>
-                <w:rFonts w:ascii="Helvetica" w:hAnsi="Helvetica" w:eastAsia="Helvetica" w:cs="Helvetica"/>
-                <w:i w:val="false"/>
-                <w:b w:val="false"/>
-                <w:u w:val="none"/>
-                <w:sz w:val="22"/>
-                <w:szCs w:val="22"/>
-                <w:color w:val="000000"/>
-              </w:rPr>
-            </w:pPr>
-            <w:r>
-              <w:rPr>
-                <w:rFonts w:ascii="Helvetica" w:hAnsi="Helvetica" w:eastAsia="Helvetica" w:cs="Helvetica"/>
-                <w:i w:val="false"/>
-                <w:b w:val="false"/>
-                <w:u w:val="none"/>
-                <w:sz w:val="22"/>
-                <w:szCs w:val="22"/>
-                <w:color w:val="000000"/>
-              </w:rPr>
-              <w:t xml:space="preserve">0.240</w:t>
+              <w:t xml:space="preserve">0.93, 1.02</w:t>
+            </w:r>
+          </w:p>
+        </w:tc>
+        <w:tc>
+          <w:tcPr>
+            <w:tcBorders>
+              <w:bottom w:val="none" w:sz="0" w:space="0" w:color="000000"/>
+              <w:top w:val="none" w:sz="0" w:space="0" w:color="000000"/>
+              <w:left w:val="none" w:sz="0" w:space="0" w:color="000000"/>
+              <w:right w:val="none" w:sz="0" w:space="0" w:color="000000"/>
+            </w:tcBorders>
+            <w:shd w:val="clear" w:color="auto" w:fill="FFFFFF"/>
+            <w:tcMar>
+              <w:top w:w="0" w:type="dxa"/>
+              <w:bottom w:w="0" w:type="dxa"/>
+              <w:left w:w="0" w:type="dxa"/>
+              <w:right w:w="0" w:type="dxa"/>
+            </w:tcMar>
+            <w:vAlign w:val="top"/>
+          </w:tcPr>
+          <w:p>
+            <w:pPr>
+              <w:pStyle w:val="Normal"/>
+              <w:jc w:val="center"/>
+              <w:pBdr>
+                <w:bottom w:val="none" w:sz="0" w:space="0" w:color="000000"/>
+                <w:top w:val="none" w:sz="0" w:space="0" w:color="000000"/>
+                <w:left w:val="none" w:sz="0" w:space="0" w:color="000000"/>
+                <w:right w:val="none" w:sz="0" w:space="0" w:color="000000"/>
+              </w:pBdr>
+              <w:spacing w:after="100" w:before="100" w:line="240"/>
+              <w:ind w:left="100" w:right="100" w:firstLine="0" w:firstLineChars="0"/>
+              <w:rPr>
+                <w:rFonts w:ascii="Helvetica" w:hAnsi="Helvetica" w:eastAsia="Helvetica" w:cs="Helvetica"/>
+                <w:i w:val="false"/>
+                <w:b w:val="false"/>
+                <w:u w:val="none"/>
+                <w:sz w:val="22"/>
+                <w:szCs w:val="22"/>
+                <w:color w:val="000000"/>
+              </w:rPr>
+            </w:pPr>
+            <w:r>
+              <w:rPr>
+                <w:rFonts w:ascii="Helvetica" w:hAnsi="Helvetica" w:eastAsia="Helvetica" w:cs="Helvetica"/>
+                <w:i w:val="false"/>
+                <w:b w:val="false"/>
+                <w:u w:val="none"/>
+                <w:sz w:val="22"/>
+                <w:szCs w:val="22"/>
+                <w:color w:val="000000"/>
+              </w:rPr>
+              <w:t xml:space="preserve">0.210</w:t>
             </w:r>
           </w:p>
         </w:tc>
@@ -4001,113 +4001,113 @@
                 <w:szCs w:val="22"/>
                 <w:color w:val="000000"/>
               </w:rPr>
-              <w:t xml:space="preserve">2.01</w:t>
-            </w:r>
-          </w:p>
-        </w:tc>
-        <w:tc>
-          <w:tcPr>
-            <w:tcBorders>
-              <w:bottom w:val="none" w:sz="0" w:space="0" w:color="000000"/>
-              <w:top w:val="none" w:sz="0" w:space="0" w:color="000000"/>
-              <w:left w:val="none" w:sz="0" w:space="0" w:color="000000"/>
-              <w:right w:val="none" w:sz="0" w:space="0" w:color="000000"/>
-            </w:tcBorders>
-            <w:shd w:val="clear" w:color="auto" w:fill="FFFFFF"/>
-            <w:tcMar>
-              <w:top w:w="0" w:type="dxa"/>
-              <w:bottom w:w="0" w:type="dxa"/>
-              <w:left w:w="0" w:type="dxa"/>
-              <w:right w:w="0" w:type="dxa"/>
-            </w:tcMar>
-            <w:vAlign w:val="top"/>
-          </w:tcPr>
-          <w:p>
-            <w:pPr>
-              <w:pStyle w:val="Normal"/>
-              <w:jc w:val="center"/>
-              <w:pBdr>
-                <w:bottom w:val="none" w:sz="0" w:space="0" w:color="000000"/>
-                <w:top w:val="none" w:sz="0" w:space="0" w:color="000000"/>
-                <w:left w:val="none" w:sz="0" w:space="0" w:color="000000"/>
-                <w:right w:val="none" w:sz="0" w:space="0" w:color="000000"/>
-              </w:pBdr>
-              <w:spacing w:after="100" w:before="100" w:line="240"/>
-              <w:ind w:left="100" w:right="100" w:firstLine="0" w:firstLineChars="0"/>
-              <w:rPr>
-                <w:rFonts w:ascii="Helvetica" w:hAnsi="Helvetica" w:eastAsia="Helvetica" w:cs="Helvetica"/>
-                <w:i w:val="false"/>
-                <w:b w:val="false"/>
-                <w:u w:val="none"/>
-                <w:sz w:val="22"/>
-                <w:szCs w:val="22"/>
-                <w:color w:val="000000"/>
-              </w:rPr>
-            </w:pPr>
-            <w:r>
-              <w:rPr>
-                <w:rFonts w:ascii="Helvetica" w:hAnsi="Helvetica" w:eastAsia="Helvetica" w:cs="Helvetica"/>
-                <w:i w:val="false"/>
-                <w:b w:val="false"/>
-                <w:u w:val="none"/>
-                <w:sz w:val="22"/>
-                <w:szCs w:val="22"/>
-                <w:color w:val="000000"/>
-              </w:rPr>
-              <w:t xml:space="preserve">0.38, 10.7</w:t>
-            </w:r>
-          </w:p>
-        </w:tc>
-        <w:tc>
-          <w:tcPr>
-            <w:tcBorders>
-              <w:bottom w:val="none" w:sz="0" w:space="0" w:color="000000"/>
-              <w:top w:val="none" w:sz="0" w:space="0" w:color="000000"/>
-              <w:left w:val="none" w:sz="0" w:space="0" w:color="000000"/>
-              <w:right w:val="none" w:sz="0" w:space="0" w:color="000000"/>
-            </w:tcBorders>
-            <w:shd w:val="clear" w:color="auto" w:fill="FFFFFF"/>
-            <w:tcMar>
-              <w:top w:w="0" w:type="dxa"/>
-              <w:bottom w:w="0" w:type="dxa"/>
-              <w:left w:w="0" w:type="dxa"/>
-              <w:right w:w="0" w:type="dxa"/>
-            </w:tcMar>
-            <w:vAlign w:val="top"/>
-          </w:tcPr>
-          <w:p>
-            <w:pPr>
-              <w:pStyle w:val="Normal"/>
-              <w:jc w:val="center"/>
-              <w:pBdr>
-                <w:bottom w:val="none" w:sz="0" w:space="0" w:color="000000"/>
-                <w:top w:val="none" w:sz="0" w:space="0" w:color="000000"/>
-                <w:left w:val="none" w:sz="0" w:space="0" w:color="000000"/>
-                <w:right w:val="none" w:sz="0" w:space="0" w:color="000000"/>
-              </w:pBdr>
-              <w:spacing w:after="100" w:before="100" w:line="240"/>
-              <w:ind w:left="100" w:right="100" w:firstLine="0" w:firstLineChars="0"/>
-              <w:rPr>
-                <w:rFonts w:ascii="Helvetica" w:hAnsi="Helvetica" w:eastAsia="Helvetica" w:cs="Helvetica"/>
-                <w:i w:val="false"/>
-                <w:b w:val="false"/>
-                <w:u w:val="none"/>
-                <w:sz w:val="22"/>
-                <w:szCs w:val="22"/>
-                <w:color w:val="000000"/>
-              </w:rPr>
-            </w:pPr>
-            <w:r>
-              <w:rPr>
-                <w:rFonts w:ascii="Helvetica" w:hAnsi="Helvetica" w:eastAsia="Helvetica" w:cs="Helvetica"/>
-                <w:i w:val="false"/>
-                <w:b w:val="false"/>
-                <w:u w:val="none"/>
-                <w:sz w:val="22"/>
-                <w:szCs w:val="22"/>
-                <w:color w:val="000000"/>
-              </w:rPr>
-              <w:t xml:space="preserve">0.410</w:t>
+              <w:t xml:space="preserve">1.96</w:t>
+            </w:r>
+          </w:p>
+        </w:tc>
+        <w:tc>
+          <w:tcPr>
+            <w:tcBorders>
+              <w:bottom w:val="none" w:sz="0" w:space="0" w:color="000000"/>
+              <w:top w:val="none" w:sz="0" w:space="0" w:color="000000"/>
+              <w:left w:val="none" w:sz="0" w:space="0" w:color="000000"/>
+              <w:right w:val="none" w:sz="0" w:space="0" w:color="000000"/>
+            </w:tcBorders>
+            <w:shd w:val="clear" w:color="auto" w:fill="FFFFFF"/>
+            <w:tcMar>
+              <w:top w:w="0" w:type="dxa"/>
+              <w:bottom w:w="0" w:type="dxa"/>
+              <w:left w:w="0" w:type="dxa"/>
+              <w:right w:w="0" w:type="dxa"/>
+            </w:tcMar>
+            <w:vAlign w:val="top"/>
+          </w:tcPr>
+          <w:p>
+            <w:pPr>
+              <w:pStyle w:val="Normal"/>
+              <w:jc w:val="center"/>
+              <w:pBdr>
+                <w:bottom w:val="none" w:sz="0" w:space="0" w:color="000000"/>
+                <w:top w:val="none" w:sz="0" w:space="0" w:color="000000"/>
+                <w:left w:val="none" w:sz="0" w:space="0" w:color="000000"/>
+                <w:right w:val="none" w:sz="0" w:space="0" w:color="000000"/>
+              </w:pBdr>
+              <w:spacing w:after="100" w:before="100" w:line="240"/>
+              <w:ind w:left="100" w:right="100" w:firstLine="0" w:firstLineChars="0"/>
+              <w:rPr>
+                <w:rFonts w:ascii="Helvetica" w:hAnsi="Helvetica" w:eastAsia="Helvetica" w:cs="Helvetica"/>
+                <w:i w:val="false"/>
+                <w:b w:val="false"/>
+                <w:u w:val="none"/>
+                <w:sz w:val="22"/>
+                <w:szCs w:val="22"/>
+                <w:color w:val="000000"/>
+              </w:rPr>
+            </w:pPr>
+            <w:r>
+              <w:rPr>
+                <w:rFonts w:ascii="Helvetica" w:hAnsi="Helvetica" w:eastAsia="Helvetica" w:cs="Helvetica"/>
+                <w:i w:val="false"/>
+                <w:b w:val="false"/>
+                <w:u w:val="none"/>
+                <w:sz w:val="22"/>
+                <w:szCs w:val="22"/>
+                <w:color w:val="000000"/>
+              </w:rPr>
+              <w:t xml:space="preserve">0.37, 10.3</w:t>
+            </w:r>
+          </w:p>
+        </w:tc>
+        <w:tc>
+          <w:tcPr>
+            <w:tcBorders>
+              <w:bottom w:val="none" w:sz="0" w:space="0" w:color="000000"/>
+              <w:top w:val="none" w:sz="0" w:space="0" w:color="000000"/>
+              <w:left w:val="none" w:sz="0" w:space="0" w:color="000000"/>
+              <w:right w:val="none" w:sz="0" w:space="0" w:color="000000"/>
+            </w:tcBorders>
+            <w:shd w:val="clear" w:color="auto" w:fill="FFFFFF"/>
+            <w:tcMar>
+              <w:top w:w="0" w:type="dxa"/>
+              <w:bottom w:w="0" w:type="dxa"/>
+              <w:left w:w="0" w:type="dxa"/>
+              <w:right w:w="0" w:type="dxa"/>
+            </w:tcMar>
+            <w:vAlign w:val="top"/>
+          </w:tcPr>
+          <w:p>
+            <w:pPr>
+              <w:pStyle w:val="Normal"/>
+              <w:jc w:val="center"/>
+              <w:pBdr>
+                <w:bottom w:val="none" w:sz="0" w:space="0" w:color="000000"/>
+                <w:top w:val="none" w:sz="0" w:space="0" w:color="000000"/>
+                <w:left w:val="none" w:sz="0" w:space="0" w:color="000000"/>
+                <w:right w:val="none" w:sz="0" w:space="0" w:color="000000"/>
+              </w:pBdr>
+              <w:spacing w:after="100" w:before="100" w:line="240"/>
+              <w:ind w:left="100" w:right="100" w:firstLine="0" w:firstLineChars="0"/>
+              <w:rPr>
+                <w:rFonts w:ascii="Helvetica" w:hAnsi="Helvetica" w:eastAsia="Helvetica" w:cs="Helvetica"/>
+                <w:i w:val="false"/>
+                <w:b w:val="false"/>
+                <w:u w:val="none"/>
+                <w:sz w:val="22"/>
+                <w:szCs w:val="22"/>
+                <w:color w:val="000000"/>
+              </w:rPr>
+            </w:pPr>
+            <w:r>
+              <w:rPr>
+                <w:rFonts w:ascii="Helvetica" w:hAnsi="Helvetica" w:eastAsia="Helvetica" w:cs="Helvetica"/>
+                <w:i w:val="false"/>
+                <w:b w:val="false"/>
+                <w:u w:val="none"/>
+                <w:sz w:val="22"/>
+                <w:szCs w:val="22"/>
+                <w:color w:val="000000"/>
+              </w:rPr>
+              <w:t xml:space="preserve">0.430</w:t>
             </w:r>
           </w:p>
         </w:tc>
@@ -4590,7 +4590,7 @@
                 <w:szCs w:val="22"/>
                 <w:color w:val="000000"/>
               </w:rPr>
-              <w:t xml:space="preserve">0.620</w:t>
+              <w:t xml:space="preserve">0.600</w:t>
             </w:r>
           </w:p>
         </w:tc>
@@ -5933,113 +5933,113 @@
                 <w:szCs w:val="22"/>
                 <w:color w:val="000000"/>
               </w:rPr>
-              <w:t xml:space="preserve">1.27</w:t>
-            </w:r>
-          </w:p>
-        </w:tc>
-        <w:tc>
-          <w:tcPr>
-            <w:tcBorders>
-              <w:bottom w:val="none" w:sz="0" w:space="0" w:color="000000"/>
-              <w:top w:val="none" w:sz="0" w:space="0" w:color="000000"/>
-              <w:left w:val="none" w:sz="0" w:space="0" w:color="000000"/>
-              <w:right w:val="none" w:sz="0" w:space="0" w:color="000000"/>
-            </w:tcBorders>
-            <w:shd w:val="clear" w:color="auto" w:fill="FFFFFF"/>
-            <w:tcMar>
-              <w:top w:w="0" w:type="dxa"/>
-              <w:bottom w:w="0" w:type="dxa"/>
-              <w:left w:w="0" w:type="dxa"/>
-              <w:right w:w="0" w:type="dxa"/>
-            </w:tcMar>
-            <w:vAlign w:val="top"/>
-          </w:tcPr>
-          <w:p>
-            <w:pPr>
-              <w:pStyle w:val="Normal"/>
-              <w:jc w:val="center"/>
-              <w:pBdr>
-                <w:bottom w:val="none" w:sz="0" w:space="0" w:color="000000"/>
-                <w:top w:val="none" w:sz="0" w:space="0" w:color="000000"/>
-                <w:left w:val="none" w:sz="0" w:space="0" w:color="000000"/>
-                <w:right w:val="none" w:sz="0" w:space="0" w:color="000000"/>
-              </w:pBdr>
-              <w:spacing w:after="100" w:before="100" w:line="240"/>
-              <w:ind w:left="100" w:right="100" w:firstLine="0" w:firstLineChars="0"/>
-              <w:rPr>
-                <w:rFonts w:ascii="Helvetica" w:hAnsi="Helvetica" w:eastAsia="Helvetica" w:cs="Helvetica"/>
-                <w:i w:val="false"/>
-                <w:b w:val="false"/>
-                <w:u w:val="none"/>
-                <w:sz w:val="22"/>
-                <w:szCs w:val="22"/>
-                <w:color w:val="000000"/>
-              </w:rPr>
-            </w:pPr>
-            <w:r>
-              <w:rPr>
-                <w:rFonts w:ascii="Helvetica" w:hAnsi="Helvetica" w:eastAsia="Helvetica" w:cs="Helvetica"/>
-                <w:i w:val="false"/>
-                <w:b w:val="false"/>
-                <w:u w:val="none"/>
-                <w:sz w:val="22"/>
-                <w:szCs w:val="22"/>
-                <w:color w:val="000000"/>
-              </w:rPr>
-              <w:t xml:space="preserve">0.45, 3.59</w:t>
-            </w:r>
-          </w:p>
-        </w:tc>
-        <w:tc>
-          <w:tcPr>
-            <w:tcBorders>
-              <w:bottom w:val="none" w:sz="0" w:space="0" w:color="000000"/>
-              <w:top w:val="none" w:sz="0" w:space="0" w:color="000000"/>
-              <w:left w:val="none" w:sz="0" w:space="0" w:color="000000"/>
-              <w:right w:val="none" w:sz="0" w:space="0" w:color="000000"/>
-            </w:tcBorders>
-            <w:shd w:val="clear" w:color="auto" w:fill="FFFFFF"/>
-            <w:tcMar>
-              <w:top w:w="0" w:type="dxa"/>
-              <w:bottom w:w="0" w:type="dxa"/>
-              <w:left w:w="0" w:type="dxa"/>
-              <w:right w:w="0" w:type="dxa"/>
-            </w:tcMar>
-            <w:vAlign w:val="top"/>
-          </w:tcPr>
-          <w:p>
-            <w:pPr>
-              <w:pStyle w:val="Normal"/>
-              <w:jc w:val="center"/>
-              <w:pBdr>
-                <w:bottom w:val="none" w:sz="0" w:space="0" w:color="000000"/>
-                <w:top w:val="none" w:sz="0" w:space="0" w:color="000000"/>
-                <w:left w:val="none" w:sz="0" w:space="0" w:color="000000"/>
-                <w:right w:val="none" w:sz="0" w:space="0" w:color="000000"/>
-              </w:pBdr>
-              <w:spacing w:after="100" w:before="100" w:line="240"/>
-              <w:ind w:left="100" w:right="100" w:firstLine="0" w:firstLineChars="0"/>
-              <w:rPr>
-                <w:rFonts w:ascii="Helvetica" w:hAnsi="Helvetica" w:eastAsia="Helvetica" w:cs="Helvetica"/>
-                <w:i w:val="false"/>
-                <w:b w:val="false"/>
-                <w:u w:val="none"/>
-                <w:sz w:val="22"/>
-                <w:szCs w:val="22"/>
-                <w:color w:val="000000"/>
-              </w:rPr>
-            </w:pPr>
-            <w:r>
-              <w:rPr>
-                <w:rFonts w:ascii="Helvetica" w:hAnsi="Helvetica" w:eastAsia="Helvetica" w:cs="Helvetica"/>
-                <w:i w:val="false"/>
-                <w:b w:val="false"/>
-                <w:u w:val="none"/>
-                <w:sz w:val="22"/>
-                <w:szCs w:val="22"/>
-                <w:color w:val="000000"/>
-              </w:rPr>
-              <w:t xml:space="preserve">0.650</w:t>
+              <w:t xml:space="preserve">1.25</w:t>
+            </w:r>
+          </w:p>
+        </w:tc>
+        <w:tc>
+          <w:tcPr>
+            <w:tcBorders>
+              <w:bottom w:val="none" w:sz="0" w:space="0" w:color="000000"/>
+              <w:top w:val="none" w:sz="0" w:space="0" w:color="000000"/>
+              <w:left w:val="none" w:sz="0" w:space="0" w:color="000000"/>
+              <w:right w:val="none" w:sz="0" w:space="0" w:color="000000"/>
+            </w:tcBorders>
+            <w:shd w:val="clear" w:color="auto" w:fill="FFFFFF"/>
+            <w:tcMar>
+              <w:top w:w="0" w:type="dxa"/>
+              <w:bottom w:w="0" w:type="dxa"/>
+              <w:left w:w="0" w:type="dxa"/>
+              <w:right w:w="0" w:type="dxa"/>
+            </w:tcMar>
+            <w:vAlign w:val="top"/>
+          </w:tcPr>
+          <w:p>
+            <w:pPr>
+              <w:pStyle w:val="Normal"/>
+              <w:jc w:val="center"/>
+              <w:pBdr>
+                <w:bottom w:val="none" w:sz="0" w:space="0" w:color="000000"/>
+                <w:top w:val="none" w:sz="0" w:space="0" w:color="000000"/>
+                <w:left w:val="none" w:sz="0" w:space="0" w:color="000000"/>
+                <w:right w:val="none" w:sz="0" w:space="0" w:color="000000"/>
+              </w:pBdr>
+              <w:spacing w:after="100" w:before="100" w:line="240"/>
+              <w:ind w:left="100" w:right="100" w:firstLine="0" w:firstLineChars="0"/>
+              <w:rPr>
+                <w:rFonts w:ascii="Helvetica" w:hAnsi="Helvetica" w:eastAsia="Helvetica" w:cs="Helvetica"/>
+                <w:i w:val="false"/>
+                <w:b w:val="false"/>
+                <w:u w:val="none"/>
+                <w:sz w:val="22"/>
+                <w:szCs w:val="22"/>
+                <w:color w:val="000000"/>
+              </w:rPr>
+            </w:pPr>
+            <w:r>
+              <w:rPr>
+                <w:rFonts w:ascii="Helvetica" w:hAnsi="Helvetica" w:eastAsia="Helvetica" w:cs="Helvetica"/>
+                <w:i w:val="false"/>
+                <w:b w:val="false"/>
+                <w:u w:val="none"/>
+                <w:sz w:val="22"/>
+                <w:szCs w:val="22"/>
+                <w:color w:val="000000"/>
+              </w:rPr>
+              <w:t xml:space="preserve">0.44, 3.59</w:t>
+            </w:r>
+          </w:p>
+        </w:tc>
+        <w:tc>
+          <w:tcPr>
+            <w:tcBorders>
+              <w:bottom w:val="none" w:sz="0" w:space="0" w:color="000000"/>
+              <w:top w:val="none" w:sz="0" w:space="0" w:color="000000"/>
+              <w:left w:val="none" w:sz="0" w:space="0" w:color="000000"/>
+              <w:right w:val="none" w:sz="0" w:space="0" w:color="000000"/>
+            </w:tcBorders>
+            <w:shd w:val="clear" w:color="auto" w:fill="FFFFFF"/>
+            <w:tcMar>
+              <w:top w:w="0" w:type="dxa"/>
+              <w:bottom w:w="0" w:type="dxa"/>
+              <w:left w:w="0" w:type="dxa"/>
+              <w:right w:w="0" w:type="dxa"/>
+            </w:tcMar>
+            <w:vAlign w:val="top"/>
+          </w:tcPr>
+          <w:p>
+            <w:pPr>
+              <w:pStyle w:val="Normal"/>
+              <w:jc w:val="center"/>
+              <w:pBdr>
+                <w:bottom w:val="none" w:sz="0" w:space="0" w:color="000000"/>
+                <w:top w:val="none" w:sz="0" w:space="0" w:color="000000"/>
+                <w:left w:val="none" w:sz="0" w:space="0" w:color="000000"/>
+                <w:right w:val="none" w:sz="0" w:space="0" w:color="000000"/>
+              </w:pBdr>
+              <w:spacing w:after="100" w:before="100" w:line="240"/>
+              <w:ind w:left="100" w:right="100" w:firstLine="0" w:firstLineChars="0"/>
+              <w:rPr>
+                <w:rFonts w:ascii="Helvetica" w:hAnsi="Helvetica" w:eastAsia="Helvetica" w:cs="Helvetica"/>
+                <w:i w:val="false"/>
+                <w:b w:val="false"/>
+                <w:u w:val="none"/>
+                <w:sz w:val="22"/>
+                <w:szCs w:val="22"/>
+                <w:color w:val="000000"/>
+              </w:rPr>
+            </w:pPr>
+            <w:r>
+              <w:rPr>
+                <w:rFonts w:ascii="Helvetica" w:hAnsi="Helvetica" w:eastAsia="Helvetica" w:cs="Helvetica"/>
+                <w:i w:val="false"/>
+                <w:b w:val="false"/>
+                <w:u w:val="none"/>
+                <w:sz w:val="22"/>
+                <w:szCs w:val="22"/>
+                <w:color w:val="000000"/>
+              </w:rPr>
+              <w:t xml:space="preserve">0.680</w:t>
             </w:r>
           </w:p>
         </w:tc>
@@ -7382,113 +7382,113 @@
                 <w:szCs w:val="22"/>
                 <w:color w:val="000000"/>
               </w:rPr>
-              <w:t xml:space="preserve">0.80</w:t>
-            </w:r>
-          </w:p>
-        </w:tc>
-        <w:tc>
-          <w:tcPr>
-            <w:tcBorders>
-              <w:bottom w:val="none" w:sz="0" w:space="0" w:color="000000"/>
-              <w:top w:val="none" w:sz="0" w:space="0" w:color="000000"/>
-              <w:left w:val="none" w:sz="0" w:space="0" w:color="000000"/>
-              <w:right w:val="none" w:sz="0" w:space="0" w:color="000000"/>
-            </w:tcBorders>
-            <w:shd w:val="clear" w:color="auto" w:fill="FFFFFF"/>
-            <w:tcMar>
-              <w:top w:w="0" w:type="dxa"/>
-              <w:bottom w:w="0" w:type="dxa"/>
-              <w:left w:w="0" w:type="dxa"/>
-              <w:right w:w="0" w:type="dxa"/>
-            </w:tcMar>
-            <w:vAlign w:val="top"/>
-          </w:tcPr>
-          <w:p>
-            <w:pPr>
-              <w:pStyle w:val="Normal"/>
-              <w:jc w:val="center"/>
-              <w:pBdr>
-                <w:bottom w:val="none" w:sz="0" w:space="0" w:color="000000"/>
-                <w:top w:val="none" w:sz="0" w:space="0" w:color="000000"/>
-                <w:left w:val="none" w:sz="0" w:space="0" w:color="000000"/>
-                <w:right w:val="none" w:sz="0" w:space="0" w:color="000000"/>
-              </w:pBdr>
-              <w:spacing w:after="100" w:before="100" w:line="240"/>
-              <w:ind w:left="100" w:right="100" w:firstLine="0" w:firstLineChars="0"/>
-              <w:rPr>
-                <w:rFonts w:ascii="Helvetica" w:hAnsi="Helvetica" w:eastAsia="Helvetica" w:cs="Helvetica"/>
-                <w:i w:val="false"/>
-                <w:b w:val="false"/>
-                <w:u w:val="none"/>
-                <w:sz w:val="22"/>
-                <w:szCs w:val="22"/>
-                <w:color w:val="000000"/>
-              </w:rPr>
-            </w:pPr>
-            <w:r>
-              <w:rPr>
-                <w:rFonts w:ascii="Helvetica" w:hAnsi="Helvetica" w:eastAsia="Helvetica" w:cs="Helvetica"/>
-                <w:i w:val="false"/>
-                <w:b w:val="false"/>
-                <w:u w:val="none"/>
-                <w:sz w:val="22"/>
-                <w:szCs w:val="22"/>
-                <w:color w:val="000000"/>
-              </w:rPr>
-              <w:t xml:space="preserve">0.02, 26.2</w:t>
-            </w:r>
-          </w:p>
-        </w:tc>
-        <w:tc>
-          <w:tcPr>
-            <w:tcBorders>
-              <w:bottom w:val="none" w:sz="0" w:space="0" w:color="000000"/>
-              <w:top w:val="none" w:sz="0" w:space="0" w:color="000000"/>
-              <w:left w:val="none" w:sz="0" w:space="0" w:color="000000"/>
-              <w:right w:val="none" w:sz="0" w:space="0" w:color="000000"/>
-            </w:tcBorders>
-            <w:shd w:val="clear" w:color="auto" w:fill="FFFFFF"/>
-            <w:tcMar>
-              <w:top w:w="0" w:type="dxa"/>
-              <w:bottom w:w="0" w:type="dxa"/>
-              <w:left w:w="0" w:type="dxa"/>
-              <w:right w:w="0" w:type="dxa"/>
-            </w:tcMar>
-            <w:vAlign w:val="top"/>
-          </w:tcPr>
-          <w:p>
-            <w:pPr>
-              <w:pStyle w:val="Normal"/>
-              <w:jc w:val="center"/>
-              <w:pBdr>
-                <w:bottom w:val="none" w:sz="0" w:space="0" w:color="000000"/>
-                <w:top w:val="none" w:sz="0" w:space="0" w:color="000000"/>
-                <w:left w:val="none" w:sz="0" w:space="0" w:color="000000"/>
-                <w:right w:val="none" w:sz="0" w:space="0" w:color="000000"/>
-              </w:pBdr>
-              <w:spacing w:after="100" w:before="100" w:line="240"/>
-              <w:ind w:left="100" w:right="100" w:firstLine="0" w:firstLineChars="0"/>
-              <w:rPr>
-                <w:rFonts w:ascii="Helvetica" w:hAnsi="Helvetica" w:eastAsia="Helvetica" w:cs="Helvetica"/>
-                <w:i w:val="false"/>
-                <w:b w:val="false"/>
-                <w:u w:val="none"/>
-                <w:sz w:val="22"/>
-                <w:szCs w:val="22"/>
-                <w:color w:val="000000"/>
-              </w:rPr>
-            </w:pPr>
-            <w:r>
-              <w:rPr>
-                <w:rFonts w:ascii="Helvetica" w:hAnsi="Helvetica" w:eastAsia="Helvetica" w:cs="Helvetica"/>
-                <w:i w:val="false"/>
-                <w:b w:val="false"/>
-                <w:u w:val="none"/>
-                <w:sz w:val="22"/>
-                <w:szCs w:val="22"/>
-                <w:color w:val="000000"/>
-              </w:rPr>
-              <w:t xml:space="preserve">0.900</w:t>
+              <w:t xml:space="preserve">0.73</w:t>
+            </w:r>
+          </w:p>
+        </w:tc>
+        <w:tc>
+          <w:tcPr>
+            <w:tcBorders>
+              <w:bottom w:val="none" w:sz="0" w:space="0" w:color="000000"/>
+              <w:top w:val="none" w:sz="0" w:space="0" w:color="000000"/>
+              <w:left w:val="none" w:sz="0" w:space="0" w:color="000000"/>
+              <w:right w:val="none" w:sz="0" w:space="0" w:color="000000"/>
+            </w:tcBorders>
+            <w:shd w:val="clear" w:color="auto" w:fill="FFFFFF"/>
+            <w:tcMar>
+              <w:top w:w="0" w:type="dxa"/>
+              <w:bottom w:w="0" w:type="dxa"/>
+              <w:left w:w="0" w:type="dxa"/>
+              <w:right w:w="0" w:type="dxa"/>
+            </w:tcMar>
+            <w:vAlign w:val="top"/>
+          </w:tcPr>
+          <w:p>
+            <w:pPr>
+              <w:pStyle w:val="Normal"/>
+              <w:jc w:val="center"/>
+              <w:pBdr>
+                <w:bottom w:val="none" w:sz="0" w:space="0" w:color="000000"/>
+                <w:top w:val="none" w:sz="0" w:space="0" w:color="000000"/>
+                <w:left w:val="none" w:sz="0" w:space="0" w:color="000000"/>
+                <w:right w:val="none" w:sz="0" w:space="0" w:color="000000"/>
+              </w:pBdr>
+              <w:spacing w:after="100" w:before="100" w:line="240"/>
+              <w:ind w:left="100" w:right="100" w:firstLine="0" w:firstLineChars="0"/>
+              <w:rPr>
+                <w:rFonts w:ascii="Helvetica" w:hAnsi="Helvetica" w:eastAsia="Helvetica" w:cs="Helvetica"/>
+                <w:i w:val="false"/>
+                <w:b w:val="false"/>
+                <w:u w:val="none"/>
+                <w:sz w:val="22"/>
+                <w:szCs w:val="22"/>
+                <w:color w:val="000000"/>
+              </w:rPr>
+            </w:pPr>
+            <w:r>
+              <w:rPr>
+                <w:rFonts w:ascii="Helvetica" w:hAnsi="Helvetica" w:eastAsia="Helvetica" w:cs="Helvetica"/>
+                <w:i w:val="false"/>
+                <w:b w:val="false"/>
+                <w:u w:val="none"/>
+                <w:sz w:val="22"/>
+                <w:szCs w:val="22"/>
+                <w:color w:val="000000"/>
+              </w:rPr>
+              <w:t xml:space="preserve">0.02, 23.2</w:t>
+            </w:r>
+          </w:p>
+        </w:tc>
+        <w:tc>
+          <w:tcPr>
+            <w:tcBorders>
+              <w:bottom w:val="none" w:sz="0" w:space="0" w:color="000000"/>
+              <w:top w:val="none" w:sz="0" w:space="0" w:color="000000"/>
+              <w:left w:val="none" w:sz="0" w:space="0" w:color="000000"/>
+              <w:right w:val="none" w:sz="0" w:space="0" w:color="000000"/>
+            </w:tcBorders>
+            <w:shd w:val="clear" w:color="auto" w:fill="FFFFFF"/>
+            <w:tcMar>
+              <w:top w:w="0" w:type="dxa"/>
+              <w:bottom w:w="0" w:type="dxa"/>
+              <w:left w:w="0" w:type="dxa"/>
+              <w:right w:w="0" w:type="dxa"/>
+            </w:tcMar>
+            <w:vAlign w:val="top"/>
+          </w:tcPr>
+          <w:p>
+            <w:pPr>
+              <w:pStyle w:val="Normal"/>
+              <w:jc w:val="center"/>
+              <w:pBdr>
+                <w:bottom w:val="none" w:sz="0" w:space="0" w:color="000000"/>
+                <w:top w:val="none" w:sz="0" w:space="0" w:color="000000"/>
+                <w:left w:val="none" w:sz="0" w:space="0" w:color="000000"/>
+                <w:right w:val="none" w:sz="0" w:space="0" w:color="000000"/>
+              </w:pBdr>
+              <w:spacing w:after="100" w:before="100" w:line="240"/>
+              <w:ind w:left="100" w:right="100" w:firstLine="0" w:firstLineChars="0"/>
+              <w:rPr>
+                <w:rFonts w:ascii="Helvetica" w:hAnsi="Helvetica" w:eastAsia="Helvetica" w:cs="Helvetica"/>
+                <w:i w:val="false"/>
+                <w:b w:val="false"/>
+                <w:u w:val="none"/>
+                <w:sz w:val="22"/>
+                <w:szCs w:val="22"/>
+                <w:color w:val="000000"/>
+              </w:rPr>
+            </w:pPr>
+            <w:r>
+              <w:rPr>
+                <w:rFonts w:ascii="Helvetica" w:hAnsi="Helvetica" w:eastAsia="Helvetica" w:cs="Helvetica"/>
+                <w:i w:val="false"/>
+                <w:b w:val="false"/>
+                <w:u w:val="none"/>
+                <w:sz w:val="22"/>
+                <w:szCs w:val="22"/>
+                <w:color w:val="000000"/>
+              </w:rPr>
+              <w:t xml:space="preserve">0.860</w:t>
             </w:r>
           </w:p>
         </w:tc>
@@ -7918,60 +7918,60 @@
                 <w:szCs w:val="22"/>
                 <w:color w:val="000000"/>
               </w:rPr>
-              <w:t xml:space="preserve">0.10, 5.28</w:t>
-            </w:r>
-          </w:p>
-        </w:tc>
-        <w:tc>
-          <w:tcPr>
-            <w:tcBorders>
-              <w:bottom w:val="none" w:sz="0" w:space="0" w:color="000000"/>
-              <w:top w:val="none" w:sz="0" w:space="0" w:color="000000"/>
-              <w:left w:val="none" w:sz="0" w:space="0" w:color="000000"/>
-              <w:right w:val="none" w:sz="0" w:space="0" w:color="000000"/>
-            </w:tcBorders>
-            <w:shd w:val="clear" w:color="auto" w:fill="FFFFFF"/>
-            <w:tcMar>
-              <w:top w:w="0" w:type="dxa"/>
-              <w:bottom w:w="0" w:type="dxa"/>
-              <w:left w:w="0" w:type="dxa"/>
-              <w:right w:w="0" w:type="dxa"/>
-            </w:tcMar>
-            <w:vAlign w:val="top"/>
-          </w:tcPr>
-          <w:p>
-            <w:pPr>
-              <w:pStyle w:val="Normal"/>
-              <w:jc w:val="center"/>
-              <w:pBdr>
-                <w:bottom w:val="none" w:sz="0" w:space="0" w:color="000000"/>
-                <w:top w:val="none" w:sz="0" w:space="0" w:color="000000"/>
-                <w:left w:val="none" w:sz="0" w:space="0" w:color="000000"/>
-                <w:right w:val="none" w:sz="0" w:space="0" w:color="000000"/>
-              </w:pBdr>
-              <w:spacing w:after="100" w:before="100" w:line="240"/>
-              <w:ind w:left="100" w:right="100" w:firstLine="0" w:firstLineChars="0"/>
-              <w:rPr>
-                <w:rFonts w:ascii="Helvetica" w:hAnsi="Helvetica" w:eastAsia="Helvetica" w:cs="Helvetica"/>
-                <w:i w:val="false"/>
-                <w:b w:val="false"/>
-                <w:u w:val="none"/>
-                <w:sz w:val="22"/>
-                <w:szCs w:val="22"/>
-                <w:color w:val="000000"/>
-              </w:rPr>
-            </w:pPr>
-            <w:r>
-              <w:rPr>
-                <w:rFonts w:ascii="Helvetica" w:hAnsi="Helvetica" w:eastAsia="Helvetica" w:cs="Helvetica"/>
-                <w:i w:val="false"/>
-                <w:b w:val="false"/>
-                <w:u w:val="none"/>
-                <w:sz w:val="22"/>
-                <w:szCs w:val="22"/>
-                <w:color w:val="000000"/>
-              </w:rPr>
-              <w:t xml:space="preserve">0.750</w:t>
+              <w:t xml:space="preserve">0.11, 4.85</w:t>
+            </w:r>
+          </w:p>
+        </w:tc>
+        <w:tc>
+          <w:tcPr>
+            <w:tcBorders>
+              <w:bottom w:val="none" w:sz="0" w:space="0" w:color="000000"/>
+              <w:top w:val="none" w:sz="0" w:space="0" w:color="000000"/>
+              <w:left w:val="none" w:sz="0" w:space="0" w:color="000000"/>
+              <w:right w:val="none" w:sz="0" w:space="0" w:color="000000"/>
+            </w:tcBorders>
+            <w:shd w:val="clear" w:color="auto" w:fill="FFFFFF"/>
+            <w:tcMar>
+              <w:top w:w="0" w:type="dxa"/>
+              <w:bottom w:w="0" w:type="dxa"/>
+              <w:left w:w="0" w:type="dxa"/>
+              <w:right w:w="0" w:type="dxa"/>
+            </w:tcMar>
+            <w:vAlign w:val="top"/>
+          </w:tcPr>
+          <w:p>
+            <w:pPr>
+              <w:pStyle w:val="Normal"/>
+              <w:jc w:val="center"/>
+              <w:pBdr>
+                <w:bottom w:val="none" w:sz="0" w:space="0" w:color="000000"/>
+                <w:top w:val="none" w:sz="0" w:space="0" w:color="000000"/>
+                <w:left w:val="none" w:sz="0" w:space="0" w:color="000000"/>
+                <w:right w:val="none" w:sz="0" w:space="0" w:color="000000"/>
+              </w:pBdr>
+              <w:spacing w:after="100" w:before="100" w:line="240"/>
+              <w:ind w:left="100" w:right="100" w:firstLine="0" w:firstLineChars="0"/>
+              <w:rPr>
+                <w:rFonts w:ascii="Helvetica" w:hAnsi="Helvetica" w:eastAsia="Helvetica" w:cs="Helvetica"/>
+                <w:i w:val="false"/>
+                <w:b w:val="false"/>
+                <w:u w:val="none"/>
+                <w:sz w:val="22"/>
+                <w:szCs w:val="22"/>
+                <w:color w:val="000000"/>
+              </w:rPr>
+            </w:pPr>
+            <w:r>
+              <w:rPr>
+                <w:rFonts w:ascii="Helvetica" w:hAnsi="Helvetica" w:eastAsia="Helvetica" w:cs="Helvetica"/>
+                <w:i w:val="false"/>
+                <w:b w:val="false"/>
+                <w:u w:val="none"/>
+                <w:sz w:val="22"/>
+                <w:szCs w:val="22"/>
+                <w:color w:val="000000"/>
+              </w:rPr>
+              <w:t xml:space="preserve">0.740</w:t>
             </w:r>
           </w:p>
         </w:tc>
@@ -8401,7 +8401,7 @@
                 <w:szCs w:val="22"/>
                 <w:color w:val="000000"/>
               </w:rPr>
-              <w:t xml:space="preserve">0.02, 5.54</w:t>
+              <w:t xml:space="preserve">0.02, 5.61</w:t>
             </w:r>
           </w:p>
         </w:tc>
@@ -8831,113 +8831,113 @@
                 <w:szCs w:val="22"/>
                 <w:color w:val="000000"/>
               </w:rPr>
-              <w:t xml:space="preserve">0.82</w:t>
-            </w:r>
-          </w:p>
-        </w:tc>
-        <w:tc>
-          <w:tcPr>
-            <w:tcBorders>
-              <w:bottom w:val="none" w:sz="0" w:space="0" w:color="000000"/>
-              <w:top w:val="none" w:sz="0" w:space="0" w:color="000000"/>
-              <w:left w:val="none" w:sz="0" w:space="0" w:color="000000"/>
-              <w:right w:val="none" w:sz="0" w:space="0" w:color="000000"/>
-            </w:tcBorders>
-            <w:shd w:val="clear" w:color="auto" w:fill="FFFFFF"/>
-            <w:tcMar>
-              <w:top w:w="0" w:type="dxa"/>
-              <w:bottom w:w="0" w:type="dxa"/>
-              <w:left w:w="0" w:type="dxa"/>
-              <w:right w:w="0" w:type="dxa"/>
-            </w:tcMar>
-            <w:vAlign w:val="top"/>
-          </w:tcPr>
-          <w:p>
-            <w:pPr>
-              <w:pStyle w:val="Normal"/>
-              <w:jc w:val="center"/>
-              <w:pBdr>
-                <w:bottom w:val="none" w:sz="0" w:space="0" w:color="000000"/>
-                <w:top w:val="none" w:sz="0" w:space="0" w:color="000000"/>
-                <w:left w:val="none" w:sz="0" w:space="0" w:color="000000"/>
-                <w:right w:val="none" w:sz="0" w:space="0" w:color="000000"/>
-              </w:pBdr>
-              <w:spacing w:after="100" w:before="100" w:line="240"/>
-              <w:ind w:left="100" w:right="100" w:firstLine="0" w:firstLineChars="0"/>
-              <w:rPr>
-                <w:rFonts w:ascii="Helvetica" w:hAnsi="Helvetica" w:eastAsia="Helvetica" w:cs="Helvetica"/>
-                <w:i w:val="false"/>
-                <w:b w:val="false"/>
-                <w:u w:val="none"/>
-                <w:sz w:val="22"/>
-                <w:szCs w:val="22"/>
-                <w:color w:val="000000"/>
-              </w:rPr>
-            </w:pPr>
-            <w:r>
-              <w:rPr>
-                <w:rFonts w:ascii="Helvetica" w:hAnsi="Helvetica" w:eastAsia="Helvetica" w:cs="Helvetica"/>
-                <w:i w:val="false"/>
-                <w:b w:val="false"/>
-                <w:u w:val="none"/>
-                <w:sz w:val="22"/>
-                <w:szCs w:val="22"/>
-                <w:color w:val="000000"/>
-              </w:rPr>
-              <w:t xml:space="preserve">0.03, 26.9</w:t>
-            </w:r>
-          </w:p>
-        </w:tc>
-        <w:tc>
-          <w:tcPr>
-            <w:tcBorders>
-              <w:bottom w:val="none" w:sz="0" w:space="0" w:color="000000"/>
-              <w:top w:val="none" w:sz="0" w:space="0" w:color="000000"/>
-              <w:left w:val="none" w:sz="0" w:space="0" w:color="000000"/>
-              <w:right w:val="none" w:sz="0" w:space="0" w:color="000000"/>
-            </w:tcBorders>
-            <w:shd w:val="clear" w:color="auto" w:fill="FFFFFF"/>
-            <w:tcMar>
-              <w:top w:w="0" w:type="dxa"/>
-              <w:bottom w:w="0" w:type="dxa"/>
-              <w:left w:w="0" w:type="dxa"/>
-              <w:right w:w="0" w:type="dxa"/>
-            </w:tcMar>
-            <w:vAlign w:val="top"/>
-          </w:tcPr>
-          <w:p>
-            <w:pPr>
-              <w:pStyle w:val="Normal"/>
-              <w:jc w:val="center"/>
-              <w:pBdr>
-                <w:bottom w:val="none" w:sz="0" w:space="0" w:color="000000"/>
-                <w:top w:val="none" w:sz="0" w:space="0" w:color="000000"/>
-                <w:left w:val="none" w:sz="0" w:space="0" w:color="000000"/>
-                <w:right w:val="none" w:sz="0" w:space="0" w:color="000000"/>
-              </w:pBdr>
-              <w:spacing w:after="100" w:before="100" w:line="240"/>
-              <w:ind w:left="100" w:right="100" w:firstLine="0" w:firstLineChars="0"/>
-              <w:rPr>
-                <w:rFonts w:ascii="Helvetica" w:hAnsi="Helvetica" w:eastAsia="Helvetica" w:cs="Helvetica"/>
-                <w:i w:val="false"/>
-                <w:b w:val="false"/>
-                <w:u w:val="none"/>
-                <w:sz w:val="22"/>
-                <w:szCs w:val="22"/>
-                <w:color w:val="000000"/>
-              </w:rPr>
-            </w:pPr>
-            <w:r>
-              <w:rPr>
-                <w:rFonts w:ascii="Helvetica" w:hAnsi="Helvetica" w:eastAsia="Helvetica" w:cs="Helvetica"/>
-                <w:i w:val="false"/>
-                <w:b w:val="false"/>
-                <w:u w:val="none"/>
-                <w:sz w:val="22"/>
-                <w:szCs w:val="22"/>
-                <w:color w:val="000000"/>
-              </w:rPr>
-              <w:t xml:space="preserve">0.910</w:t>
+              <w:t xml:space="preserve">0.74</w:t>
+            </w:r>
+          </w:p>
+        </w:tc>
+        <w:tc>
+          <w:tcPr>
+            <w:tcBorders>
+              <w:bottom w:val="none" w:sz="0" w:space="0" w:color="000000"/>
+              <w:top w:val="none" w:sz="0" w:space="0" w:color="000000"/>
+              <w:left w:val="none" w:sz="0" w:space="0" w:color="000000"/>
+              <w:right w:val="none" w:sz="0" w:space="0" w:color="000000"/>
+            </w:tcBorders>
+            <w:shd w:val="clear" w:color="auto" w:fill="FFFFFF"/>
+            <w:tcMar>
+              <w:top w:w="0" w:type="dxa"/>
+              <w:bottom w:w="0" w:type="dxa"/>
+              <w:left w:w="0" w:type="dxa"/>
+              <w:right w:w="0" w:type="dxa"/>
+            </w:tcMar>
+            <w:vAlign w:val="top"/>
+          </w:tcPr>
+          <w:p>
+            <w:pPr>
+              <w:pStyle w:val="Normal"/>
+              <w:jc w:val="center"/>
+              <w:pBdr>
+                <w:bottom w:val="none" w:sz="0" w:space="0" w:color="000000"/>
+                <w:top w:val="none" w:sz="0" w:space="0" w:color="000000"/>
+                <w:left w:val="none" w:sz="0" w:space="0" w:color="000000"/>
+                <w:right w:val="none" w:sz="0" w:space="0" w:color="000000"/>
+              </w:pBdr>
+              <w:spacing w:after="100" w:before="100" w:line="240"/>
+              <w:ind w:left="100" w:right="100" w:firstLine="0" w:firstLineChars="0"/>
+              <w:rPr>
+                <w:rFonts w:ascii="Helvetica" w:hAnsi="Helvetica" w:eastAsia="Helvetica" w:cs="Helvetica"/>
+                <w:i w:val="false"/>
+                <w:b w:val="false"/>
+                <w:u w:val="none"/>
+                <w:sz w:val="22"/>
+                <w:szCs w:val="22"/>
+                <w:color w:val="000000"/>
+              </w:rPr>
+            </w:pPr>
+            <w:r>
+              <w:rPr>
+                <w:rFonts w:ascii="Helvetica" w:hAnsi="Helvetica" w:eastAsia="Helvetica" w:cs="Helvetica"/>
+                <w:i w:val="false"/>
+                <w:b w:val="false"/>
+                <w:u w:val="none"/>
+                <w:sz w:val="22"/>
+                <w:szCs w:val="22"/>
+                <w:color w:val="000000"/>
+              </w:rPr>
+              <w:t xml:space="preserve">0.02, 23.5</w:t>
+            </w:r>
+          </w:p>
+        </w:tc>
+        <w:tc>
+          <w:tcPr>
+            <w:tcBorders>
+              <w:bottom w:val="none" w:sz="0" w:space="0" w:color="000000"/>
+              <w:top w:val="none" w:sz="0" w:space="0" w:color="000000"/>
+              <w:left w:val="none" w:sz="0" w:space="0" w:color="000000"/>
+              <w:right w:val="none" w:sz="0" w:space="0" w:color="000000"/>
+            </w:tcBorders>
+            <w:shd w:val="clear" w:color="auto" w:fill="FFFFFF"/>
+            <w:tcMar>
+              <w:top w:w="0" w:type="dxa"/>
+              <w:bottom w:w="0" w:type="dxa"/>
+              <w:left w:w="0" w:type="dxa"/>
+              <w:right w:w="0" w:type="dxa"/>
+            </w:tcMar>
+            <w:vAlign w:val="top"/>
+          </w:tcPr>
+          <w:p>
+            <w:pPr>
+              <w:pStyle w:val="Normal"/>
+              <w:jc w:val="center"/>
+              <w:pBdr>
+                <w:bottom w:val="none" w:sz="0" w:space="0" w:color="000000"/>
+                <w:top w:val="none" w:sz="0" w:space="0" w:color="000000"/>
+                <w:left w:val="none" w:sz="0" w:space="0" w:color="000000"/>
+                <w:right w:val="none" w:sz="0" w:space="0" w:color="000000"/>
+              </w:pBdr>
+              <w:spacing w:after="100" w:before="100" w:line="240"/>
+              <w:ind w:left="100" w:right="100" w:firstLine="0" w:firstLineChars="0"/>
+              <w:rPr>
+                <w:rFonts w:ascii="Helvetica" w:hAnsi="Helvetica" w:eastAsia="Helvetica" w:cs="Helvetica"/>
+                <w:i w:val="false"/>
+                <w:b w:val="false"/>
+                <w:u w:val="none"/>
+                <w:sz w:val="22"/>
+                <w:szCs w:val="22"/>
+                <w:color w:val="000000"/>
+              </w:rPr>
+            </w:pPr>
+            <w:r>
+              <w:rPr>
+                <w:rFonts w:ascii="Helvetica" w:hAnsi="Helvetica" w:eastAsia="Helvetica" w:cs="Helvetica"/>
+                <w:i w:val="false"/>
+                <w:b w:val="false"/>
+                <w:u w:val="none"/>
+                <w:sz w:val="22"/>
+                <w:szCs w:val="22"/>
+                <w:color w:val="000000"/>
+              </w:rPr>
+              <w:t xml:space="preserve">0.860</w:t>
             </w:r>
           </w:p>
         </w:tc>
@@ -9314,113 +9314,113 @@
                 <w:szCs w:val="22"/>
                 <w:color w:val="000000"/>
               </w:rPr>
-              <w:t xml:space="preserve">0.31</w:t>
-            </w:r>
-          </w:p>
-        </w:tc>
-        <w:tc>
-          <w:tcPr>
-            <w:tcBorders>
-              <w:bottom w:val="none" w:sz="0" w:space="0" w:color="000000"/>
-              <w:top w:val="none" w:sz="0" w:space="0" w:color="000000"/>
-              <w:left w:val="none" w:sz="0" w:space="0" w:color="000000"/>
-              <w:right w:val="none" w:sz="0" w:space="0" w:color="000000"/>
-            </w:tcBorders>
-            <w:shd w:val="clear" w:color="auto" w:fill="FFFFFF"/>
-            <w:tcMar>
-              <w:top w:w="0" w:type="dxa"/>
-              <w:bottom w:w="0" w:type="dxa"/>
-              <w:left w:w="0" w:type="dxa"/>
-              <w:right w:w="0" w:type="dxa"/>
-            </w:tcMar>
-            <w:vAlign w:val="top"/>
-          </w:tcPr>
-          <w:p>
-            <w:pPr>
-              <w:pStyle w:val="Normal"/>
-              <w:jc w:val="center"/>
-              <w:pBdr>
-                <w:bottom w:val="none" w:sz="0" w:space="0" w:color="000000"/>
-                <w:top w:val="none" w:sz="0" w:space="0" w:color="000000"/>
-                <w:left w:val="none" w:sz="0" w:space="0" w:color="000000"/>
-                <w:right w:val="none" w:sz="0" w:space="0" w:color="000000"/>
-              </w:pBdr>
-              <w:spacing w:after="100" w:before="100" w:line="240"/>
-              <w:ind w:left="100" w:right="100" w:firstLine="0" w:firstLineChars="0"/>
-              <w:rPr>
-                <w:rFonts w:ascii="Helvetica" w:hAnsi="Helvetica" w:eastAsia="Helvetica" w:cs="Helvetica"/>
-                <w:i w:val="false"/>
-                <w:b w:val="false"/>
-                <w:u w:val="none"/>
-                <w:sz w:val="22"/>
-                <w:szCs w:val="22"/>
-                <w:color w:val="000000"/>
-              </w:rPr>
-            </w:pPr>
-            <w:r>
-              <w:rPr>
-                <w:rFonts w:ascii="Helvetica" w:hAnsi="Helvetica" w:eastAsia="Helvetica" w:cs="Helvetica"/>
-                <w:i w:val="false"/>
-                <w:b w:val="false"/>
-                <w:u w:val="none"/>
-                <w:sz w:val="22"/>
-                <w:szCs w:val="22"/>
-                <w:color w:val="000000"/>
-              </w:rPr>
-              <w:t xml:space="preserve">0.04, 2.54</w:t>
-            </w:r>
-          </w:p>
-        </w:tc>
-        <w:tc>
-          <w:tcPr>
-            <w:tcBorders>
-              <w:bottom w:val="none" w:sz="0" w:space="0" w:color="000000"/>
-              <w:top w:val="none" w:sz="0" w:space="0" w:color="000000"/>
-              <w:left w:val="none" w:sz="0" w:space="0" w:color="000000"/>
-              <w:right w:val="none" w:sz="0" w:space="0" w:color="000000"/>
-            </w:tcBorders>
-            <w:shd w:val="clear" w:color="auto" w:fill="FFFFFF"/>
-            <w:tcMar>
-              <w:top w:w="0" w:type="dxa"/>
-              <w:bottom w:w="0" w:type="dxa"/>
-              <w:left w:w="0" w:type="dxa"/>
-              <w:right w:w="0" w:type="dxa"/>
-            </w:tcMar>
-            <w:vAlign w:val="top"/>
-          </w:tcPr>
-          <w:p>
-            <w:pPr>
-              <w:pStyle w:val="Normal"/>
-              <w:jc w:val="center"/>
-              <w:pBdr>
-                <w:bottom w:val="none" w:sz="0" w:space="0" w:color="000000"/>
-                <w:top w:val="none" w:sz="0" w:space="0" w:color="000000"/>
-                <w:left w:val="none" w:sz="0" w:space="0" w:color="000000"/>
-                <w:right w:val="none" w:sz="0" w:space="0" w:color="000000"/>
-              </w:pBdr>
-              <w:spacing w:after="100" w:before="100" w:line="240"/>
-              <w:ind w:left="100" w:right="100" w:firstLine="0" w:firstLineChars="0"/>
-              <w:rPr>
-                <w:rFonts w:ascii="Helvetica" w:hAnsi="Helvetica" w:eastAsia="Helvetica" w:cs="Helvetica"/>
-                <w:i w:val="false"/>
-                <w:b w:val="false"/>
-                <w:u w:val="none"/>
-                <w:sz w:val="22"/>
-                <w:szCs w:val="22"/>
-                <w:color w:val="000000"/>
-              </w:rPr>
-            </w:pPr>
-            <w:r>
-              <w:rPr>
-                <w:rFonts w:ascii="Helvetica" w:hAnsi="Helvetica" w:eastAsia="Helvetica" w:cs="Helvetica"/>
-                <w:i w:val="false"/>
-                <w:b w:val="false"/>
-                <w:u w:val="none"/>
-                <w:sz w:val="22"/>
-                <w:szCs w:val="22"/>
-                <w:color w:val="000000"/>
-              </w:rPr>
-              <w:t xml:space="preserve">0.270</w:t>
+              <w:t xml:space="preserve">0.30</w:t>
+            </w:r>
+          </w:p>
+        </w:tc>
+        <w:tc>
+          <w:tcPr>
+            <w:tcBorders>
+              <w:bottom w:val="none" w:sz="0" w:space="0" w:color="000000"/>
+              <w:top w:val="none" w:sz="0" w:space="0" w:color="000000"/>
+              <w:left w:val="none" w:sz="0" w:space="0" w:color="000000"/>
+              <w:right w:val="none" w:sz="0" w:space="0" w:color="000000"/>
+            </w:tcBorders>
+            <w:shd w:val="clear" w:color="auto" w:fill="FFFFFF"/>
+            <w:tcMar>
+              <w:top w:w="0" w:type="dxa"/>
+              <w:bottom w:w="0" w:type="dxa"/>
+              <w:left w:w="0" w:type="dxa"/>
+              <w:right w:w="0" w:type="dxa"/>
+            </w:tcMar>
+            <w:vAlign w:val="top"/>
+          </w:tcPr>
+          <w:p>
+            <w:pPr>
+              <w:pStyle w:val="Normal"/>
+              <w:jc w:val="center"/>
+              <w:pBdr>
+                <w:bottom w:val="none" w:sz="0" w:space="0" w:color="000000"/>
+                <w:top w:val="none" w:sz="0" w:space="0" w:color="000000"/>
+                <w:left w:val="none" w:sz="0" w:space="0" w:color="000000"/>
+                <w:right w:val="none" w:sz="0" w:space="0" w:color="000000"/>
+              </w:pBdr>
+              <w:spacing w:after="100" w:before="100" w:line="240"/>
+              <w:ind w:left="100" w:right="100" w:firstLine="0" w:firstLineChars="0"/>
+              <w:rPr>
+                <w:rFonts w:ascii="Helvetica" w:hAnsi="Helvetica" w:eastAsia="Helvetica" w:cs="Helvetica"/>
+                <w:i w:val="false"/>
+                <w:b w:val="false"/>
+                <w:u w:val="none"/>
+                <w:sz w:val="22"/>
+                <w:szCs w:val="22"/>
+                <w:color w:val="000000"/>
+              </w:rPr>
+            </w:pPr>
+            <w:r>
+              <w:rPr>
+                <w:rFonts w:ascii="Helvetica" w:hAnsi="Helvetica" w:eastAsia="Helvetica" w:cs="Helvetica"/>
+                <w:i w:val="false"/>
+                <w:b w:val="false"/>
+                <w:u w:val="none"/>
+                <w:sz w:val="22"/>
+                <w:szCs w:val="22"/>
+                <w:color w:val="000000"/>
+              </w:rPr>
+              <w:t xml:space="preserve">0.04, 2.42</w:t>
+            </w:r>
+          </w:p>
+        </w:tc>
+        <w:tc>
+          <w:tcPr>
+            <w:tcBorders>
+              <w:bottom w:val="none" w:sz="0" w:space="0" w:color="000000"/>
+              <w:top w:val="none" w:sz="0" w:space="0" w:color="000000"/>
+              <w:left w:val="none" w:sz="0" w:space="0" w:color="000000"/>
+              <w:right w:val="none" w:sz="0" w:space="0" w:color="000000"/>
+            </w:tcBorders>
+            <w:shd w:val="clear" w:color="auto" w:fill="FFFFFF"/>
+            <w:tcMar>
+              <w:top w:w="0" w:type="dxa"/>
+              <w:bottom w:w="0" w:type="dxa"/>
+              <w:left w:w="0" w:type="dxa"/>
+              <w:right w:w="0" w:type="dxa"/>
+            </w:tcMar>
+            <w:vAlign w:val="top"/>
+          </w:tcPr>
+          <w:p>
+            <w:pPr>
+              <w:pStyle w:val="Normal"/>
+              <w:jc w:val="center"/>
+              <w:pBdr>
+                <w:bottom w:val="none" w:sz="0" w:space="0" w:color="000000"/>
+                <w:top w:val="none" w:sz="0" w:space="0" w:color="000000"/>
+                <w:left w:val="none" w:sz="0" w:space="0" w:color="000000"/>
+                <w:right w:val="none" w:sz="0" w:space="0" w:color="000000"/>
+              </w:pBdr>
+              <w:spacing w:after="100" w:before="100" w:line="240"/>
+              <w:ind w:left="100" w:right="100" w:firstLine="0" w:firstLineChars="0"/>
+              <w:rPr>
+                <w:rFonts w:ascii="Helvetica" w:hAnsi="Helvetica" w:eastAsia="Helvetica" w:cs="Helvetica"/>
+                <w:i w:val="false"/>
+                <w:b w:val="false"/>
+                <w:u w:val="none"/>
+                <w:sz w:val="22"/>
+                <w:szCs w:val="22"/>
+                <w:color w:val="000000"/>
+              </w:rPr>
+            </w:pPr>
+            <w:r>
+              <w:rPr>
+                <w:rFonts w:ascii="Helvetica" w:hAnsi="Helvetica" w:eastAsia="Helvetica" w:cs="Helvetica"/>
+                <w:i w:val="false"/>
+                <w:b w:val="false"/>
+                <w:u w:val="none"/>
+                <w:sz w:val="22"/>
+                <w:szCs w:val="22"/>
+                <w:color w:val="000000"/>
+              </w:rPr>
+              <w:t xml:space="preserve">0.260</w:t>
             </w:r>
           </w:p>
         </w:tc>
@@ -9797,113 +9797,113 @@
                 <w:szCs w:val="22"/>
                 <w:color w:val="000000"/>
               </w:rPr>
-              <w:t xml:space="preserve">4.16</w:t>
-            </w:r>
-          </w:p>
-        </w:tc>
-        <w:tc>
-          <w:tcPr>
-            <w:tcBorders>
-              <w:bottom w:val="none" w:sz="0" w:space="0" w:color="000000"/>
-              <w:top w:val="none" w:sz="0" w:space="0" w:color="000000"/>
-              <w:left w:val="none" w:sz="0" w:space="0" w:color="000000"/>
-              <w:right w:val="none" w:sz="0" w:space="0" w:color="000000"/>
-            </w:tcBorders>
-            <w:shd w:val="clear" w:color="auto" w:fill="FFFFFF"/>
-            <w:tcMar>
-              <w:top w:w="0" w:type="dxa"/>
-              <w:bottom w:w="0" w:type="dxa"/>
-              <w:left w:w="0" w:type="dxa"/>
-              <w:right w:w="0" w:type="dxa"/>
-            </w:tcMar>
-            <w:vAlign w:val="top"/>
-          </w:tcPr>
-          <w:p>
-            <w:pPr>
-              <w:pStyle w:val="Normal"/>
-              <w:jc w:val="center"/>
-              <w:pBdr>
-                <w:bottom w:val="none" w:sz="0" w:space="0" w:color="000000"/>
-                <w:top w:val="none" w:sz="0" w:space="0" w:color="000000"/>
-                <w:left w:val="none" w:sz="0" w:space="0" w:color="000000"/>
-                <w:right w:val="none" w:sz="0" w:space="0" w:color="000000"/>
-              </w:pBdr>
-              <w:spacing w:after="100" w:before="100" w:line="240"/>
-              <w:ind w:left="100" w:right="100" w:firstLine="0" w:firstLineChars="0"/>
-              <w:rPr>
-                <w:rFonts w:ascii="Helvetica" w:hAnsi="Helvetica" w:eastAsia="Helvetica" w:cs="Helvetica"/>
-                <w:i w:val="false"/>
-                <w:b w:val="false"/>
-                <w:u w:val="none"/>
-                <w:sz w:val="22"/>
-                <w:szCs w:val="22"/>
-                <w:color w:val="000000"/>
-              </w:rPr>
-            </w:pPr>
-            <w:r>
-              <w:rPr>
-                <w:rFonts w:ascii="Helvetica" w:hAnsi="Helvetica" w:eastAsia="Helvetica" w:cs="Helvetica"/>
-                <w:i w:val="false"/>
-                <w:b w:val="false"/>
-                <w:u w:val="none"/>
-                <w:sz w:val="22"/>
-                <w:szCs w:val="22"/>
-                <w:color w:val="000000"/>
-              </w:rPr>
-              <w:t xml:space="preserve">0.30, 57.7</w:t>
-            </w:r>
-          </w:p>
-        </w:tc>
-        <w:tc>
-          <w:tcPr>
-            <w:tcBorders>
-              <w:bottom w:val="none" w:sz="0" w:space="0" w:color="000000"/>
-              <w:top w:val="none" w:sz="0" w:space="0" w:color="000000"/>
-              <w:left w:val="none" w:sz="0" w:space="0" w:color="000000"/>
-              <w:right w:val="none" w:sz="0" w:space="0" w:color="000000"/>
-            </w:tcBorders>
-            <w:shd w:val="clear" w:color="auto" w:fill="FFFFFF"/>
-            <w:tcMar>
-              <w:top w:w="0" w:type="dxa"/>
-              <w:bottom w:w="0" w:type="dxa"/>
-              <w:left w:w="0" w:type="dxa"/>
-              <w:right w:w="0" w:type="dxa"/>
-            </w:tcMar>
-            <w:vAlign w:val="top"/>
-          </w:tcPr>
-          <w:p>
-            <w:pPr>
-              <w:pStyle w:val="Normal"/>
-              <w:jc w:val="center"/>
-              <w:pBdr>
-                <w:bottom w:val="none" w:sz="0" w:space="0" w:color="000000"/>
-                <w:top w:val="none" w:sz="0" w:space="0" w:color="000000"/>
-                <w:left w:val="none" w:sz="0" w:space="0" w:color="000000"/>
-                <w:right w:val="none" w:sz="0" w:space="0" w:color="000000"/>
-              </w:pBdr>
-              <w:spacing w:after="100" w:before="100" w:line="240"/>
-              <w:ind w:left="100" w:right="100" w:firstLine="0" w:firstLineChars="0"/>
-              <w:rPr>
-                <w:rFonts w:ascii="Helvetica" w:hAnsi="Helvetica" w:eastAsia="Helvetica" w:cs="Helvetica"/>
-                <w:i w:val="false"/>
-                <w:b w:val="false"/>
-                <w:u w:val="none"/>
-                <w:sz w:val="22"/>
-                <w:szCs w:val="22"/>
-                <w:color w:val="000000"/>
-              </w:rPr>
-            </w:pPr>
-            <w:r>
-              <w:rPr>
-                <w:rFonts w:ascii="Helvetica" w:hAnsi="Helvetica" w:eastAsia="Helvetica" w:cs="Helvetica"/>
-                <w:i w:val="false"/>
-                <w:b w:val="false"/>
-                <w:u w:val="none"/>
-                <w:sz w:val="22"/>
-                <w:szCs w:val="22"/>
-                <w:color w:val="000000"/>
-              </w:rPr>
-              <w:t xml:space="preserve">0.290</w:t>
+              <w:t xml:space="preserve">4.10</w:t>
+            </w:r>
+          </w:p>
+        </w:tc>
+        <w:tc>
+          <w:tcPr>
+            <w:tcBorders>
+              <w:bottom w:val="none" w:sz="0" w:space="0" w:color="000000"/>
+              <w:top w:val="none" w:sz="0" w:space="0" w:color="000000"/>
+              <w:left w:val="none" w:sz="0" w:space="0" w:color="000000"/>
+              <w:right w:val="none" w:sz="0" w:space="0" w:color="000000"/>
+            </w:tcBorders>
+            <w:shd w:val="clear" w:color="auto" w:fill="FFFFFF"/>
+            <w:tcMar>
+              <w:top w:w="0" w:type="dxa"/>
+              <w:bottom w:w="0" w:type="dxa"/>
+              <w:left w:w="0" w:type="dxa"/>
+              <w:right w:w="0" w:type="dxa"/>
+            </w:tcMar>
+            <w:vAlign w:val="top"/>
+          </w:tcPr>
+          <w:p>
+            <w:pPr>
+              <w:pStyle w:val="Normal"/>
+              <w:jc w:val="center"/>
+              <w:pBdr>
+                <w:bottom w:val="none" w:sz="0" w:space="0" w:color="000000"/>
+                <w:top w:val="none" w:sz="0" w:space="0" w:color="000000"/>
+                <w:left w:val="none" w:sz="0" w:space="0" w:color="000000"/>
+                <w:right w:val="none" w:sz="0" w:space="0" w:color="000000"/>
+              </w:pBdr>
+              <w:spacing w:after="100" w:before="100" w:line="240"/>
+              <w:ind w:left="100" w:right="100" w:firstLine="0" w:firstLineChars="0"/>
+              <w:rPr>
+                <w:rFonts w:ascii="Helvetica" w:hAnsi="Helvetica" w:eastAsia="Helvetica" w:cs="Helvetica"/>
+                <w:i w:val="false"/>
+                <w:b w:val="false"/>
+                <w:u w:val="none"/>
+                <w:sz w:val="22"/>
+                <w:szCs w:val="22"/>
+                <w:color w:val="000000"/>
+              </w:rPr>
+            </w:pPr>
+            <w:r>
+              <w:rPr>
+                <w:rFonts w:ascii="Helvetica" w:hAnsi="Helvetica" w:eastAsia="Helvetica" w:cs="Helvetica"/>
+                <w:i w:val="false"/>
+                <w:b w:val="false"/>
+                <w:u w:val="none"/>
+                <w:sz w:val="22"/>
+                <w:szCs w:val="22"/>
+                <w:color w:val="000000"/>
+              </w:rPr>
+              <w:t xml:space="preserve">0.37, 45.7</w:t>
+            </w:r>
+          </w:p>
+        </w:tc>
+        <w:tc>
+          <w:tcPr>
+            <w:tcBorders>
+              <w:bottom w:val="none" w:sz="0" w:space="0" w:color="000000"/>
+              <w:top w:val="none" w:sz="0" w:space="0" w:color="000000"/>
+              <w:left w:val="none" w:sz="0" w:space="0" w:color="000000"/>
+              <w:right w:val="none" w:sz="0" w:space="0" w:color="000000"/>
+            </w:tcBorders>
+            <w:shd w:val="clear" w:color="auto" w:fill="FFFFFF"/>
+            <w:tcMar>
+              <w:top w:w="0" w:type="dxa"/>
+              <w:bottom w:w="0" w:type="dxa"/>
+              <w:left w:w="0" w:type="dxa"/>
+              <w:right w:w="0" w:type="dxa"/>
+            </w:tcMar>
+            <w:vAlign w:val="top"/>
+          </w:tcPr>
+          <w:p>
+            <w:pPr>
+              <w:pStyle w:val="Normal"/>
+              <w:jc w:val="center"/>
+              <w:pBdr>
+                <w:bottom w:val="none" w:sz="0" w:space="0" w:color="000000"/>
+                <w:top w:val="none" w:sz="0" w:space="0" w:color="000000"/>
+                <w:left w:val="none" w:sz="0" w:space="0" w:color="000000"/>
+                <w:right w:val="none" w:sz="0" w:space="0" w:color="000000"/>
+              </w:pBdr>
+              <w:spacing w:after="100" w:before="100" w:line="240"/>
+              <w:ind w:left="100" w:right="100" w:firstLine="0" w:firstLineChars="0"/>
+              <w:rPr>
+                <w:rFonts w:ascii="Helvetica" w:hAnsi="Helvetica" w:eastAsia="Helvetica" w:cs="Helvetica"/>
+                <w:i w:val="false"/>
+                <w:b w:val="false"/>
+                <w:u w:val="none"/>
+                <w:sz w:val="22"/>
+                <w:szCs w:val="22"/>
+                <w:color w:val="000000"/>
+              </w:rPr>
+            </w:pPr>
+            <w:r>
+              <w:rPr>
+                <w:rFonts w:ascii="Helvetica" w:hAnsi="Helvetica" w:eastAsia="Helvetica" w:cs="Helvetica"/>
+                <w:i w:val="false"/>
+                <w:b w:val="false"/>
+                <w:u w:val="none"/>
+                <w:sz w:val="22"/>
+                <w:szCs w:val="22"/>
+                <w:color w:val="000000"/>
+              </w:rPr>
+              <w:t xml:space="preserve">0.250</w:t>
             </w:r>
           </w:p>
         </w:tc>
@@ -11246,113 +11246,113 @@
                 <w:szCs w:val="22"/>
                 <w:color w:val="000000"/>
               </w:rPr>
-              <w:t xml:space="preserve">0.12</w:t>
-            </w:r>
-          </w:p>
-        </w:tc>
-        <w:tc>
-          <w:tcPr>
-            <w:tcBorders>
-              <w:bottom w:val="none" w:sz="0" w:space="0" w:color="000000"/>
-              <w:top w:val="none" w:sz="0" w:space="0" w:color="000000"/>
-              <w:left w:val="none" w:sz="0" w:space="0" w:color="000000"/>
-              <w:right w:val="none" w:sz="0" w:space="0" w:color="000000"/>
-            </w:tcBorders>
-            <w:shd w:val="clear" w:color="auto" w:fill="FFFFFF"/>
-            <w:tcMar>
-              <w:top w:w="0" w:type="dxa"/>
-              <w:bottom w:w="0" w:type="dxa"/>
-              <w:left w:w="0" w:type="dxa"/>
-              <w:right w:w="0" w:type="dxa"/>
-            </w:tcMar>
-            <w:vAlign w:val="top"/>
-          </w:tcPr>
-          <w:p>
-            <w:pPr>
-              <w:pStyle w:val="Normal"/>
-              <w:jc w:val="center"/>
-              <w:pBdr>
-                <w:bottom w:val="none" w:sz="0" w:space="0" w:color="000000"/>
-                <w:top w:val="none" w:sz="0" w:space="0" w:color="000000"/>
-                <w:left w:val="none" w:sz="0" w:space="0" w:color="000000"/>
-                <w:right w:val="none" w:sz="0" w:space="0" w:color="000000"/>
-              </w:pBdr>
-              <w:spacing w:after="100" w:before="100" w:line="240"/>
-              <w:ind w:left="100" w:right="100" w:firstLine="0" w:firstLineChars="0"/>
-              <w:rPr>
-                <w:rFonts w:ascii="Helvetica" w:hAnsi="Helvetica" w:eastAsia="Helvetica" w:cs="Helvetica"/>
-                <w:i w:val="false"/>
-                <w:b w:val="false"/>
-                <w:u w:val="none"/>
-                <w:sz w:val="22"/>
-                <w:szCs w:val="22"/>
-                <w:color w:val="000000"/>
-              </w:rPr>
-            </w:pPr>
-            <w:r>
-              <w:rPr>
-                <w:rFonts w:ascii="Helvetica" w:hAnsi="Helvetica" w:eastAsia="Helvetica" w:cs="Helvetica"/>
-                <w:i w:val="false"/>
-                <w:b w:val="false"/>
-                <w:u w:val="none"/>
-                <w:sz w:val="22"/>
-                <w:szCs w:val="22"/>
-                <w:color w:val="000000"/>
-              </w:rPr>
-              <w:t xml:space="preserve">0.01, 1.30</w:t>
-            </w:r>
-          </w:p>
-        </w:tc>
-        <w:tc>
-          <w:tcPr>
-            <w:tcBorders>
-              <w:bottom w:val="none" w:sz="0" w:space="0" w:color="000000"/>
-              <w:top w:val="none" w:sz="0" w:space="0" w:color="000000"/>
-              <w:left w:val="none" w:sz="0" w:space="0" w:color="000000"/>
-              <w:right w:val="none" w:sz="0" w:space="0" w:color="000000"/>
-            </w:tcBorders>
-            <w:shd w:val="clear" w:color="auto" w:fill="FFFFFF"/>
-            <w:tcMar>
-              <w:top w:w="0" w:type="dxa"/>
-              <w:bottom w:w="0" w:type="dxa"/>
-              <w:left w:w="0" w:type="dxa"/>
-              <w:right w:w="0" w:type="dxa"/>
-            </w:tcMar>
-            <w:vAlign w:val="top"/>
-          </w:tcPr>
-          <w:p>
-            <w:pPr>
-              <w:pStyle w:val="Normal"/>
-              <w:jc w:val="center"/>
-              <w:pBdr>
-                <w:bottom w:val="none" w:sz="0" w:space="0" w:color="000000"/>
-                <w:top w:val="none" w:sz="0" w:space="0" w:color="000000"/>
-                <w:left w:val="none" w:sz="0" w:space="0" w:color="000000"/>
-                <w:right w:val="none" w:sz="0" w:space="0" w:color="000000"/>
-              </w:pBdr>
-              <w:spacing w:after="100" w:before="100" w:line="240"/>
-              <w:ind w:left="100" w:right="100" w:firstLine="0" w:firstLineChars="0"/>
-              <w:rPr>
-                <w:rFonts w:ascii="Helvetica" w:hAnsi="Helvetica" w:eastAsia="Helvetica" w:cs="Helvetica"/>
-                <w:i w:val="false"/>
-                <w:b w:val="false"/>
-                <w:u w:val="none"/>
-                <w:sz w:val="22"/>
-                <w:szCs w:val="22"/>
-                <w:color w:val="000000"/>
-              </w:rPr>
-            </w:pPr>
-            <w:r>
-              <w:rPr>
-                <w:rFonts w:ascii="Helvetica" w:hAnsi="Helvetica" w:eastAsia="Helvetica" w:cs="Helvetica"/>
-                <w:i w:val="false"/>
-                <w:b w:val="false"/>
-                <w:u w:val="none"/>
-                <w:sz w:val="22"/>
-                <w:szCs w:val="22"/>
-                <w:color w:val="000000"/>
-              </w:rPr>
-              <w:t xml:space="preserve">0.081</w:t>
+              <w:t xml:space="preserve">0.13</w:t>
+            </w:r>
+          </w:p>
+        </w:tc>
+        <w:tc>
+          <w:tcPr>
+            <w:tcBorders>
+              <w:bottom w:val="none" w:sz="0" w:space="0" w:color="000000"/>
+              <w:top w:val="none" w:sz="0" w:space="0" w:color="000000"/>
+              <w:left w:val="none" w:sz="0" w:space="0" w:color="000000"/>
+              <w:right w:val="none" w:sz="0" w:space="0" w:color="000000"/>
+            </w:tcBorders>
+            <w:shd w:val="clear" w:color="auto" w:fill="FFFFFF"/>
+            <w:tcMar>
+              <w:top w:w="0" w:type="dxa"/>
+              <w:bottom w:w="0" w:type="dxa"/>
+              <w:left w:w="0" w:type="dxa"/>
+              <w:right w:w="0" w:type="dxa"/>
+            </w:tcMar>
+            <w:vAlign w:val="top"/>
+          </w:tcPr>
+          <w:p>
+            <w:pPr>
+              <w:pStyle w:val="Normal"/>
+              <w:jc w:val="center"/>
+              <w:pBdr>
+                <w:bottom w:val="none" w:sz="0" w:space="0" w:color="000000"/>
+                <w:top w:val="none" w:sz="0" w:space="0" w:color="000000"/>
+                <w:left w:val="none" w:sz="0" w:space="0" w:color="000000"/>
+                <w:right w:val="none" w:sz="0" w:space="0" w:color="000000"/>
+              </w:pBdr>
+              <w:spacing w:after="100" w:before="100" w:line="240"/>
+              <w:ind w:left="100" w:right="100" w:firstLine="0" w:firstLineChars="0"/>
+              <w:rPr>
+                <w:rFonts w:ascii="Helvetica" w:hAnsi="Helvetica" w:eastAsia="Helvetica" w:cs="Helvetica"/>
+                <w:i w:val="false"/>
+                <w:b w:val="false"/>
+                <w:u w:val="none"/>
+                <w:sz w:val="22"/>
+                <w:szCs w:val="22"/>
+                <w:color w:val="000000"/>
+              </w:rPr>
+            </w:pPr>
+            <w:r>
+              <w:rPr>
+                <w:rFonts w:ascii="Helvetica" w:hAnsi="Helvetica" w:eastAsia="Helvetica" w:cs="Helvetica"/>
+                <w:i w:val="false"/>
+                <w:b w:val="false"/>
+                <w:u w:val="none"/>
+                <w:sz w:val="22"/>
+                <w:szCs w:val="22"/>
+                <w:color w:val="000000"/>
+              </w:rPr>
+              <w:t xml:space="preserve">0.01, 1.37</w:t>
+            </w:r>
+          </w:p>
+        </w:tc>
+        <w:tc>
+          <w:tcPr>
+            <w:tcBorders>
+              <w:bottom w:val="none" w:sz="0" w:space="0" w:color="000000"/>
+              <w:top w:val="none" w:sz="0" w:space="0" w:color="000000"/>
+              <w:left w:val="none" w:sz="0" w:space="0" w:color="000000"/>
+              <w:right w:val="none" w:sz="0" w:space="0" w:color="000000"/>
+            </w:tcBorders>
+            <w:shd w:val="clear" w:color="auto" w:fill="FFFFFF"/>
+            <w:tcMar>
+              <w:top w:w="0" w:type="dxa"/>
+              <w:bottom w:w="0" w:type="dxa"/>
+              <w:left w:w="0" w:type="dxa"/>
+              <w:right w:w="0" w:type="dxa"/>
+            </w:tcMar>
+            <w:vAlign w:val="top"/>
+          </w:tcPr>
+          <w:p>
+            <w:pPr>
+              <w:pStyle w:val="Normal"/>
+              <w:jc w:val="center"/>
+              <w:pBdr>
+                <w:bottom w:val="none" w:sz="0" w:space="0" w:color="000000"/>
+                <w:top w:val="none" w:sz="0" w:space="0" w:color="000000"/>
+                <w:left w:val="none" w:sz="0" w:space="0" w:color="000000"/>
+                <w:right w:val="none" w:sz="0" w:space="0" w:color="000000"/>
+              </w:pBdr>
+              <w:spacing w:after="100" w:before="100" w:line="240"/>
+              <w:ind w:left="100" w:right="100" w:firstLine="0" w:firstLineChars="0"/>
+              <w:rPr>
+                <w:rFonts w:ascii="Helvetica" w:hAnsi="Helvetica" w:eastAsia="Helvetica" w:cs="Helvetica"/>
+                <w:i w:val="false"/>
+                <w:b w:val="false"/>
+                <w:u w:val="none"/>
+                <w:sz w:val="22"/>
+                <w:szCs w:val="22"/>
+                <w:color w:val="000000"/>
+              </w:rPr>
+            </w:pPr>
+            <w:r>
+              <w:rPr>
+                <w:rFonts w:ascii="Helvetica" w:hAnsi="Helvetica" w:eastAsia="Helvetica" w:cs="Helvetica"/>
+                <w:i w:val="false"/>
+                <w:b w:val="false"/>
+                <w:u w:val="none"/>
+                <w:sz w:val="22"/>
+                <w:szCs w:val="22"/>
+                <w:color w:val="000000"/>
+              </w:rPr>
+              <w:t xml:space="preserve">0.090</w:t>
             </w:r>
           </w:p>
         </w:tc>
@@ -11729,113 +11729,113 @@
                 <w:szCs w:val="22"/>
                 <w:color w:val="000000"/>
               </w:rPr>
-              <w:t xml:space="preserve">0.35</w:t>
-            </w:r>
-          </w:p>
-        </w:tc>
-        <w:tc>
-          <w:tcPr>
-            <w:tcBorders>
-              <w:bottom w:val="none" w:sz="0" w:space="0" w:color="000000"/>
-              <w:top w:val="none" w:sz="0" w:space="0" w:color="000000"/>
-              <w:left w:val="none" w:sz="0" w:space="0" w:color="000000"/>
-              <w:right w:val="none" w:sz="0" w:space="0" w:color="000000"/>
-            </w:tcBorders>
-            <w:shd w:val="clear" w:color="auto" w:fill="FFFFFF"/>
-            <w:tcMar>
-              <w:top w:w="0" w:type="dxa"/>
-              <w:bottom w:w="0" w:type="dxa"/>
-              <w:left w:w="0" w:type="dxa"/>
-              <w:right w:w="0" w:type="dxa"/>
-            </w:tcMar>
-            <w:vAlign w:val="top"/>
-          </w:tcPr>
-          <w:p>
-            <w:pPr>
-              <w:pStyle w:val="Normal"/>
-              <w:jc w:val="center"/>
-              <w:pBdr>
-                <w:bottom w:val="none" w:sz="0" w:space="0" w:color="000000"/>
-                <w:top w:val="none" w:sz="0" w:space="0" w:color="000000"/>
-                <w:left w:val="none" w:sz="0" w:space="0" w:color="000000"/>
-                <w:right w:val="none" w:sz="0" w:space="0" w:color="000000"/>
-              </w:pBdr>
-              <w:spacing w:after="100" w:before="100" w:line="240"/>
-              <w:ind w:left="100" w:right="100" w:firstLine="0" w:firstLineChars="0"/>
-              <w:rPr>
-                <w:rFonts w:ascii="Helvetica" w:hAnsi="Helvetica" w:eastAsia="Helvetica" w:cs="Helvetica"/>
-                <w:i w:val="false"/>
-                <w:b w:val="false"/>
-                <w:u w:val="none"/>
-                <w:sz w:val="22"/>
-                <w:szCs w:val="22"/>
-                <w:color w:val="000000"/>
-              </w:rPr>
-            </w:pPr>
-            <w:r>
-              <w:rPr>
-                <w:rFonts w:ascii="Helvetica" w:hAnsi="Helvetica" w:eastAsia="Helvetica" w:cs="Helvetica"/>
-                <w:i w:val="false"/>
-                <w:b w:val="false"/>
-                <w:u w:val="none"/>
-                <w:sz w:val="22"/>
-                <w:szCs w:val="22"/>
-                <w:color w:val="000000"/>
-              </w:rPr>
-              <w:t xml:space="preserve">0.11, 1.06</w:t>
-            </w:r>
-          </w:p>
-        </w:tc>
-        <w:tc>
-          <w:tcPr>
-            <w:tcBorders>
-              <w:bottom w:val="none" w:sz="0" w:space="0" w:color="000000"/>
-              <w:top w:val="none" w:sz="0" w:space="0" w:color="000000"/>
-              <w:left w:val="none" w:sz="0" w:space="0" w:color="000000"/>
-              <w:right w:val="none" w:sz="0" w:space="0" w:color="000000"/>
-            </w:tcBorders>
-            <w:shd w:val="clear" w:color="auto" w:fill="FFFFFF"/>
-            <w:tcMar>
-              <w:top w:w="0" w:type="dxa"/>
-              <w:bottom w:w="0" w:type="dxa"/>
-              <w:left w:w="0" w:type="dxa"/>
-              <w:right w:w="0" w:type="dxa"/>
-            </w:tcMar>
-            <w:vAlign w:val="top"/>
-          </w:tcPr>
-          <w:p>
-            <w:pPr>
-              <w:pStyle w:val="Normal"/>
-              <w:jc w:val="center"/>
-              <w:pBdr>
-                <w:bottom w:val="none" w:sz="0" w:space="0" w:color="000000"/>
-                <w:top w:val="none" w:sz="0" w:space="0" w:color="000000"/>
-                <w:left w:val="none" w:sz="0" w:space="0" w:color="000000"/>
-                <w:right w:val="none" w:sz="0" w:space="0" w:color="000000"/>
-              </w:pBdr>
-              <w:spacing w:after="100" w:before="100" w:line="240"/>
-              <w:ind w:left="100" w:right="100" w:firstLine="0" w:firstLineChars="0"/>
-              <w:rPr>
-                <w:rFonts w:ascii="Helvetica" w:hAnsi="Helvetica" w:eastAsia="Helvetica" w:cs="Helvetica"/>
-                <w:i w:val="false"/>
-                <w:b w:val="false"/>
-                <w:u w:val="none"/>
-                <w:sz w:val="22"/>
-                <w:szCs w:val="22"/>
-                <w:color w:val="000000"/>
-              </w:rPr>
-            </w:pPr>
-            <w:r>
-              <w:rPr>
-                <w:rFonts w:ascii="Helvetica" w:hAnsi="Helvetica" w:eastAsia="Helvetica" w:cs="Helvetica"/>
-                <w:i w:val="false"/>
-                <w:b w:val="false"/>
-                <w:u w:val="none"/>
-                <w:sz w:val="22"/>
-                <w:szCs w:val="22"/>
-                <w:color w:val="000000"/>
-              </w:rPr>
-              <w:t xml:space="preserve">0.062</w:t>
+              <w:t xml:space="preserve">0.34</w:t>
+            </w:r>
+          </w:p>
+        </w:tc>
+        <w:tc>
+          <w:tcPr>
+            <w:tcBorders>
+              <w:bottom w:val="none" w:sz="0" w:space="0" w:color="000000"/>
+              <w:top w:val="none" w:sz="0" w:space="0" w:color="000000"/>
+              <w:left w:val="none" w:sz="0" w:space="0" w:color="000000"/>
+              <w:right w:val="none" w:sz="0" w:space="0" w:color="000000"/>
+            </w:tcBorders>
+            <w:shd w:val="clear" w:color="auto" w:fill="FFFFFF"/>
+            <w:tcMar>
+              <w:top w:w="0" w:type="dxa"/>
+              <w:bottom w:w="0" w:type="dxa"/>
+              <w:left w:w="0" w:type="dxa"/>
+              <w:right w:w="0" w:type="dxa"/>
+            </w:tcMar>
+            <w:vAlign w:val="top"/>
+          </w:tcPr>
+          <w:p>
+            <w:pPr>
+              <w:pStyle w:val="Normal"/>
+              <w:jc w:val="center"/>
+              <w:pBdr>
+                <w:bottom w:val="none" w:sz="0" w:space="0" w:color="000000"/>
+                <w:top w:val="none" w:sz="0" w:space="0" w:color="000000"/>
+                <w:left w:val="none" w:sz="0" w:space="0" w:color="000000"/>
+                <w:right w:val="none" w:sz="0" w:space="0" w:color="000000"/>
+              </w:pBdr>
+              <w:spacing w:after="100" w:before="100" w:line="240"/>
+              <w:ind w:left="100" w:right="100" w:firstLine="0" w:firstLineChars="0"/>
+              <w:rPr>
+                <w:rFonts w:ascii="Helvetica" w:hAnsi="Helvetica" w:eastAsia="Helvetica" w:cs="Helvetica"/>
+                <w:i w:val="false"/>
+                <w:b w:val="false"/>
+                <w:u w:val="none"/>
+                <w:sz w:val="22"/>
+                <w:szCs w:val="22"/>
+                <w:color w:val="000000"/>
+              </w:rPr>
+            </w:pPr>
+            <w:r>
+              <w:rPr>
+                <w:rFonts w:ascii="Helvetica" w:hAnsi="Helvetica" w:eastAsia="Helvetica" w:cs="Helvetica"/>
+                <w:i w:val="false"/>
+                <w:b w:val="false"/>
+                <w:u w:val="none"/>
+                <w:sz w:val="22"/>
+                <w:szCs w:val="22"/>
+                <w:color w:val="000000"/>
+              </w:rPr>
+              <w:t xml:space="preserve">0.11, 1.08</w:t>
+            </w:r>
+          </w:p>
+        </w:tc>
+        <w:tc>
+          <w:tcPr>
+            <w:tcBorders>
+              <w:bottom w:val="none" w:sz="0" w:space="0" w:color="000000"/>
+              <w:top w:val="none" w:sz="0" w:space="0" w:color="000000"/>
+              <w:left w:val="none" w:sz="0" w:space="0" w:color="000000"/>
+              <w:right w:val="none" w:sz="0" w:space="0" w:color="000000"/>
+            </w:tcBorders>
+            <w:shd w:val="clear" w:color="auto" w:fill="FFFFFF"/>
+            <w:tcMar>
+              <w:top w:w="0" w:type="dxa"/>
+              <w:bottom w:w="0" w:type="dxa"/>
+              <w:left w:w="0" w:type="dxa"/>
+              <w:right w:w="0" w:type="dxa"/>
+            </w:tcMar>
+            <w:vAlign w:val="top"/>
+          </w:tcPr>
+          <w:p>
+            <w:pPr>
+              <w:pStyle w:val="Normal"/>
+              <w:jc w:val="center"/>
+              <w:pBdr>
+                <w:bottom w:val="none" w:sz="0" w:space="0" w:color="000000"/>
+                <w:top w:val="none" w:sz="0" w:space="0" w:color="000000"/>
+                <w:left w:val="none" w:sz="0" w:space="0" w:color="000000"/>
+                <w:right w:val="none" w:sz="0" w:space="0" w:color="000000"/>
+              </w:pBdr>
+              <w:spacing w:after="100" w:before="100" w:line="240"/>
+              <w:ind w:left="100" w:right="100" w:firstLine="0" w:firstLineChars="0"/>
+              <w:rPr>
+                <w:rFonts w:ascii="Helvetica" w:hAnsi="Helvetica" w:eastAsia="Helvetica" w:cs="Helvetica"/>
+                <w:i w:val="false"/>
+                <w:b w:val="false"/>
+                <w:u w:val="none"/>
+                <w:sz w:val="22"/>
+                <w:szCs w:val="22"/>
+                <w:color w:val="000000"/>
+              </w:rPr>
+            </w:pPr>
+            <w:r>
+              <w:rPr>
+                <w:rFonts w:ascii="Helvetica" w:hAnsi="Helvetica" w:eastAsia="Helvetica" w:cs="Helvetica"/>
+                <w:i w:val="false"/>
+                <w:b w:val="false"/>
+                <w:u w:val="none"/>
+                <w:sz w:val="22"/>
+                <w:szCs w:val="22"/>
+                <w:color w:val="000000"/>
+              </w:rPr>
+              <w:t xml:space="preserve">0.067</w:t>
             </w:r>
           </w:p>
         </w:tc>
@@ -12695,113 +12695,113 @@
                 <w:szCs w:val="22"/>
                 <w:color w:val="000000"/>
               </w:rPr>
-              <w:t xml:space="preserve">2.65</w:t>
-            </w:r>
-          </w:p>
-        </w:tc>
-        <w:tc>
-          <w:tcPr>
-            <w:tcBorders>
-              <w:bottom w:val="none" w:sz="0" w:space="0" w:color="000000"/>
-              <w:top w:val="none" w:sz="0" w:space="0" w:color="000000"/>
-              <w:left w:val="none" w:sz="0" w:space="0" w:color="000000"/>
-              <w:right w:val="none" w:sz="0" w:space="0" w:color="000000"/>
-            </w:tcBorders>
-            <w:shd w:val="clear" w:color="auto" w:fill="FFFFFF"/>
-            <w:tcMar>
-              <w:top w:w="0" w:type="dxa"/>
-              <w:bottom w:w="0" w:type="dxa"/>
-              <w:left w:w="0" w:type="dxa"/>
-              <w:right w:w="0" w:type="dxa"/>
-            </w:tcMar>
-            <w:vAlign w:val="top"/>
-          </w:tcPr>
-          <w:p>
-            <w:pPr>
-              <w:pStyle w:val="Normal"/>
-              <w:jc w:val="center"/>
-              <w:pBdr>
-                <w:bottom w:val="none" w:sz="0" w:space="0" w:color="000000"/>
-                <w:top w:val="none" w:sz="0" w:space="0" w:color="000000"/>
-                <w:left w:val="none" w:sz="0" w:space="0" w:color="000000"/>
-                <w:right w:val="none" w:sz="0" w:space="0" w:color="000000"/>
-              </w:pBdr>
-              <w:spacing w:after="100" w:before="100" w:line="240"/>
-              <w:ind w:left="100" w:right="100" w:firstLine="0" w:firstLineChars="0"/>
-              <w:rPr>
-                <w:rFonts w:ascii="Helvetica" w:hAnsi="Helvetica" w:eastAsia="Helvetica" w:cs="Helvetica"/>
-                <w:i w:val="false"/>
-                <w:b w:val="false"/>
-                <w:u w:val="none"/>
-                <w:sz w:val="22"/>
-                <w:szCs w:val="22"/>
-                <w:color w:val="000000"/>
-              </w:rPr>
-            </w:pPr>
-            <w:r>
-              <w:rPr>
-                <w:rFonts w:ascii="Helvetica" w:hAnsi="Helvetica" w:eastAsia="Helvetica" w:cs="Helvetica"/>
-                <w:i w:val="false"/>
-                <w:b w:val="false"/>
-                <w:u w:val="none"/>
-                <w:sz w:val="22"/>
-                <w:szCs w:val="22"/>
-                <w:color w:val="000000"/>
-              </w:rPr>
-              <w:t xml:space="preserve">0.11, 65.2</w:t>
-            </w:r>
-          </w:p>
-        </w:tc>
-        <w:tc>
-          <w:tcPr>
-            <w:tcBorders>
-              <w:bottom w:val="none" w:sz="0" w:space="0" w:color="000000"/>
-              <w:top w:val="none" w:sz="0" w:space="0" w:color="000000"/>
-              <w:left w:val="none" w:sz="0" w:space="0" w:color="000000"/>
-              <w:right w:val="none" w:sz="0" w:space="0" w:color="000000"/>
-            </w:tcBorders>
-            <w:shd w:val="clear" w:color="auto" w:fill="FFFFFF"/>
-            <w:tcMar>
-              <w:top w:w="0" w:type="dxa"/>
-              <w:bottom w:w="0" w:type="dxa"/>
-              <w:left w:w="0" w:type="dxa"/>
-              <w:right w:w="0" w:type="dxa"/>
-            </w:tcMar>
-            <w:vAlign w:val="top"/>
-          </w:tcPr>
-          <w:p>
-            <w:pPr>
-              <w:pStyle w:val="Normal"/>
-              <w:jc w:val="center"/>
-              <w:pBdr>
-                <w:bottom w:val="none" w:sz="0" w:space="0" w:color="000000"/>
-                <w:top w:val="none" w:sz="0" w:space="0" w:color="000000"/>
-                <w:left w:val="none" w:sz="0" w:space="0" w:color="000000"/>
-                <w:right w:val="none" w:sz="0" w:space="0" w:color="000000"/>
-              </w:pBdr>
-              <w:spacing w:after="100" w:before="100" w:line="240"/>
-              <w:ind w:left="100" w:right="100" w:firstLine="0" w:firstLineChars="0"/>
-              <w:rPr>
-                <w:rFonts w:ascii="Helvetica" w:hAnsi="Helvetica" w:eastAsia="Helvetica" w:cs="Helvetica"/>
-                <w:i w:val="false"/>
-                <w:b w:val="false"/>
-                <w:u w:val="none"/>
-                <w:sz w:val="22"/>
-                <w:szCs w:val="22"/>
-                <w:color w:val="000000"/>
-              </w:rPr>
-            </w:pPr>
-            <w:r>
-              <w:rPr>
-                <w:rFonts w:ascii="Helvetica" w:hAnsi="Helvetica" w:eastAsia="Helvetica" w:cs="Helvetica"/>
-                <w:i w:val="false"/>
-                <w:b w:val="false"/>
-                <w:u w:val="none"/>
-                <w:sz w:val="22"/>
-                <w:szCs w:val="22"/>
-                <w:color w:val="000000"/>
-              </w:rPr>
-              <w:t xml:space="preserve">0.550</w:t>
+              <w:t xml:space="preserve">2.30</w:t>
+            </w:r>
+          </w:p>
+        </w:tc>
+        <w:tc>
+          <w:tcPr>
+            <w:tcBorders>
+              <w:bottom w:val="none" w:sz="0" w:space="0" w:color="000000"/>
+              <w:top w:val="none" w:sz="0" w:space="0" w:color="000000"/>
+              <w:left w:val="none" w:sz="0" w:space="0" w:color="000000"/>
+              <w:right w:val="none" w:sz="0" w:space="0" w:color="000000"/>
+            </w:tcBorders>
+            <w:shd w:val="clear" w:color="auto" w:fill="FFFFFF"/>
+            <w:tcMar>
+              <w:top w:w="0" w:type="dxa"/>
+              <w:bottom w:w="0" w:type="dxa"/>
+              <w:left w:w="0" w:type="dxa"/>
+              <w:right w:w="0" w:type="dxa"/>
+            </w:tcMar>
+            <w:vAlign w:val="top"/>
+          </w:tcPr>
+          <w:p>
+            <w:pPr>
+              <w:pStyle w:val="Normal"/>
+              <w:jc w:val="center"/>
+              <w:pBdr>
+                <w:bottom w:val="none" w:sz="0" w:space="0" w:color="000000"/>
+                <w:top w:val="none" w:sz="0" w:space="0" w:color="000000"/>
+                <w:left w:val="none" w:sz="0" w:space="0" w:color="000000"/>
+                <w:right w:val="none" w:sz="0" w:space="0" w:color="000000"/>
+              </w:pBdr>
+              <w:spacing w:after="100" w:before="100" w:line="240"/>
+              <w:ind w:left="100" w:right="100" w:firstLine="0" w:firstLineChars="0"/>
+              <w:rPr>
+                <w:rFonts w:ascii="Helvetica" w:hAnsi="Helvetica" w:eastAsia="Helvetica" w:cs="Helvetica"/>
+                <w:i w:val="false"/>
+                <w:b w:val="false"/>
+                <w:u w:val="none"/>
+                <w:sz w:val="22"/>
+                <w:szCs w:val="22"/>
+                <w:color w:val="000000"/>
+              </w:rPr>
+            </w:pPr>
+            <w:r>
+              <w:rPr>
+                <w:rFonts w:ascii="Helvetica" w:hAnsi="Helvetica" w:eastAsia="Helvetica" w:cs="Helvetica"/>
+                <w:i w:val="false"/>
+                <w:b w:val="false"/>
+                <w:u w:val="none"/>
+                <w:sz w:val="22"/>
+                <w:szCs w:val="22"/>
+                <w:color w:val="000000"/>
+              </w:rPr>
+              <w:t xml:space="preserve">0.09, 59.0</w:t>
+            </w:r>
+          </w:p>
+        </w:tc>
+        <w:tc>
+          <w:tcPr>
+            <w:tcBorders>
+              <w:bottom w:val="none" w:sz="0" w:space="0" w:color="000000"/>
+              <w:top w:val="none" w:sz="0" w:space="0" w:color="000000"/>
+              <w:left w:val="none" w:sz="0" w:space="0" w:color="000000"/>
+              <w:right w:val="none" w:sz="0" w:space="0" w:color="000000"/>
+            </w:tcBorders>
+            <w:shd w:val="clear" w:color="auto" w:fill="FFFFFF"/>
+            <w:tcMar>
+              <w:top w:w="0" w:type="dxa"/>
+              <w:bottom w:w="0" w:type="dxa"/>
+              <w:left w:w="0" w:type="dxa"/>
+              <w:right w:w="0" w:type="dxa"/>
+            </w:tcMar>
+            <w:vAlign w:val="top"/>
+          </w:tcPr>
+          <w:p>
+            <w:pPr>
+              <w:pStyle w:val="Normal"/>
+              <w:jc w:val="center"/>
+              <w:pBdr>
+                <w:bottom w:val="none" w:sz="0" w:space="0" w:color="000000"/>
+                <w:top w:val="none" w:sz="0" w:space="0" w:color="000000"/>
+                <w:left w:val="none" w:sz="0" w:space="0" w:color="000000"/>
+                <w:right w:val="none" w:sz="0" w:space="0" w:color="000000"/>
+              </w:pBdr>
+              <w:spacing w:after="100" w:before="100" w:line="240"/>
+              <w:ind w:left="100" w:right="100" w:firstLine="0" w:firstLineChars="0"/>
+              <w:rPr>
+                <w:rFonts w:ascii="Helvetica" w:hAnsi="Helvetica" w:eastAsia="Helvetica" w:cs="Helvetica"/>
+                <w:i w:val="false"/>
+                <w:b w:val="false"/>
+                <w:u w:val="none"/>
+                <w:sz w:val="22"/>
+                <w:szCs w:val="22"/>
+                <w:color w:val="000000"/>
+              </w:rPr>
+            </w:pPr>
+            <w:r>
+              <w:rPr>
+                <w:rFonts w:ascii="Helvetica" w:hAnsi="Helvetica" w:eastAsia="Helvetica" w:cs="Helvetica"/>
+                <w:i w:val="false"/>
+                <w:b w:val="false"/>
+                <w:u w:val="none"/>
+                <w:sz w:val="22"/>
+                <w:szCs w:val="22"/>
+                <w:color w:val="000000"/>
+              </w:rPr>
+              <w:t xml:space="preserve">0.620</w:t>
             </w:r>
           </w:p>
         </w:tc>
@@ -13178,113 +13178,113 @@
                 <w:szCs w:val="22"/>
                 <w:color w:val="000000"/>
               </w:rPr>
-              <w:t xml:space="preserve">0.33</w:t>
-            </w:r>
-          </w:p>
-        </w:tc>
-        <w:tc>
-          <w:tcPr>
-            <w:tcBorders>
-              <w:bottom w:val="none" w:sz="0" w:space="0" w:color="000000"/>
-              <w:top w:val="none" w:sz="0" w:space="0" w:color="000000"/>
-              <w:left w:val="none" w:sz="0" w:space="0" w:color="000000"/>
-              <w:right w:val="none" w:sz="0" w:space="0" w:color="000000"/>
-            </w:tcBorders>
-            <w:shd w:val="clear" w:color="auto" w:fill="FFFFFF"/>
-            <w:tcMar>
-              <w:top w:w="0" w:type="dxa"/>
-              <w:bottom w:w="0" w:type="dxa"/>
-              <w:left w:w="0" w:type="dxa"/>
-              <w:right w:w="0" w:type="dxa"/>
-            </w:tcMar>
-            <w:vAlign w:val="top"/>
-          </w:tcPr>
-          <w:p>
-            <w:pPr>
-              <w:pStyle w:val="Normal"/>
-              <w:jc w:val="center"/>
-              <w:pBdr>
-                <w:bottom w:val="none" w:sz="0" w:space="0" w:color="000000"/>
-                <w:top w:val="none" w:sz="0" w:space="0" w:color="000000"/>
-                <w:left w:val="none" w:sz="0" w:space="0" w:color="000000"/>
-                <w:right w:val="none" w:sz="0" w:space="0" w:color="000000"/>
-              </w:pBdr>
-              <w:spacing w:after="100" w:before="100" w:line="240"/>
-              <w:ind w:left="100" w:right="100" w:firstLine="0" w:firstLineChars="0"/>
-              <w:rPr>
-                <w:rFonts w:ascii="Helvetica" w:hAnsi="Helvetica" w:eastAsia="Helvetica" w:cs="Helvetica"/>
-                <w:i w:val="false"/>
-                <w:b w:val="false"/>
-                <w:u w:val="none"/>
-                <w:sz w:val="22"/>
-                <w:szCs w:val="22"/>
-                <w:color w:val="000000"/>
-              </w:rPr>
-            </w:pPr>
-            <w:r>
-              <w:rPr>
-                <w:rFonts w:ascii="Helvetica" w:hAnsi="Helvetica" w:eastAsia="Helvetica" w:cs="Helvetica"/>
-                <w:i w:val="false"/>
-                <w:b w:val="false"/>
-                <w:u w:val="none"/>
-                <w:sz w:val="22"/>
-                <w:szCs w:val="22"/>
-                <w:color w:val="000000"/>
-              </w:rPr>
-              <w:t xml:space="preserve">0.03, 3.94</w:t>
-            </w:r>
-          </w:p>
-        </w:tc>
-        <w:tc>
-          <w:tcPr>
-            <w:tcBorders>
-              <w:bottom w:val="none" w:sz="0" w:space="0" w:color="000000"/>
-              <w:top w:val="none" w:sz="0" w:space="0" w:color="000000"/>
-              <w:left w:val="none" w:sz="0" w:space="0" w:color="000000"/>
-              <w:right w:val="none" w:sz="0" w:space="0" w:color="000000"/>
-            </w:tcBorders>
-            <w:shd w:val="clear" w:color="auto" w:fill="FFFFFF"/>
-            <w:tcMar>
-              <w:top w:w="0" w:type="dxa"/>
-              <w:bottom w:w="0" w:type="dxa"/>
-              <w:left w:w="0" w:type="dxa"/>
-              <w:right w:w="0" w:type="dxa"/>
-            </w:tcMar>
-            <w:vAlign w:val="top"/>
-          </w:tcPr>
-          <w:p>
-            <w:pPr>
-              <w:pStyle w:val="Normal"/>
-              <w:jc w:val="center"/>
-              <w:pBdr>
-                <w:bottom w:val="none" w:sz="0" w:space="0" w:color="000000"/>
-                <w:top w:val="none" w:sz="0" w:space="0" w:color="000000"/>
-                <w:left w:val="none" w:sz="0" w:space="0" w:color="000000"/>
-                <w:right w:val="none" w:sz="0" w:space="0" w:color="000000"/>
-              </w:pBdr>
-              <w:spacing w:after="100" w:before="100" w:line="240"/>
-              <w:ind w:left="100" w:right="100" w:firstLine="0" w:firstLineChars="0"/>
-              <w:rPr>
-                <w:rFonts w:ascii="Helvetica" w:hAnsi="Helvetica" w:eastAsia="Helvetica" w:cs="Helvetica"/>
-                <w:i w:val="false"/>
-                <w:b w:val="false"/>
-                <w:u w:val="none"/>
-                <w:sz w:val="22"/>
-                <w:szCs w:val="22"/>
-                <w:color w:val="000000"/>
-              </w:rPr>
-            </w:pPr>
-            <w:r>
-              <w:rPr>
-                <w:rFonts w:ascii="Helvetica" w:hAnsi="Helvetica" w:eastAsia="Helvetica" w:cs="Helvetica"/>
-                <w:i w:val="false"/>
-                <w:b w:val="false"/>
-                <w:u w:val="none"/>
-                <w:sz w:val="22"/>
-                <w:szCs w:val="22"/>
-                <w:color w:val="000000"/>
-              </w:rPr>
-              <w:t xml:space="preserve">0.380</w:t>
+              <w:t xml:space="preserve">0.37</w:t>
+            </w:r>
+          </w:p>
+        </w:tc>
+        <w:tc>
+          <w:tcPr>
+            <w:tcBorders>
+              <w:bottom w:val="none" w:sz="0" w:space="0" w:color="000000"/>
+              <w:top w:val="none" w:sz="0" w:space="0" w:color="000000"/>
+              <w:left w:val="none" w:sz="0" w:space="0" w:color="000000"/>
+              <w:right w:val="none" w:sz="0" w:space="0" w:color="000000"/>
+            </w:tcBorders>
+            <w:shd w:val="clear" w:color="auto" w:fill="FFFFFF"/>
+            <w:tcMar>
+              <w:top w:w="0" w:type="dxa"/>
+              <w:bottom w:w="0" w:type="dxa"/>
+              <w:left w:w="0" w:type="dxa"/>
+              <w:right w:w="0" w:type="dxa"/>
+            </w:tcMar>
+            <w:vAlign w:val="top"/>
+          </w:tcPr>
+          <w:p>
+            <w:pPr>
+              <w:pStyle w:val="Normal"/>
+              <w:jc w:val="center"/>
+              <w:pBdr>
+                <w:bottom w:val="none" w:sz="0" w:space="0" w:color="000000"/>
+                <w:top w:val="none" w:sz="0" w:space="0" w:color="000000"/>
+                <w:left w:val="none" w:sz="0" w:space="0" w:color="000000"/>
+                <w:right w:val="none" w:sz="0" w:space="0" w:color="000000"/>
+              </w:pBdr>
+              <w:spacing w:after="100" w:before="100" w:line="240"/>
+              <w:ind w:left="100" w:right="100" w:firstLine="0" w:firstLineChars="0"/>
+              <w:rPr>
+                <w:rFonts w:ascii="Helvetica" w:hAnsi="Helvetica" w:eastAsia="Helvetica" w:cs="Helvetica"/>
+                <w:i w:val="false"/>
+                <w:b w:val="false"/>
+                <w:u w:val="none"/>
+                <w:sz w:val="22"/>
+                <w:szCs w:val="22"/>
+                <w:color w:val="000000"/>
+              </w:rPr>
+            </w:pPr>
+            <w:r>
+              <w:rPr>
+                <w:rFonts w:ascii="Helvetica" w:hAnsi="Helvetica" w:eastAsia="Helvetica" w:cs="Helvetica"/>
+                <w:i w:val="false"/>
+                <w:b w:val="false"/>
+                <w:u w:val="none"/>
+                <w:sz w:val="22"/>
+                <w:szCs w:val="22"/>
+                <w:color w:val="000000"/>
+              </w:rPr>
+              <w:t xml:space="preserve">0.03, 4.42</w:t>
+            </w:r>
+          </w:p>
+        </w:tc>
+        <w:tc>
+          <w:tcPr>
+            <w:tcBorders>
+              <w:bottom w:val="none" w:sz="0" w:space="0" w:color="000000"/>
+              <w:top w:val="none" w:sz="0" w:space="0" w:color="000000"/>
+              <w:left w:val="none" w:sz="0" w:space="0" w:color="000000"/>
+              <w:right w:val="none" w:sz="0" w:space="0" w:color="000000"/>
+            </w:tcBorders>
+            <w:shd w:val="clear" w:color="auto" w:fill="FFFFFF"/>
+            <w:tcMar>
+              <w:top w:w="0" w:type="dxa"/>
+              <w:bottom w:w="0" w:type="dxa"/>
+              <w:left w:w="0" w:type="dxa"/>
+              <w:right w:w="0" w:type="dxa"/>
+            </w:tcMar>
+            <w:vAlign w:val="top"/>
+          </w:tcPr>
+          <w:p>
+            <w:pPr>
+              <w:pStyle w:val="Normal"/>
+              <w:jc w:val="center"/>
+              <w:pBdr>
+                <w:bottom w:val="none" w:sz="0" w:space="0" w:color="000000"/>
+                <w:top w:val="none" w:sz="0" w:space="0" w:color="000000"/>
+                <w:left w:val="none" w:sz="0" w:space="0" w:color="000000"/>
+                <w:right w:val="none" w:sz="0" w:space="0" w:color="000000"/>
+              </w:pBdr>
+              <w:spacing w:after="100" w:before="100" w:line="240"/>
+              <w:ind w:left="100" w:right="100" w:firstLine="0" w:firstLineChars="0"/>
+              <w:rPr>
+                <w:rFonts w:ascii="Helvetica" w:hAnsi="Helvetica" w:eastAsia="Helvetica" w:cs="Helvetica"/>
+                <w:i w:val="false"/>
+                <w:b w:val="false"/>
+                <w:u w:val="none"/>
+                <w:sz w:val="22"/>
+                <w:szCs w:val="22"/>
+                <w:color w:val="000000"/>
+              </w:rPr>
+            </w:pPr>
+            <w:r>
+              <w:rPr>
+                <w:rFonts w:ascii="Helvetica" w:hAnsi="Helvetica" w:eastAsia="Helvetica" w:cs="Helvetica"/>
+                <w:i w:val="false"/>
+                <w:b w:val="false"/>
+                <w:u w:val="none"/>
+                <w:sz w:val="22"/>
+                <w:szCs w:val="22"/>
+                <w:color w:val="000000"/>
+              </w:rPr>
+              <w:t xml:space="preserve">0.430</w:t>
             </w:r>
           </w:p>
         </w:tc>
@@ -13714,60 +13714,60 @@
                 <w:szCs w:val="22"/>
                 <w:color w:val="000000"/>
               </w:rPr>
-              <w:t xml:space="preserve">0.96, 1.08</w:t>
-            </w:r>
-          </w:p>
-        </w:tc>
-        <w:tc>
-          <w:tcPr>
-            <w:tcBorders>
-              <w:bottom w:val="none" w:sz="0" w:space="0" w:color="000000"/>
-              <w:top w:val="none" w:sz="0" w:space="0" w:color="000000"/>
-              <w:left w:val="none" w:sz="0" w:space="0" w:color="000000"/>
-              <w:right w:val="none" w:sz="0" w:space="0" w:color="000000"/>
-            </w:tcBorders>
-            <w:shd w:val="clear" w:color="auto" w:fill="FFFFFF"/>
-            <w:tcMar>
-              <w:top w:w="0" w:type="dxa"/>
-              <w:bottom w:w="0" w:type="dxa"/>
-              <w:left w:w="0" w:type="dxa"/>
-              <w:right w:w="0" w:type="dxa"/>
-            </w:tcMar>
-            <w:vAlign w:val="top"/>
-          </w:tcPr>
-          <w:p>
-            <w:pPr>
-              <w:pStyle w:val="Normal"/>
-              <w:jc w:val="center"/>
-              <w:pBdr>
-                <w:bottom w:val="none" w:sz="0" w:space="0" w:color="000000"/>
-                <w:top w:val="none" w:sz="0" w:space="0" w:color="000000"/>
-                <w:left w:val="none" w:sz="0" w:space="0" w:color="000000"/>
-                <w:right w:val="none" w:sz="0" w:space="0" w:color="000000"/>
-              </w:pBdr>
-              <w:spacing w:after="100" w:before="100" w:line="240"/>
-              <w:ind w:left="100" w:right="100" w:firstLine="0" w:firstLineChars="0"/>
-              <w:rPr>
-                <w:rFonts w:ascii="Helvetica" w:hAnsi="Helvetica" w:eastAsia="Helvetica" w:cs="Helvetica"/>
-                <w:i w:val="false"/>
-                <w:b w:val="false"/>
-                <w:u w:val="none"/>
-                <w:sz w:val="22"/>
-                <w:szCs w:val="22"/>
-                <w:color w:val="000000"/>
-              </w:rPr>
-            </w:pPr>
-            <w:r>
-              <w:rPr>
-                <w:rFonts w:ascii="Helvetica" w:hAnsi="Helvetica" w:eastAsia="Helvetica" w:cs="Helvetica"/>
-                <w:i w:val="false"/>
-                <w:b w:val="false"/>
-                <w:u w:val="none"/>
-                <w:sz w:val="22"/>
-                <w:szCs w:val="22"/>
-                <w:color w:val="000000"/>
-              </w:rPr>
-              <w:t xml:space="preserve">0.470</w:t>
+              <w:t xml:space="preserve">0.97, 1.08</w:t>
+            </w:r>
+          </w:p>
+        </w:tc>
+        <w:tc>
+          <w:tcPr>
+            <w:tcBorders>
+              <w:bottom w:val="none" w:sz="0" w:space="0" w:color="000000"/>
+              <w:top w:val="none" w:sz="0" w:space="0" w:color="000000"/>
+              <w:left w:val="none" w:sz="0" w:space="0" w:color="000000"/>
+              <w:right w:val="none" w:sz="0" w:space="0" w:color="000000"/>
+            </w:tcBorders>
+            <w:shd w:val="clear" w:color="auto" w:fill="FFFFFF"/>
+            <w:tcMar>
+              <w:top w:w="0" w:type="dxa"/>
+              <w:bottom w:w="0" w:type="dxa"/>
+              <w:left w:w="0" w:type="dxa"/>
+              <w:right w:w="0" w:type="dxa"/>
+            </w:tcMar>
+            <w:vAlign w:val="top"/>
+          </w:tcPr>
+          <w:p>
+            <w:pPr>
+              <w:pStyle w:val="Normal"/>
+              <w:jc w:val="center"/>
+              <w:pBdr>
+                <w:bottom w:val="none" w:sz="0" w:space="0" w:color="000000"/>
+                <w:top w:val="none" w:sz="0" w:space="0" w:color="000000"/>
+                <w:left w:val="none" w:sz="0" w:space="0" w:color="000000"/>
+                <w:right w:val="none" w:sz="0" w:space="0" w:color="000000"/>
+              </w:pBdr>
+              <w:spacing w:after="100" w:before="100" w:line="240"/>
+              <w:ind w:left="100" w:right="100" w:firstLine="0" w:firstLineChars="0"/>
+              <w:rPr>
+                <w:rFonts w:ascii="Helvetica" w:hAnsi="Helvetica" w:eastAsia="Helvetica" w:cs="Helvetica"/>
+                <w:i w:val="false"/>
+                <w:b w:val="false"/>
+                <w:u w:val="none"/>
+                <w:sz w:val="22"/>
+                <w:szCs w:val="22"/>
+                <w:color w:val="000000"/>
+              </w:rPr>
+            </w:pPr>
+            <w:r>
+              <w:rPr>
+                <w:rFonts w:ascii="Helvetica" w:hAnsi="Helvetica" w:eastAsia="Helvetica" w:cs="Helvetica"/>
+                <w:i w:val="false"/>
+                <w:b w:val="false"/>
+                <w:u w:val="none"/>
+                <w:sz w:val="22"/>
+                <w:szCs w:val="22"/>
+                <w:color w:val="000000"/>
+              </w:rPr>
+              <w:t xml:space="preserve">0.400</w:t>
             </w:r>
           </w:p>
         </w:tc>
@@ -14197,60 +14197,60 @@
                 <w:szCs w:val="22"/>
                 <w:color w:val="000000"/>
               </w:rPr>
-              <w:t xml:space="preserve">0.15, 2.28</w:t>
-            </w:r>
-          </w:p>
-        </w:tc>
-        <w:tc>
-          <w:tcPr>
-            <w:tcBorders>
-              <w:bottom w:val="none" w:sz="0" w:space="0" w:color="000000"/>
-              <w:top w:val="none" w:sz="0" w:space="0" w:color="000000"/>
-              <w:left w:val="none" w:sz="0" w:space="0" w:color="000000"/>
-              <w:right w:val="none" w:sz="0" w:space="0" w:color="000000"/>
-            </w:tcBorders>
-            <w:shd w:val="clear" w:color="auto" w:fill="FFFFFF"/>
-            <w:tcMar>
-              <w:top w:w="0" w:type="dxa"/>
-              <w:bottom w:w="0" w:type="dxa"/>
-              <w:left w:w="0" w:type="dxa"/>
-              <w:right w:w="0" w:type="dxa"/>
-            </w:tcMar>
-            <w:vAlign w:val="top"/>
-          </w:tcPr>
-          <w:p>
-            <w:pPr>
-              <w:pStyle w:val="Normal"/>
-              <w:jc w:val="center"/>
-              <w:pBdr>
-                <w:bottom w:val="none" w:sz="0" w:space="0" w:color="000000"/>
-                <w:top w:val="none" w:sz="0" w:space="0" w:color="000000"/>
-                <w:left w:val="none" w:sz="0" w:space="0" w:color="000000"/>
-                <w:right w:val="none" w:sz="0" w:space="0" w:color="000000"/>
-              </w:pBdr>
-              <w:spacing w:after="100" w:before="100" w:line="240"/>
-              <w:ind w:left="100" w:right="100" w:firstLine="0" w:firstLineChars="0"/>
-              <w:rPr>
-                <w:rFonts w:ascii="Helvetica" w:hAnsi="Helvetica" w:eastAsia="Helvetica" w:cs="Helvetica"/>
-                <w:i w:val="false"/>
-                <w:b w:val="false"/>
-                <w:u w:val="none"/>
-                <w:sz w:val="22"/>
-                <w:szCs w:val="22"/>
-                <w:color w:val="000000"/>
-              </w:rPr>
-            </w:pPr>
-            <w:r>
-              <w:rPr>
-                <w:rFonts w:ascii="Helvetica" w:hAnsi="Helvetica" w:eastAsia="Helvetica" w:cs="Helvetica"/>
-                <w:i w:val="false"/>
-                <w:b w:val="false"/>
-                <w:u w:val="none"/>
-                <w:sz w:val="22"/>
-                <w:szCs w:val="22"/>
-                <w:color w:val="000000"/>
-              </w:rPr>
-              <w:t xml:space="preserve">0.450</w:t>
+              <w:t xml:space="preserve">0.16, 2.22</w:t>
+            </w:r>
+          </w:p>
+        </w:tc>
+        <w:tc>
+          <w:tcPr>
+            <w:tcBorders>
+              <w:bottom w:val="none" w:sz="0" w:space="0" w:color="000000"/>
+              <w:top w:val="none" w:sz="0" w:space="0" w:color="000000"/>
+              <w:left w:val="none" w:sz="0" w:space="0" w:color="000000"/>
+              <w:right w:val="none" w:sz="0" w:space="0" w:color="000000"/>
+            </w:tcBorders>
+            <w:shd w:val="clear" w:color="auto" w:fill="FFFFFF"/>
+            <w:tcMar>
+              <w:top w:w="0" w:type="dxa"/>
+              <w:bottom w:w="0" w:type="dxa"/>
+              <w:left w:w="0" w:type="dxa"/>
+              <w:right w:w="0" w:type="dxa"/>
+            </w:tcMar>
+            <w:vAlign w:val="top"/>
+          </w:tcPr>
+          <w:p>
+            <w:pPr>
+              <w:pStyle w:val="Normal"/>
+              <w:jc w:val="center"/>
+              <w:pBdr>
+                <w:bottom w:val="none" w:sz="0" w:space="0" w:color="000000"/>
+                <w:top w:val="none" w:sz="0" w:space="0" w:color="000000"/>
+                <w:left w:val="none" w:sz="0" w:space="0" w:color="000000"/>
+                <w:right w:val="none" w:sz="0" w:space="0" w:color="000000"/>
+              </w:pBdr>
+              <w:spacing w:after="100" w:before="100" w:line="240"/>
+              <w:ind w:left="100" w:right="100" w:firstLine="0" w:firstLineChars="0"/>
+              <w:rPr>
+                <w:rFonts w:ascii="Helvetica" w:hAnsi="Helvetica" w:eastAsia="Helvetica" w:cs="Helvetica"/>
+                <w:i w:val="false"/>
+                <w:b w:val="false"/>
+                <w:u w:val="none"/>
+                <w:sz w:val="22"/>
+                <w:szCs w:val="22"/>
+                <w:color w:val="000000"/>
+              </w:rPr>
+            </w:pPr>
+            <w:r>
+              <w:rPr>
+                <w:rFonts w:ascii="Helvetica" w:hAnsi="Helvetica" w:eastAsia="Helvetica" w:cs="Helvetica"/>
+                <w:i w:val="false"/>
+                <w:b w:val="false"/>
+                <w:u w:val="none"/>
+                <w:sz w:val="22"/>
+                <w:szCs w:val="22"/>
+                <w:color w:val="000000"/>
+              </w:rPr>
+              <w:t xml:space="preserve">0.440</w:t>
             </w:r>
           </w:p>
         </w:tc>
@@ -14627,113 +14627,113 @@
                 <w:szCs w:val="22"/>
                 <w:color w:val="000000"/>
               </w:rPr>
-              <w:t xml:space="preserve">0.50</w:t>
-            </w:r>
-          </w:p>
-        </w:tc>
-        <w:tc>
-          <w:tcPr>
-            <w:tcBorders>
-              <w:bottom w:val="none" w:sz="0" w:space="0" w:color="000000"/>
-              <w:top w:val="none" w:sz="0" w:space="0" w:color="000000"/>
-              <w:left w:val="none" w:sz="0" w:space="0" w:color="000000"/>
-              <w:right w:val="none" w:sz="0" w:space="0" w:color="000000"/>
-            </w:tcBorders>
-            <w:shd w:val="clear" w:color="auto" w:fill="FFFFFF"/>
-            <w:tcMar>
-              <w:top w:w="0" w:type="dxa"/>
-              <w:bottom w:w="0" w:type="dxa"/>
-              <w:left w:w="0" w:type="dxa"/>
-              <w:right w:w="0" w:type="dxa"/>
-            </w:tcMar>
-            <w:vAlign w:val="top"/>
-          </w:tcPr>
-          <w:p>
-            <w:pPr>
-              <w:pStyle w:val="Normal"/>
-              <w:jc w:val="center"/>
-              <w:pBdr>
-                <w:bottom w:val="none" w:sz="0" w:space="0" w:color="000000"/>
-                <w:top w:val="none" w:sz="0" w:space="0" w:color="000000"/>
-                <w:left w:val="none" w:sz="0" w:space="0" w:color="000000"/>
-                <w:right w:val="none" w:sz="0" w:space="0" w:color="000000"/>
-              </w:pBdr>
-              <w:spacing w:after="100" w:before="100" w:line="240"/>
-              <w:ind w:left="100" w:right="100" w:firstLine="0" w:firstLineChars="0"/>
-              <w:rPr>
-                <w:rFonts w:ascii="Helvetica" w:hAnsi="Helvetica" w:eastAsia="Helvetica" w:cs="Helvetica"/>
-                <w:i w:val="false"/>
-                <w:b w:val="false"/>
-                <w:u w:val="none"/>
-                <w:sz w:val="22"/>
-                <w:szCs w:val="22"/>
-                <w:color w:val="000000"/>
-              </w:rPr>
-            </w:pPr>
-            <w:r>
-              <w:rPr>
-                <w:rFonts w:ascii="Helvetica" w:hAnsi="Helvetica" w:eastAsia="Helvetica" w:cs="Helvetica"/>
-                <w:i w:val="false"/>
-                <w:b w:val="false"/>
-                <w:u w:val="none"/>
-                <w:sz w:val="22"/>
-                <w:szCs w:val="22"/>
-                <w:color w:val="000000"/>
-              </w:rPr>
-              <w:t xml:space="preserve">0.14, 1.74</w:t>
-            </w:r>
-          </w:p>
-        </w:tc>
-        <w:tc>
-          <w:tcPr>
-            <w:tcBorders>
-              <w:bottom w:val="none" w:sz="0" w:space="0" w:color="000000"/>
-              <w:top w:val="none" w:sz="0" w:space="0" w:color="000000"/>
-              <w:left w:val="none" w:sz="0" w:space="0" w:color="000000"/>
-              <w:right w:val="none" w:sz="0" w:space="0" w:color="000000"/>
-            </w:tcBorders>
-            <w:shd w:val="clear" w:color="auto" w:fill="FFFFFF"/>
-            <w:tcMar>
-              <w:top w:w="0" w:type="dxa"/>
-              <w:bottom w:w="0" w:type="dxa"/>
-              <w:left w:w="0" w:type="dxa"/>
-              <w:right w:w="0" w:type="dxa"/>
-            </w:tcMar>
-            <w:vAlign w:val="top"/>
-          </w:tcPr>
-          <w:p>
-            <w:pPr>
-              <w:pStyle w:val="Normal"/>
-              <w:jc w:val="center"/>
-              <w:pBdr>
-                <w:bottom w:val="none" w:sz="0" w:space="0" w:color="000000"/>
-                <w:top w:val="none" w:sz="0" w:space="0" w:color="000000"/>
-                <w:left w:val="none" w:sz="0" w:space="0" w:color="000000"/>
-                <w:right w:val="none" w:sz="0" w:space="0" w:color="000000"/>
-              </w:pBdr>
-              <w:spacing w:after="100" w:before="100" w:line="240"/>
-              <w:ind w:left="100" w:right="100" w:firstLine="0" w:firstLineChars="0"/>
-              <w:rPr>
-                <w:rFonts w:ascii="Helvetica" w:hAnsi="Helvetica" w:eastAsia="Helvetica" w:cs="Helvetica"/>
-                <w:i w:val="false"/>
-                <w:b w:val="false"/>
-                <w:u w:val="none"/>
-                <w:sz w:val="22"/>
-                <w:szCs w:val="22"/>
-                <w:color w:val="000000"/>
-              </w:rPr>
-            </w:pPr>
-            <w:r>
-              <w:rPr>
-                <w:rFonts w:ascii="Helvetica" w:hAnsi="Helvetica" w:eastAsia="Helvetica" w:cs="Helvetica"/>
-                <w:i w:val="false"/>
-                <w:b w:val="false"/>
-                <w:u w:val="none"/>
-                <w:sz w:val="22"/>
-                <w:szCs w:val="22"/>
-                <w:color w:val="000000"/>
-              </w:rPr>
-              <w:t xml:space="preserve">0.280</w:t>
+              <w:t xml:space="preserve">0.46</w:t>
+            </w:r>
+          </w:p>
+        </w:tc>
+        <w:tc>
+          <w:tcPr>
+            <w:tcBorders>
+              <w:bottom w:val="none" w:sz="0" w:space="0" w:color="000000"/>
+              <w:top w:val="none" w:sz="0" w:space="0" w:color="000000"/>
+              <w:left w:val="none" w:sz="0" w:space="0" w:color="000000"/>
+              <w:right w:val="none" w:sz="0" w:space="0" w:color="000000"/>
+            </w:tcBorders>
+            <w:shd w:val="clear" w:color="auto" w:fill="FFFFFF"/>
+            <w:tcMar>
+              <w:top w:w="0" w:type="dxa"/>
+              <w:bottom w:w="0" w:type="dxa"/>
+              <w:left w:w="0" w:type="dxa"/>
+              <w:right w:w="0" w:type="dxa"/>
+            </w:tcMar>
+            <w:vAlign w:val="top"/>
+          </w:tcPr>
+          <w:p>
+            <w:pPr>
+              <w:pStyle w:val="Normal"/>
+              <w:jc w:val="center"/>
+              <w:pBdr>
+                <w:bottom w:val="none" w:sz="0" w:space="0" w:color="000000"/>
+                <w:top w:val="none" w:sz="0" w:space="0" w:color="000000"/>
+                <w:left w:val="none" w:sz="0" w:space="0" w:color="000000"/>
+                <w:right w:val="none" w:sz="0" w:space="0" w:color="000000"/>
+              </w:pBdr>
+              <w:spacing w:after="100" w:before="100" w:line="240"/>
+              <w:ind w:left="100" w:right="100" w:firstLine="0" w:firstLineChars="0"/>
+              <w:rPr>
+                <w:rFonts w:ascii="Helvetica" w:hAnsi="Helvetica" w:eastAsia="Helvetica" w:cs="Helvetica"/>
+                <w:i w:val="false"/>
+                <w:b w:val="false"/>
+                <w:u w:val="none"/>
+                <w:sz w:val="22"/>
+                <w:szCs w:val="22"/>
+                <w:color w:val="000000"/>
+              </w:rPr>
+            </w:pPr>
+            <w:r>
+              <w:rPr>
+                <w:rFonts w:ascii="Helvetica" w:hAnsi="Helvetica" w:eastAsia="Helvetica" w:cs="Helvetica"/>
+                <w:i w:val="false"/>
+                <w:b w:val="false"/>
+                <w:u w:val="none"/>
+                <w:sz w:val="22"/>
+                <w:szCs w:val="22"/>
+                <w:color w:val="000000"/>
+              </w:rPr>
+              <w:t xml:space="preserve">0.13, 1.62</w:t>
+            </w:r>
+          </w:p>
+        </w:tc>
+        <w:tc>
+          <w:tcPr>
+            <w:tcBorders>
+              <w:bottom w:val="none" w:sz="0" w:space="0" w:color="000000"/>
+              <w:top w:val="none" w:sz="0" w:space="0" w:color="000000"/>
+              <w:left w:val="none" w:sz="0" w:space="0" w:color="000000"/>
+              <w:right w:val="none" w:sz="0" w:space="0" w:color="000000"/>
+            </w:tcBorders>
+            <w:shd w:val="clear" w:color="auto" w:fill="FFFFFF"/>
+            <w:tcMar>
+              <w:top w:w="0" w:type="dxa"/>
+              <w:bottom w:w="0" w:type="dxa"/>
+              <w:left w:w="0" w:type="dxa"/>
+              <w:right w:w="0" w:type="dxa"/>
+            </w:tcMar>
+            <w:vAlign w:val="top"/>
+          </w:tcPr>
+          <w:p>
+            <w:pPr>
+              <w:pStyle w:val="Normal"/>
+              <w:jc w:val="center"/>
+              <w:pBdr>
+                <w:bottom w:val="none" w:sz="0" w:space="0" w:color="000000"/>
+                <w:top w:val="none" w:sz="0" w:space="0" w:color="000000"/>
+                <w:left w:val="none" w:sz="0" w:space="0" w:color="000000"/>
+                <w:right w:val="none" w:sz="0" w:space="0" w:color="000000"/>
+              </w:pBdr>
+              <w:spacing w:after="100" w:before="100" w:line="240"/>
+              <w:ind w:left="100" w:right="100" w:firstLine="0" w:firstLineChars="0"/>
+              <w:rPr>
+                <w:rFonts w:ascii="Helvetica" w:hAnsi="Helvetica" w:eastAsia="Helvetica" w:cs="Helvetica"/>
+                <w:i w:val="false"/>
+                <w:b w:val="false"/>
+                <w:u w:val="none"/>
+                <w:sz w:val="22"/>
+                <w:szCs w:val="22"/>
+                <w:color w:val="000000"/>
+              </w:rPr>
+            </w:pPr>
+            <w:r>
+              <w:rPr>
+                <w:rFonts w:ascii="Helvetica" w:hAnsi="Helvetica" w:eastAsia="Helvetica" w:cs="Helvetica"/>
+                <w:i w:val="false"/>
+                <w:b w:val="false"/>
+                <w:u w:val="none"/>
+                <w:sz w:val="22"/>
+                <w:szCs w:val="22"/>
+                <w:color w:val="000000"/>
+              </w:rPr>
+              <w:t xml:space="preserve">0.230</w:t>
             </w:r>
           </w:p>
         </w:tc>
@@ -14792,7 +14792,7 @@
                 <w:szCs w:val="22"/>
                 <w:color w:val="000000"/>
               </w:rPr>
-              <w:t xml:space="preserve">ckd_epi_gfr_cre_cys</w:t>
+              <w:t xml:space="preserve">baseline_cre_egfr</w:t>
             </w:r>
           </w:p>
         </w:tc>
@@ -14898,7 +14898,7 @@
                 <w:szCs w:val="22"/>
                 <w:color w:val="000000"/>
               </w:rPr>
-              <w:t xml:space="preserve">0.98</w:t>
+              <w:t xml:space="preserve">0.97</w:t>
             </w:r>
           </w:p>
         </w:tc>
@@ -14951,7 +14951,7 @@
                 <w:szCs w:val="22"/>
                 <w:color w:val="000000"/>
               </w:rPr>
-              <w:t xml:space="preserve">0.96, 1.00</w:t>
+              <w:t xml:space="preserve">0.95, 1.00</w:t>
             </w:r>
           </w:p>
         </w:tc>
@@ -15004,7 +15004,7 @@
                 <w:szCs w:val="22"/>
                 <w:color w:val="000000"/>
               </w:rPr>
-              <w:t xml:space="preserve">0.092</w:t>
+              <w:t xml:space="preserve">0.052</w:t>
             </w:r>
           </w:p>
         </w:tc>
@@ -15110,7 +15110,7 @@
                 <w:szCs w:val="22"/>
                 <w:color w:val="000000"/>
               </w:rPr>
-              <w:t xml:space="preserve">0.98</w:t>
+              <w:t xml:space="preserve">0.97</w:t>
             </w:r>
           </w:p>
         </w:tc>
@@ -15216,7 +15216,7 @@
                 <w:szCs w:val="22"/>
                 <w:color w:val="000000"/>
               </w:rPr>
-              <w:t xml:space="preserve">0.230</w:t>
+              <w:t xml:space="preserve">0.120</w:t>
             </w:r>
           </w:p>
         </w:tc>
